--- a/documentation/Informe del trabajo.docx
+++ b/documentation/Informe del trabajo.docx
@@ -4,7 +4,7 @@
   <w:body>
     <w:p>
       <w:pPr>
-        <w:pStyle w:val="Ttulo"/>
+        <w:pStyle w:val="Title"/>
         <w:rPr>
           <w:rFonts w:ascii="Book Antiqua" w:hAnsi="Book Antiqua"/>
           <w:sz w:val="28"/>
@@ -224,7 +224,7 @@
           <w:sz w:val="32"/>
           <w:szCs w:val="32"/>
         </w:rPr>
-        <w:t>Antonio Urbano Murillo</w:t>
+        <w:t>Alberto Rodríguez Vicente</w:t>
       </w:r>
     </w:p>
     <w:p>
@@ -243,7 +243,7 @@
           <w:sz w:val="32"/>
           <w:szCs w:val="32"/>
         </w:rPr>
-        <w:t>Pablo Romero Teruel</w:t>
+        <w:t>Antonio Urbano Murillo</w:t>
       </w:r>
     </w:p>
     <w:p>
@@ -262,10 +262,9 @@
           <w:sz w:val="32"/>
           <w:szCs w:val="32"/>
         </w:rPr>
-        <w:t>Alberto Rodríguez Vicente</w:t>
-      </w:r>
-    </w:p>
-    <w:p/>
+        <w:t>Pablo Romero Teruel</w:t>
+      </w:r>
+    </w:p>
     <w:p>
       <w:pPr>
         <w:rPr>
@@ -316,21 +315,22 @@
     <w:p/>
     <w:p>
       <w:pPr>
-        <w:pStyle w:val="TDC1"/>
+        <w:pStyle w:val="TOC2"/>
         <w:tabs>
           <w:tab w:val="right" w:leader="dot" w:pos="8494"/>
         </w:tabs>
         <w:rPr>
           <w:rFonts w:asciiTheme="minorHAnsi" w:eastAsiaTheme="minorEastAsia" w:hAnsiTheme="minorHAnsi" w:cstheme="minorBidi"/>
-          <w:b w:val="0"/>
           <w:smallCaps w:val="0"/>
           <w:kern w:val="2"/>
           <w:sz w:val="24"/>
+          <w:lang w:val="en-US" w:eastAsia="en-US"/>
           <w14:ligatures w14:val="standardContextual"/>
         </w:rPr>
       </w:pPr>
       <w:r>
         <w:rPr>
+          <w:b/>
           <w:smallCaps w:val="0"/>
           <w:sz w:val="28"/>
         </w:rPr>
@@ -338,24 +338,26 @@
       </w:r>
       <w:r>
         <w:rPr>
+          <w:b/>
           <w:smallCaps w:val="0"/>
           <w:sz w:val="28"/>
         </w:rPr>
-        <w:instrText xml:space="preserve"> TOC \o "2-4" \h \z \t "Título 1;1" </w:instrText>
-      </w:r>
-      <w:r>
-        <w:rPr>
+        <w:instrText xml:space="preserve"> TOC \o "2-4" \f \h \z \u </w:instrText>
+      </w:r>
+      <w:r>
+        <w:rPr>
+          <w:b/>
           <w:smallCaps w:val="0"/>
           <w:sz w:val="28"/>
         </w:rPr>
         <w:fldChar w:fldCharType="separate"/>
       </w:r>
-      <w:hyperlink w:anchor="_Toc224062350" w:history="1">
+      <w:hyperlink w:anchor="_Toc224321740" w:history="1">
         <w:r>
           <w:rPr>
-            <w:rStyle w:val="Hipervnculo"/>
+            <w:rStyle w:val="Hyperlink"/>
           </w:rPr>
-          <w:t>1. Introducción</w:t>
+          <w:t>1.1. Distribución en las celdas 01 y 10.</w:t>
         </w:r>
         <w:r>
           <w:rPr>
@@ -373,72 +375,7 @@
           <w:rPr>
             <w:webHidden/>
           </w:rPr>
-          <w:instrText xml:space="preserve"> PAGEREF _Toc224062350 \h </w:instrText>
-        </w:r>
-        <w:r>
-          <w:rPr>
-            <w:webHidden/>
-          </w:rPr>
-        </w:r>
-        <w:r>
-          <w:rPr>
-            <w:webHidden/>
-          </w:rPr>
-          <w:fldChar w:fldCharType="separate"/>
-        </w:r>
-        <w:r>
-          <w:rPr>
-            <w:webHidden/>
-          </w:rPr>
-          <w:t>3</w:t>
-        </w:r>
-        <w:r>
-          <w:rPr>
-            <w:webHidden/>
-          </w:rPr>
-          <w:fldChar w:fldCharType="end"/>
-        </w:r>
-      </w:hyperlink>
-    </w:p>
-    <w:p>
-      <w:pPr>
-        <w:pStyle w:val="TDC1"/>
-        <w:tabs>
-          <w:tab w:val="right" w:leader="dot" w:pos="8494"/>
-        </w:tabs>
-        <w:rPr>
-          <w:rFonts w:asciiTheme="minorHAnsi" w:eastAsiaTheme="minorEastAsia" w:hAnsiTheme="minorHAnsi" w:cstheme="minorBidi"/>
-          <w:b w:val="0"/>
-          <w:smallCaps w:val="0"/>
-          <w:kern w:val="2"/>
-          <w:sz w:val="24"/>
-          <w14:ligatures w14:val="standardContextual"/>
-        </w:rPr>
-      </w:pPr>
-      <w:hyperlink w:anchor="_Toc224062351" w:history="1">
-        <w:r>
-          <w:rPr>
-            <w:rStyle w:val="Hipervnculo"/>
-          </w:rPr>
-          <w:t>2. Otro apartado</w:t>
-        </w:r>
-        <w:r>
-          <w:rPr>
-            <w:webHidden/>
-          </w:rPr>
-          <w:tab/>
-        </w:r>
-        <w:r>
-          <w:rPr>
-            <w:webHidden/>
-          </w:rPr>
-          <w:fldChar w:fldCharType="begin"/>
-        </w:r>
-        <w:r>
-          <w:rPr>
-            <w:webHidden/>
-          </w:rPr>
-          <w:instrText xml:space="preserve"> PAGEREF _Toc224062351 \h </w:instrText>
+          <w:instrText xml:space="preserve"> PAGEREF _Toc224321740 \h </w:instrText>
         </w:r>
         <w:r>
           <w:rPr>
@@ -467,7 +404,7 @@
     </w:p>
     <w:p>
       <w:pPr>
-        <w:pStyle w:val="TDC2"/>
+        <w:pStyle w:val="TOC2"/>
         <w:tabs>
           <w:tab w:val="right" w:leader="dot" w:pos="8494"/>
         </w:tabs>
@@ -476,15 +413,16 @@
           <w:smallCaps w:val="0"/>
           <w:kern w:val="2"/>
           <w:sz w:val="24"/>
+          <w:lang w:val="en-US" w:eastAsia="en-US"/>
           <w14:ligatures w14:val="standardContextual"/>
         </w:rPr>
       </w:pPr>
-      <w:hyperlink w:anchor="_Toc224062352" w:history="1">
+      <w:hyperlink w:anchor="_Toc224321741" w:history="1">
         <w:r>
           <w:rPr>
-            <w:rStyle w:val="Hipervnculo"/>
+            <w:rStyle w:val="Hyperlink"/>
           </w:rPr>
-          <w:t>2.1. xxxxxxxxxxxxx</w:t>
+          <w:t>1.2. Cambios según día de la semana, mes y año.</w:t>
         </w:r>
         <w:r>
           <w:rPr>
@@ -502,391 +440,7 @@
           <w:rPr>
             <w:webHidden/>
           </w:rPr>
-          <w:instrText xml:space="preserve"> PAGEREF _Toc224062352 \h </w:instrText>
-        </w:r>
-        <w:r>
-          <w:rPr>
-            <w:webHidden/>
-          </w:rPr>
-        </w:r>
-        <w:r>
-          <w:rPr>
-            <w:webHidden/>
-          </w:rPr>
-          <w:fldChar w:fldCharType="separate"/>
-        </w:r>
-        <w:r>
-          <w:rPr>
-            <w:webHidden/>
-          </w:rPr>
-          <w:t>4</w:t>
-        </w:r>
-        <w:r>
-          <w:rPr>
-            <w:webHidden/>
-          </w:rPr>
-          <w:fldChar w:fldCharType="end"/>
-        </w:r>
-      </w:hyperlink>
-    </w:p>
-    <w:p>
-      <w:pPr>
-        <w:pStyle w:val="TDC2"/>
-        <w:tabs>
-          <w:tab w:val="right" w:leader="dot" w:pos="8494"/>
-        </w:tabs>
-        <w:rPr>
-          <w:rFonts w:asciiTheme="minorHAnsi" w:eastAsiaTheme="minorEastAsia" w:hAnsiTheme="minorHAnsi" w:cstheme="minorBidi"/>
-          <w:smallCaps w:val="0"/>
-          <w:kern w:val="2"/>
-          <w:sz w:val="24"/>
-          <w14:ligatures w14:val="standardContextual"/>
-        </w:rPr>
-      </w:pPr>
-      <w:hyperlink w:anchor="_Toc224062353" w:history="1">
-        <w:r>
-          <w:rPr>
-            <w:rStyle w:val="Hipervnculo"/>
-          </w:rPr>
-          <w:t>2.2. xxxxxxxxxxxxxxxxxxx</w:t>
-        </w:r>
-        <w:r>
-          <w:rPr>
-            <w:webHidden/>
-          </w:rPr>
-          <w:tab/>
-        </w:r>
-        <w:r>
-          <w:rPr>
-            <w:webHidden/>
-          </w:rPr>
-          <w:fldChar w:fldCharType="begin"/>
-        </w:r>
-        <w:r>
-          <w:rPr>
-            <w:webHidden/>
-          </w:rPr>
-          <w:instrText xml:space="preserve"> PAGEREF _Toc224062353 \h </w:instrText>
-        </w:r>
-        <w:r>
-          <w:rPr>
-            <w:webHidden/>
-          </w:rPr>
-        </w:r>
-        <w:r>
-          <w:rPr>
-            <w:webHidden/>
-          </w:rPr>
-          <w:fldChar w:fldCharType="separate"/>
-        </w:r>
-        <w:r>
-          <w:rPr>
-            <w:webHidden/>
-          </w:rPr>
-          <w:t>4</w:t>
-        </w:r>
-        <w:r>
-          <w:rPr>
-            <w:webHidden/>
-          </w:rPr>
-          <w:fldChar w:fldCharType="end"/>
-        </w:r>
-      </w:hyperlink>
-    </w:p>
-    <w:p>
-      <w:pPr>
-        <w:pStyle w:val="TDC3"/>
-        <w:tabs>
-          <w:tab w:val="right" w:leader="dot" w:pos="8494"/>
-        </w:tabs>
-        <w:rPr>
-          <w:rFonts w:asciiTheme="minorHAnsi" w:eastAsiaTheme="minorEastAsia" w:hAnsiTheme="minorHAnsi" w:cstheme="minorBidi"/>
-          <w:kern w:val="2"/>
-          <w:sz w:val="24"/>
-          <w14:ligatures w14:val="standardContextual"/>
-        </w:rPr>
-      </w:pPr>
-      <w:hyperlink w:anchor="_Toc224062354" w:history="1">
-        <w:r>
-          <w:rPr>
-            <w:rStyle w:val="Hipervnculo"/>
-          </w:rPr>
-          <w:t>2.2.1. Xxxxxxx</w:t>
-        </w:r>
-        <w:r>
-          <w:rPr>
-            <w:webHidden/>
-          </w:rPr>
-          <w:tab/>
-        </w:r>
-        <w:r>
-          <w:rPr>
-            <w:webHidden/>
-          </w:rPr>
-          <w:fldChar w:fldCharType="begin"/>
-        </w:r>
-        <w:r>
-          <w:rPr>
-            <w:webHidden/>
-          </w:rPr>
-          <w:instrText xml:space="preserve"> PAGEREF _Toc224062354 \h </w:instrText>
-        </w:r>
-        <w:r>
-          <w:rPr>
-            <w:webHidden/>
-          </w:rPr>
-        </w:r>
-        <w:r>
-          <w:rPr>
-            <w:webHidden/>
-          </w:rPr>
-          <w:fldChar w:fldCharType="separate"/>
-        </w:r>
-        <w:r>
-          <w:rPr>
-            <w:webHidden/>
-          </w:rPr>
-          <w:t>4</w:t>
-        </w:r>
-        <w:r>
-          <w:rPr>
-            <w:webHidden/>
-          </w:rPr>
-          <w:fldChar w:fldCharType="end"/>
-        </w:r>
-      </w:hyperlink>
-    </w:p>
-    <w:p>
-      <w:pPr>
-        <w:pStyle w:val="TDC1"/>
-        <w:tabs>
-          <w:tab w:val="right" w:leader="dot" w:pos="8494"/>
-        </w:tabs>
-        <w:rPr>
-          <w:rFonts w:asciiTheme="minorHAnsi" w:eastAsiaTheme="minorEastAsia" w:hAnsiTheme="minorHAnsi" w:cstheme="minorBidi"/>
-          <w:b w:val="0"/>
-          <w:smallCaps w:val="0"/>
-          <w:kern w:val="2"/>
-          <w:sz w:val="24"/>
-          <w14:ligatures w14:val="standardContextual"/>
-        </w:rPr>
-      </w:pPr>
-      <w:hyperlink w:anchor="_Toc224062355" w:history="1">
-        <w:r>
-          <w:rPr>
-            <w:rStyle w:val="Hipervnculo"/>
-          </w:rPr>
-          <w:t>3. Estudio de los perfiles mensuales de temperatura e irradiación y de los perfiles anuales de precipitación.</w:t>
-        </w:r>
-        <w:r>
-          <w:rPr>
-            <w:webHidden/>
-          </w:rPr>
-          <w:tab/>
-        </w:r>
-        <w:r>
-          <w:rPr>
-            <w:webHidden/>
-          </w:rPr>
-          <w:fldChar w:fldCharType="begin"/>
-        </w:r>
-        <w:r>
-          <w:rPr>
-            <w:webHidden/>
-          </w:rPr>
-          <w:instrText xml:space="preserve"> PAGEREF _Toc224062355 \h </w:instrText>
-        </w:r>
-        <w:r>
-          <w:rPr>
-            <w:webHidden/>
-          </w:rPr>
-        </w:r>
-        <w:r>
-          <w:rPr>
-            <w:webHidden/>
-          </w:rPr>
-          <w:fldChar w:fldCharType="separate"/>
-        </w:r>
-        <w:r>
-          <w:rPr>
-            <w:webHidden/>
-          </w:rPr>
-          <w:t>5</w:t>
-        </w:r>
-        <w:r>
-          <w:rPr>
-            <w:webHidden/>
-          </w:rPr>
-          <w:fldChar w:fldCharType="end"/>
-        </w:r>
-      </w:hyperlink>
-    </w:p>
-    <w:p>
-      <w:pPr>
-        <w:pStyle w:val="TDC2"/>
-        <w:tabs>
-          <w:tab w:val="right" w:leader="dot" w:pos="8494"/>
-        </w:tabs>
-        <w:rPr>
-          <w:rFonts w:asciiTheme="minorHAnsi" w:eastAsiaTheme="minorEastAsia" w:hAnsiTheme="minorHAnsi" w:cstheme="minorBidi"/>
-          <w:smallCaps w:val="0"/>
-          <w:kern w:val="2"/>
-          <w:sz w:val="24"/>
-          <w14:ligatures w14:val="standardContextual"/>
-        </w:rPr>
-      </w:pPr>
-      <w:hyperlink w:anchor="_Toc224062356" w:history="1">
-        <w:r>
-          <w:rPr>
-            <w:rStyle w:val="Hipervnculo"/>
-          </w:rPr>
-          <w:t>3.1. Temperatura en la celda 01</w:t>
-        </w:r>
-        <w:r>
-          <w:rPr>
-            <w:webHidden/>
-          </w:rPr>
-          <w:tab/>
-        </w:r>
-        <w:r>
-          <w:rPr>
-            <w:webHidden/>
-          </w:rPr>
-          <w:fldChar w:fldCharType="begin"/>
-        </w:r>
-        <w:r>
-          <w:rPr>
-            <w:webHidden/>
-          </w:rPr>
-          <w:instrText xml:space="preserve"> PAGEREF _Toc224062356 \h </w:instrText>
-        </w:r>
-        <w:r>
-          <w:rPr>
-            <w:webHidden/>
-          </w:rPr>
-        </w:r>
-        <w:r>
-          <w:rPr>
-            <w:webHidden/>
-          </w:rPr>
-          <w:fldChar w:fldCharType="separate"/>
-        </w:r>
-        <w:r>
-          <w:rPr>
-            <w:webHidden/>
-          </w:rPr>
-          <w:t>5</w:t>
-        </w:r>
-        <w:r>
-          <w:rPr>
-            <w:webHidden/>
-          </w:rPr>
-          <w:fldChar w:fldCharType="end"/>
-        </w:r>
-      </w:hyperlink>
-    </w:p>
-    <w:p>
-      <w:pPr>
-        <w:pStyle w:val="TDC2"/>
-        <w:tabs>
-          <w:tab w:val="right" w:leader="dot" w:pos="8494"/>
-        </w:tabs>
-        <w:rPr>
-          <w:rFonts w:asciiTheme="minorHAnsi" w:eastAsiaTheme="minorEastAsia" w:hAnsiTheme="minorHAnsi" w:cstheme="minorBidi"/>
-          <w:smallCaps w:val="0"/>
-          <w:kern w:val="2"/>
-          <w:sz w:val="24"/>
-          <w14:ligatures w14:val="standardContextual"/>
-        </w:rPr>
-      </w:pPr>
-      <w:hyperlink w:anchor="_Toc224062357" w:history="1">
-        <w:r>
-          <w:rPr>
-            <w:rStyle w:val="Hipervnculo"/>
-          </w:rPr>
-          <w:t>3.2. Irradiación en la celda 01</w:t>
-        </w:r>
-        <w:r>
-          <w:rPr>
-            <w:webHidden/>
-          </w:rPr>
-          <w:tab/>
-        </w:r>
-        <w:r>
-          <w:rPr>
-            <w:webHidden/>
-          </w:rPr>
-          <w:fldChar w:fldCharType="begin"/>
-        </w:r>
-        <w:r>
-          <w:rPr>
-            <w:webHidden/>
-          </w:rPr>
-          <w:instrText xml:space="preserve"> PAGEREF _Toc224062357 \h </w:instrText>
-        </w:r>
-        <w:r>
-          <w:rPr>
-            <w:webHidden/>
-          </w:rPr>
-        </w:r>
-        <w:r>
-          <w:rPr>
-            <w:webHidden/>
-          </w:rPr>
-          <w:fldChar w:fldCharType="separate"/>
-        </w:r>
-        <w:r>
-          <w:rPr>
-            <w:webHidden/>
-          </w:rPr>
-          <w:t>6</w:t>
-        </w:r>
-        <w:r>
-          <w:rPr>
-            <w:webHidden/>
-          </w:rPr>
-          <w:fldChar w:fldCharType="end"/>
-        </w:r>
-      </w:hyperlink>
-    </w:p>
-    <w:p>
-      <w:pPr>
-        <w:pStyle w:val="TDC2"/>
-        <w:tabs>
-          <w:tab w:val="right" w:leader="dot" w:pos="8494"/>
-        </w:tabs>
-        <w:rPr>
-          <w:rFonts w:asciiTheme="minorHAnsi" w:eastAsiaTheme="minorEastAsia" w:hAnsiTheme="minorHAnsi" w:cstheme="minorBidi"/>
-          <w:smallCaps w:val="0"/>
-          <w:kern w:val="2"/>
-          <w:sz w:val="24"/>
-          <w14:ligatures w14:val="standardContextual"/>
-        </w:rPr>
-      </w:pPr>
-      <w:hyperlink w:anchor="_Toc224062358" w:history="1">
-        <w:r>
-          <w:rPr>
-            <w:rStyle w:val="Hipervnculo"/>
-          </w:rPr>
-          <w:t>3.3. Precipitación en la celda 01</w:t>
-        </w:r>
-        <w:r>
-          <w:rPr>
-            <w:webHidden/>
-          </w:rPr>
-          <w:tab/>
-        </w:r>
-        <w:r>
-          <w:rPr>
-            <w:webHidden/>
-          </w:rPr>
-          <w:fldChar w:fldCharType="begin"/>
-        </w:r>
-        <w:r>
-          <w:rPr>
-            <w:webHidden/>
-          </w:rPr>
-          <w:instrText xml:space="preserve"> PAGEREF _Toc224062358 \h </w:instrText>
+          <w:instrText xml:space="preserve"> PAGEREF _Toc224321741 \h </w:instrText>
         </w:r>
         <w:r>
           <w:rPr>
@@ -915,25 +469,25 @@
     </w:p>
     <w:p>
       <w:pPr>
-        <w:pStyle w:val="TDC1"/>
+        <w:pStyle w:val="TOC2"/>
         <w:tabs>
           <w:tab w:val="right" w:leader="dot" w:pos="8494"/>
         </w:tabs>
         <w:rPr>
           <w:rFonts w:asciiTheme="minorHAnsi" w:eastAsiaTheme="minorEastAsia" w:hAnsiTheme="minorHAnsi" w:cstheme="minorBidi"/>
-          <w:b w:val="0"/>
           <w:smallCaps w:val="0"/>
           <w:kern w:val="2"/>
           <w:sz w:val="24"/>
+          <w:lang w:val="en-US" w:eastAsia="en-US"/>
           <w14:ligatures w14:val="standardContextual"/>
         </w:rPr>
       </w:pPr>
-      <w:hyperlink w:anchor="_Toc224062359" w:history="1">
+      <w:hyperlink w:anchor="_Toc224321742" w:history="1">
         <w:r>
           <w:rPr>
-            <w:rStyle w:val="Hipervnculo"/>
+            <w:rStyle w:val="Hyperlink"/>
           </w:rPr>
-          <w:t>4. Conclusiones</w:t>
+          <w:t>2.1. dsuihf</w:t>
         </w:r>
         <w:r>
           <w:rPr>
@@ -951,72 +505,7 @@
           <w:rPr>
             <w:webHidden/>
           </w:rPr>
-          <w:instrText xml:space="preserve"> PAGEREF _Toc224062359 \h </w:instrText>
-        </w:r>
-        <w:r>
-          <w:rPr>
-            <w:webHidden/>
-          </w:rPr>
-        </w:r>
-        <w:r>
-          <w:rPr>
-            <w:webHidden/>
-          </w:rPr>
-          <w:fldChar w:fldCharType="separate"/>
-        </w:r>
-        <w:r>
-          <w:rPr>
-            <w:webHidden/>
-          </w:rPr>
-          <w:t>10</w:t>
-        </w:r>
-        <w:r>
-          <w:rPr>
-            <w:webHidden/>
-          </w:rPr>
-          <w:fldChar w:fldCharType="end"/>
-        </w:r>
-      </w:hyperlink>
-    </w:p>
-    <w:p>
-      <w:pPr>
-        <w:pStyle w:val="TDC1"/>
-        <w:tabs>
-          <w:tab w:val="right" w:leader="dot" w:pos="8494"/>
-        </w:tabs>
-        <w:rPr>
-          <w:rFonts w:asciiTheme="minorHAnsi" w:eastAsiaTheme="minorEastAsia" w:hAnsiTheme="minorHAnsi" w:cstheme="minorBidi"/>
-          <w:b w:val="0"/>
-          <w:smallCaps w:val="0"/>
-          <w:kern w:val="2"/>
-          <w:sz w:val="24"/>
-          <w14:ligatures w14:val="standardContextual"/>
-        </w:rPr>
-      </w:pPr>
-      <w:hyperlink w:anchor="_Toc224062360" w:history="1">
-        <w:r>
-          <w:rPr>
-            <w:rStyle w:val="Hipervnculo"/>
-          </w:rPr>
-          <w:t>5. Autoría y uso de Chatgpt</w:t>
-        </w:r>
-        <w:r>
-          <w:rPr>
-            <w:webHidden/>
-          </w:rPr>
-          <w:tab/>
-        </w:r>
-        <w:r>
-          <w:rPr>
-            <w:webHidden/>
-          </w:rPr>
-          <w:fldChar w:fldCharType="begin"/>
-        </w:r>
-        <w:r>
-          <w:rPr>
-            <w:webHidden/>
-          </w:rPr>
-          <w:instrText xml:space="preserve"> PAGEREF _Toc224062360 \h </w:instrText>
+          <w:instrText xml:space="preserve"> PAGEREF _Toc224321742 \h </w:instrText>
         </w:r>
         <w:r>
           <w:rPr>
@@ -1045,25 +534,25 @@
     </w:p>
     <w:p>
       <w:pPr>
-        <w:pStyle w:val="TDC1"/>
+        <w:pStyle w:val="TOC2"/>
         <w:tabs>
           <w:tab w:val="right" w:leader="dot" w:pos="8494"/>
         </w:tabs>
         <w:rPr>
           <w:rFonts w:asciiTheme="minorHAnsi" w:eastAsiaTheme="minorEastAsia" w:hAnsiTheme="minorHAnsi" w:cstheme="minorBidi"/>
-          <w:b w:val="0"/>
           <w:smallCaps w:val="0"/>
           <w:kern w:val="2"/>
           <w:sz w:val="24"/>
+          <w:lang w:val="en-US" w:eastAsia="en-US"/>
           <w14:ligatures w14:val="standardContextual"/>
         </w:rPr>
       </w:pPr>
-      <w:hyperlink w:anchor="_Toc224062361" w:history="1">
+      <w:hyperlink w:anchor="_Toc224321743" w:history="1">
         <w:r>
           <w:rPr>
-            <w:rStyle w:val="Hipervnculo"/>
+            <w:rStyle w:val="Hyperlink"/>
           </w:rPr>
-          <w:t>6. Anexo A</w:t>
+          <w:t>2.2. Relaciones entre los datos de temperatura de las 10 celdas.</w:t>
         </w:r>
         <w:r>
           <w:rPr>
@@ -1081,7 +570,7 @@
           <w:rPr>
             <w:webHidden/>
           </w:rPr>
-          <w:instrText xml:space="preserve"> PAGEREF _Toc224062361 \h </w:instrText>
+          <w:instrText xml:space="preserve"> PAGEREF _Toc224321743 \h </w:instrText>
         </w:r>
         <w:r>
           <w:rPr>
@@ -1098,7 +587,7 @@
           <w:rPr>
             <w:webHidden/>
           </w:rPr>
-          <w:t>12</w:t>
+          <w:t>11</w:t>
         </w:r>
         <w:r>
           <w:rPr>
@@ -1110,25 +599,25 @@
     </w:p>
     <w:p>
       <w:pPr>
-        <w:pStyle w:val="TDC1"/>
+        <w:pStyle w:val="TOC2"/>
         <w:tabs>
           <w:tab w:val="right" w:leader="dot" w:pos="8494"/>
         </w:tabs>
         <w:rPr>
           <w:rFonts w:asciiTheme="minorHAnsi" w:eastAsiaTheme="minorEastAsia" w:hAnsiTheme="minorHAnsi" w:cstheme="minorBidi"/>
-          <w:b w:val="0"/>
           <w:smallCaps w:val="0"/>
           <w:kern w:val="2"/>
           <w:sz w:val="24"/>
+          <w:lang w:val="en-US" w:eastAsia="en-US"/>
           <w14:ligatures w14:val="standardContextual"/>
         </w:rPr>
       </w:pPr>
-      <w:hyperlink w:anchor="_Toc224062362" w:history="1">
+      <w:hyperlink w:anchor="_Toc224321744" w:history="1">
         <w:r>
           <w:rPr>
-            <w:rStyle w:val="Hipervnculo"/>
+            <w:rStyle w:val="Hyperlink"/>
           </w:rPr>
-          <w:t>7. Bibliografía</w:t>
+          <w:t>2.3. Relaciones para irradiación y precipitación.</w:t>
         </w:r>
         <w:r>
           <w:rPr>
@@ -1146,7 +635,7 @@
           <w:rPr>
             <w:webHidden/>
           </w:rPr>
-          <w:instrText xml:space="preserve"> PAGEREF _Toc224062362 \h </w:instrText>
+          <w:instrText xml:space="preserve"> PAGEREF _Toc224321744 \h </w:instrText>
         </w:r>
         <w:r>
           <w:rPr>
@@ -1175,7 +664,396 @@
     </w:p>
     <w:p>
       <w:pPr>
-        <w:pStyle w:val="TDC2"/>
+        <w:pStyle w:val="TOC2"/>
+        <w:tabs>
+          <w:tab w:val="right" w:leader="dot" w:pos="8494"/>
+        </w:tabs>
+        <w:rPr>
+          <w:rFonts w:asciiTheme="minorHAnsi" w:eastAsiaTheme="minorEastAsia" w:hAnsiTheme="minorHAnsi" w:cstheme="minorBidi"/>
+          <w:smallCaps w:val="0"/>
+          <w:kern w:val="2"/>
+          <w:sz w:val="24"/>
+          <w:lang w:val="en-US" w:eastAsia="en-US"/>
+          <w14:ligatures w14:val="standardContextual"/>
+        </w:rPr>
+      </w:pPr>
+      <w:hyperlink w:anchor="_Toc224321745" w:history="1">
+        <w:r>
+          <w:rPr>
+            <w:rStyle w:val="Hyperlink"/>
+          </w:rPr>
+          <w:t>3.1. Temperatura en la celda 01</w:t>
+        </w:r>
+        <w:r>
+          <w:rPr>
+            <w:webHidden/>
+          </w:rPr>
+          <w:tab/>
+        </w:r>
+        <w:r>
+          <w:rPr>
+            <w:webHidden/>
+          </w:rPr>
+          <w:fldChar w:fldCharType="begin"/>
+        </w:r>
+        <w:r>
+          <w:rPr>
+            <w:webHidden/>
+          </w:rPr>
+          <w:instrText xml:space="preserve"> PAGEREF _Toc224321745 \h </w:instrText>
+        </w:r>
+        <w:r>
+          <w:rPr>
+            <w:webHidden/>
+          </w:rPr>
+        </w:r>
+        <w:r>
+          <w:rPr>
+            <w:webHidden/>
+          </w:rPr>
+          <w:fldChar w:fldCharType="separate"/>
+        </w:r>
+        <w:r>
+          <w:rPr>
+            <w:webHidden/>
+          </w:rPr>
+          <w:t>16</w:t>
+        </w:r>
+        <w:r>
+          <w:rPr>
+            <w:webHidden/>
+          </w:rPr>
+          <w:fldChar w:fldCharType="end"/>
+        </w:r>
+      </w:hyperlink>
+    </w:p>
+    <w:p>
+      <w:pPr>
+        <w:pStyle w:val="TOC2"/>
+        <w:tabs>
+          <w:tab w:val="right" w:leader="dot" w:pos="8494"/>
+        </w:tabs>
+        <w:rPr>
+          <w:rFonts w:asciiTheme="minorHAnsi" w:eastAsiaTheme="minorEastAsia" w:hAnsiTheme="minorHAnsi" w:cstheme="minorBidi"/>
+          <w:smallCaps w:val="0"/>
+          <w:kern w:val="2"/>
+          <w:sz w:val="24"/>
+          <w:lang w:val="en-US" w:eastAsia="en-US"/>
+          <w14:ligatures w14:val="standardContextual"/>
+        </w:rPr>
+      </w:pPr>
+      <w:hyperlink w:anchor="_Toc224321746" w:history="1">
+        <w:r>
+          <w:rPr>
+            <w:rStyle w:val="Hyperlink"/>
+          </w:rPr>
+          <w:t>3.2. Irradiación en la celda 01</w:t>
+        </w:r>
+        <w:r>
+          <w:rPr>
+            <w:webHidden/>
+          </w:rPr>
+          <w:tab/>
+        </w:r>
+        <w:r>
+          <w:rPr>
+            <w:webHidden/>
+          </w:rPr>
+          <w:fldChar w:fldCharType="begin"/>
+        </w:r>
+        <w:r>
+          <w:rPr>
+            <w:webHidden/>
+          </w:rPr>
+          <w:instrText xml:space="preserve"> PAGEREF _Toc224321746 \h </w:instrText>
+        </w:r>
+        <w:r>
+          <w:rPr>
+            <w:webHidden/>
+          </w:rPr>
+        </w:r>
+        <w:r>
+          <w:rPr>
+            <w:webHidden/>
+          </w:rPr>
+          <w:fldChar w:fldCharType="separate"/>
+        </w:r>
+        <w:r>
+          <w:rPr>
+            <w:webHidden/>
+          </w:rPr>
+          <w:t>17</w:t>
+        </w:r>
+        <w:r>
+          <w:rPr>
+            <w:webHidden/>
+          </w:rPr>
+          <w:fldChar w:fldCharType="end"/>
+        </w:r>
+      </w:hyperlink>
+    </w:p>
+    <w:p>
+      <w:pPr>
+        <w:pStyle w:val="TOC2"/>
+        <w:tabs>
+          <w:tab w:val="right" w:leader="dot" w:pos="8494"/>
+        </w:tabs>
+        <w:rPr>
+          <w:rFonts w:asciiTheme="minorHAnsi" w:eastAsiaTheme="minorEastAsia" w:hAnsiTheme="minorHAnsi" w:cstheme="minorBidi"/>
+          <w:smallCaps w:val="0"/>
+          <w:kern w:val="2"/>
+          <w:sz w:val="24"/>
+          <w:lang w:val="en-US" w:eastAsia="en-US"/>
+          <w14:ligatures w14:val="standardContextual"/>
+        </w:rPr>
+      </w:pPr>
+      <w:hyperlink w:anchor="_Toc224321747" w:history="1">
+        <w:r>
+          <w:rPr>
+            <w:rStyle w:val="Hyperlink"/>
+          </w:rPr>
+          <w:t>3.3. Precipitación en la celda 01</w:t>
+        </w:r>
+        <w:r>
+          <w:rPr>
+            <w:webHidden/>
+          </w:rPr>
+          <w:tab/>
+        </w:r>
+        <w:r>
+          <w:rPr>
+            <w:webHidden/>
+          </w:rPr>
+          <w:fldChar w:fldCharType="begin"/>
+        </w:r>
+        <w:r>
+          <w:rPr>
+            <w:webHidden/>
+          </w:rPr>
+          <w:instrText xml:space="preserve"> PAGEREF _Toc224321747 \h </w:instrText>
+        </w:r>
+        <w:r>
+          <w:rPr>
+            <w:webHidden/>
+          </w:rPr>
+        </w:r>
+        <w:r>
+          <w:rPr>
+            <w:webHidden/>
+          </w:rPr>
+          <w:fldChar w:fldCharType="separate"/>
+        </w:r>
+        <w:r>
+          <w:rPr>
+            <w:webHidden/>
+          </w:rPr>
+          <w:t>19</w:t>
+        </w:r>
+        <w:r>
+          <w:rPr>
+            <w:webHidden/>
+          </w:rPr>
+          <w:fldChar w:fldCharType="end"/>
+        </w:r>
+      </w:hyperlink>
+    </w:p>
+    <w:p>
+      <w:pPr>
+        <w:pStyle w:val="TOC2"/>
+        <w:tabs>
+          <w:tab w:val="right" w:leader="dot" w:pos="8494"/>
+        </w:tabs>
+        <w:rPr>
+          <w:rFonts w:asciiTheme="minorHAnsi" w:eastAsiaTheme="minorEastAsia" w:hAnsiTheme="minorHAnsi" w:cstheme="minorBidi"/>
+          <w:smallCaps w:val="0"/>
+          <w:kern w:val="2"/>
+          <w:sz w:val="24"/>
+          <w:lang w:val="en-US" w:eastAsia="en-US"/>
+          <w14:ligatures w14:val="standardContextual"/>
+        </w:rPr>
+      </w:pPr>
+      <w:hyperlink w:anchor="_Toc224321748" w:history="1">
+        <w:r>
+          <w:rPr>
+            <w:rStyle w:val="Hyperlink"/>
+          </w:rPr>
+          <w:t>8.1. xxxxxxxxxxxxx</w:t>
+        </w:r>
+        <w:r>
+          <w:rPr>
+            <w:webHidden/>
+          </w:rPr>
+          <w:tab/>
+        </w:r>
+        <w:r>
+          <w:rPr>
+            <w:webHidden/>
+          </w:rPr>
+          <w:fldChar w:fldCharType="begin"/>
+        </w:r>
+        <w:r>
+          <w:rPr>
+            <w:webHidden/>
+          </w:rPr>
+          <w:instrText xml:space="preserve"> PAGEREF _Toc224321748 \h </w:instrText>
+        </w:r>
+        <w:r>
+          <w:rPr>
+            <w:webHidden/>
+          </w:rPr>
+        </w:r>
+        <w:r>
+          <w:rPr>
+            <w:webHidden/>
+          </w:rPr>
+          <w:fldChar w:fldCharType="separate"/>
+        </w:r>
+        <w:r>
+          <w:rPr>
+            <w:webHidden/>
+          </w:rPr>
+          <w:t>25</w:t>
+        </w:r>
+        <w:r>
+          <w:rPr>
+            <w:webHidden/>
+          </w:rPr>
+          <w:fldChar w:fldCharType="end"/>
+        </w:r>
+      </w:hyperlink>
+    </w:p>
+    <w:p>
+      <w:pPr>
+        <w:pStyle w:val="TOC2"/>
+        <w:tabs>
+          <w:tab w:val="right" w:leader="dot" w:pos="8494"/>
+        </w:tabs>
+        <w:rPr>
+          <w:rFonts w:asciiTheme="minorHAnsi" w:eastAsiaTheme="minorEastAsia" w:hAnsiTheme="minorHAnsi" w:cstheme="minorBidi"/>
+          <w:smallCaps w:val="0"/>
+          <w:kern w:val="2"/>
+          <w:sz w:val="24"/>
+          <w:lang w:val="en-US" w:eastAsia="en-US"/>
+          <w14:ligatures w14:val="standardContextual"/>
+        </w:rPr>
+      </w:pPr>
+      <w:hyperlink w:anchor="_Toc224321749" w:history="1">
+        <w:r>
+          <w:rPr>
+            <w:rStyle w:val="Hyperlink"/>
+          </w:rPr>
+          <w:t>8.2. xxxxxxxxxxxxxxxxxxx</w:t>
+        </w:r>
+        <w:r>
+          <w:rPr>
+            <w:webHidden/>
+          </w:rPr>
+          <w:tab/>
+        </w:r>
+        <w:r>
+          <w:rPr>
+            <w:webHidden/>
+          </w:rPr>
+          <w:fldChar w:fldCharType="begin"/>
+        </w:r>
+        <w:r>
+          <w:rPr>
+            <w:webHidden/>
+          </w:rPr>
+          <w:instrText xml:space="preserve"> PAGEREF _Toc224321749 \h </w:instrText>
+        </w:r>
+        <w:r>
+          <w:rPr>
+            <w:webHidden/>
+          </w:rPr>
+        </w:r>
+        <w:r>
+          <w:rPr>
+            <w:webHidden/>
+          </w:rPr>
+          <w:fldChar w:fldCharType="separate"/>
+        </w:r>
+        <w:r>
+          <w:rPr>
+            <w:webHidden/>
+          </w:rPr>
+          <w:t>25</w:t>
+        </w:r>
+        <w:r>
+          <w:rPr>
+            <w:webHidden/>
+          </w:rPr>
+          <w:fldChar w:fldCharType="end"/>
+        </w:r>
+      </w:hyperlink>
+    </w:p>
+    <w:p>
+      <w:pPr>
+        <w:pStyle w:val="TOC3"/>
+        <w:tabs>
+          <w:tab w:val="right" w:leader="dot" w:pos="8494"/>
+        </w:tabs>
+        <w:rPr>
+          <w:rFonts w:asciiTheme="minorHAnsi" w:eastAsiaTheme="minorEastAsia" w:hAnsiTheme="minorHAnsi" w:cstheme="minorBidi"/>
+          <w:kern w:val="2"/>
+          <w:sz w:val="24"/>
+          <w:lang w:val="en-US" w:eastAsia="en-US"/>
+          <w14:ligatures w14:val="standardContextual"/>
+        </w:rPr>
+      </w:pPr>
+      <w:hyperlink w:anchor="_Toc224321750" w:history="1">
+        <w:r>
+          <w:rPr>
+            <w:rStyle w:val="Hyperlink"/>
+          </w:rPr>
+          <w:t>8.2.1. Xxxxxxx</w:t>
+        </w:r>
+        <w:r>
+          <w:rPr>
+            <w:webHidden/>
+          </w:rPr>
+          <w:tab/>
+        </w:r>
+        <w:r>
+          <w:rPr>
+            <w:webHidden/>
+          </w:rPr>
+          <w:fldChar w:fldCharType="begin"/>
+        </w:r>
+        <w:r>
+          <w:rPr>
+            <w:webHidden/>
+          </w:rPr>
+          <w:instrText xml:space="preserve"> PAGEREF _Toc224321750 \h </w:instrText>
+        </w:r>
+        <w:r>
+          <w:rPr>
+            <w:webHidden/>
+          </w:rPr>
+        </w:r>
+        <w:r>
+          <w:rPr>
+            <w:webHidden/>
+          </w:rPr>
+          <w:fldChar w:fldCharType="separate"/>
+        </w:r>
+        <w:r>
+          <w:rPr>
+            <w:webHidden/>
+          </w:rPr>
+          <w:t>25</w:t>
+        </w:r>
+        <w:r>
+          <w:rPr>
+            <w:webHidden/>
+          </w:rPr>
+          <w:fldChar w:fldCharType="end"/>
+        </w:r>
+      </w:hyperlink>
+    </w:p>
+    <w:p>
+      <w:pPr>
+        <w:pStyle w:val="TOC2"/>
         <w:tabs>
           <w:tab w:val="right" w:leader="dot" w:pos="8494"/>
         </w:tabs>
@@ -1186,6 +1064,7 @@
       </w:pPr>
       <w:r>
         <w:rPr>
+          <w:b/>
           <w:smallCaps w:val="0"/>
           <w:sz w:val="28"/>
         </w:rPr>
@@ -1194,155 +1073,109 @@
     </w:p>
     <w:p>
       <w:pPr>
-        <w:pStyle w:val="Ttulo1"/>
-      </w:pPr>
-      <w:bookmarkStart w:id="0" w:name="_Toc224062350"/>
+        <w:pStyle w:val="Heading1"/>
+      </w:pPr>
       <w:r>
         <w:lastRenderedPageBreak/>
         <w:t>Introducción</w:t>
       </w:r>
+    </w:p>
+    <w:p>
+      <w:r>
+        <w:t xml:space="preserve">Este documento expone el trabajo de </w:t>
+      </w:r>
+      <w:r>
+        <w:t>Alberto Rodríguez Vicente</w:t>
+      </w:r>
+      <w:r>
+        <w:t xml:space="preserve">, </w:t>
+      </w:r>
+      <w:r>
+        <w:t>Antonio Urbano Murillo y Pablo Romero Teruel, alumnos de la Escuela Técnica Superior de Ingeniería (ICAI) de la Universidad Pontificia Comillas. Dicho trabajo lleva como título “Análisis del dataset G09B” y se ha realizado dentro de la asignatura “Probabilidad y Estadística” de 1º de iMAT.</w:t>
+      </w:r>
+    </w:p>
+    <w:p>
+      <w:r>
+        <w:t xml:space="preserve">En el trabajo plantea </w:t>
+      </w:r>
+      <w:r>
+        <w:t xml:space="preserve">un análisis de distintas </w:t>
+      </w:r>
+      <w:r>
+        <w:t xml:space="preserve">medidas metereológicas </w:t>
+      </w:r>
+      <w:r>
+        <w:t xml:space="preserve">mediante un enfoque </w:t>
+      </w:r>
+      <w:r>
+        <w:t>analítico, centrado en la comprensión de los distintos patrones y comportamientos que ocurren en la evolución del clima respecto al tiempo.</w:t>
+      </w:r>
+    </w:p>
+    <w:p>
+      <w:r>
+        <w:t xml:space="preserve">El documento está estructurado en </w:t>
+      </w:r>
+      <w:r>
+        <w:t>cuatro</w:t>
+      </w:r>
+      <w:r>
+        <w:t xml:space="preserve"> apartados. En el apartado segundo se plantea una introducción general al problema que permite entender la motivación del mismo. En el apartado tercero se detallan </w:t>
+      </w:r>
+      <w:r>
+        <w:t>l</w:t>
+      </w:r>
+      <w:r>
+        <w:t>o</w:t>
+      </w:r>
+      <w:r>
+        <w:t xml:space="preserve">s distintos patrones que surgen en los datos cuando los agrupamos por mes o por año. </w:t>
+      </w:r>
+      <w:r>
+        <w:t>Por último, el apartado XXXXXXX recoge las referencias bibliográficas que se citan a lo largo del documento</w:t>
+      </w:r>
+      <w:r>
+        <w:t>.</w:t>
+      </w:r>
+    </w:p>
+    <w:p>
+      <w:pPr>
+        <w:pStyle w:val="Heading1"/>
+      </w:pPr>
+      <w:r>
+        <w:lastRenderedPageBreak/>
+        <w:t>Estudiar la distribución de la temperatura, la irradiación y la precipitación en las celdas 01 y 10.</w:t>
+      </w:r>
+    </w:p>
+    <w:p>
+      <w:pPr>
+        <w:pStyle w:val="Heading2"/>
+      </w:pPr>
+      <w:bookmarkStart w:id="0" w:name="_Toc224321740"/>
+      <w:r>
+        <w:t>Distribución en las celdas 01 y 10</w:t>
+      </w:r>
+      <w:r>
+        <w:t>.</w:t>
+      </w:r>
       <w:bookmarkEnd w:id="0"/>
     </w:p>
     <w:p>
       <w:r>
-        <w:t>Este documento expone el trabajo de Antonio Urbano Murillo, Alberto Rodríguez Vicente y Pablo Romero Teruel, alumnos de la Escuela Técnica Superior de Ingeniería (ICAI) de la Universidad Pontificia Comillas. Dicho trabajo lleva como título “Análisis del dataset G09B” y se ha realizado dentro de la asignatura “Probabilidad y Estadística” de 1º de iMAT.</w:t>
-      </w:r>
-    </w:p>
-    <w:p>
-      <w:r>
-        <w:t xml:space="preserve">En el trabajo plantea </w:t>
-      </w:r>
-      <w:r>
-        <w:t xml:space="preserve">un análisis de distintas </w:t>
-      </w:r>
-      <w:r>
-        <w:t xml:space="preserve">medidas metereológicas </w:t>
-      </w:r>
-      <w:r>
-        <w:t xml:space="preserve">mediante un enfoque </w:t>
-      </w:r>
-      <w:r>
-        <w:t>analítico, centrado en la comprensión de los distintos patrones y comportamientos que ocurren en la evolución del clima respecto al tiempo.</w:t>
-      </w:r>
-    </w:p>
-    <w:p>
-      <w:r>
-        <w:t xml:space="preserve">El documento está estructurado en </w:t>
-      </w:r>
-      <w:r>
-        <w:t>cuatro</w:t>
-      </w:r>
-      <w:r>
-        <w:t xml:space="preserve"> apartados. En el apartado segundo se plantea una introducción general al problema que permite entender la motivación del mismo. En el apartado tercero se detallan </w:t>
-      </w:r>
-      <w:r>
-        <w:t xml:space="preserve">lis distintos patrones que surgen en los datos cuando los agrupamos por mes o por año. </w:t>
-      </w:r>
-      <w:r>
-        <w:t>Por último, el apartado XXXXXXX recoge las referencias bibliográficas que se citan a lo largo del documento</w:t>
-      </w:r>
-      <w:r>
-        <w:t>.</w:t>
-      </w:r>
-    </w:p>
-    <w:p>
-      <w:pPr>
-        <w:pStyle w:val="Ttulo1"/>
-      </w:pPr>
-      <w:bookmarkStart w:id="1" w:name="_Toc224062351"/>
-      <w:r>
-        <w:lastRenderedPageBreak/>
-        <w:t>Otro apartado</w:t>
-      </w:r>
-      <w:bookmarkEnd w:id="1"/>
-    </w:p>
-    <w:p>
-      <w:r>
-        <w:t xml:space="preserve">En este apartado se presentan </w:t>
-      </w:r>
-      <w:r>
-        <w:t>xxxxxxxxxxxxxxxxxxxx xxxxx</w:t>
-      </w:r>
-      <w:r>
-        <w:t>.</w:t>
-      </w:r>
-    </w:p>
-    <w:p>
-      <w:pPr>
-        <w:pStyle w:val="Ttulo2"/>
-      </w:pPr>
-      <w:bookmarkStart w:id="2" w:name="_Toc224062352"/>
-      <w:r>
-        <w:t>xxxxxxxxxxxxx</w:t>
-      </w:r>
-      <w:bookmarkEnd w:id="2"/>
-    </w:p>
-    <w:p>
-      <w:r>
-        <w:t>xxxxxxxxxxxxxxxxxxxxxxxxxxxxxxxx xxxxxxxxxxxxxxxx</w:t>
-      </w:r>
-    </w:p>
-    <w:p>
-      <w:pPr>
-        <w:pStyle w:val="Ttulo2"/>
-      </w:pPr>
-      <w:bookmarkStart w:id="3" w:name="_Toc224062353"/>
-      <w:r>
-        <w:t>xxxxxxxxxxxxxxxxxxx</w:t>
-      </w:r>
-      <w:bookmarkEnd w:id="3"/>
-    </w:p>
-    <w:p>
-      <w:pPr>
-        <w:pStyle w:val="Ttulo3"/>
-      </w:pPr>
-      <w:bookmarkStart w:id="4" w:name="_Toc224062354"/>
-      <w:r>
-        <w:t>Xxxxxxx</w:t>
-      </w:r>
-      <w:bookmarkEnd w:id="4"/>
-    </w:p>
-    <w:p>
-      <w:pPr>
+        <w:t xml:space="preserve">Para contextualizar la exploración </w:t>
+      </w:r>
+      <w:r>
+        <w:t xml:space="preserve">que realizaremos en la celda 01, </w:t>
+      </w:r>
+      <w:r>
+        <w:t>vemos los cambios en temperatura, irradiación y precipitación a lo largo del tiempo, para la celda 01.</w:t>
+      </w:r>
+    </w:p>
+    <w:p>
+      <w:pPr>
+        <w:keepNext/>
         <w:tabs>
           <w:tab w:val="left" w:pos="1620"/>
         </w:tabs>
-      </w:pPr>
-      <w:r>
-        <w:rPr>
-          <w:rStyle w:val="Ttulo5Car"/>
-          <w:rFonts w:ascii="Book Antiqua" w:hAnsi="Book Antiqua"/>
-        </w:rPr>
-        <w:t xml:space="preserve">Xxxxxx xxxxx xxxx </w:t>
-      </w:r>
-      <w:r>
-        <w:t xml:space="preserve">. En la </w:t>
-      </w:r>
-      <w:r>
-        <w:fldChar w:fldCharType="begin"/>
-      </w:r>
-      <w:r>
-        <w:instrText xml:space="preserve"> REF _Ref242847250 \h  \* MERGEFORMAT </w:instrText>
-      </w:r>
-      <w:r>
-        <w:fldChar w:fldCharType="separate"/>
-      </w:r>
-      <w:r>
-        <w:t>Figura 1</w:t>
-      </w:r>
-      <w:r>
-        <w:fldChar w:fldCharType="end"/>
-      </w:r>
-      <w:r>
-        <w:t xml:space="preserve"> se muestra un ejemplo ...</w:t>
-      </w:r>
-    </w:p>
-    <w:p>
-      <w:pPr>
-        <w:keepNext/>
-        <w:tabs>
-          <w:tab w:val="left" w:pos="1620"/>
-        </w:tabs>
         <w:jc w:val="center"/>
       </w:pPr>
       <w:r>
@@ -1350,10 +1183,10 @@
           <w:lang w:eastAsia="en-US"/>
         </w:rPr>
         <w:drawing>
-          <wp:inline distT="0" distB="0" distL="0" distR="0" wp14:anchorId="1AA2AB78" wp14:editId="6D98DA9E">
-            <wp:extent cx="1775460" cy="1934845"/>
-            <wp:effectExtent l="19050" t="0" r="0" b="0"/>
-            <wp:docPr id="1" name="Imagen 1"/>
+          <wp:inline distT="0" distB="0" distL="0" distR="0" wp14:anchorId="2DF93B18" wp14:editId="0BD6AFF7">
+            <wp:extent cx="5397500" cy="2137410"/>
+            <wp:effectExtent l="0" t="0" r="0" b="0"/>
+            <wp:docPr id="875891137" name="Picture 1"/>
             <wp:cNvGraphicFramePr>
               <a:graphicFrameLocks xmlns:a="http://schemas.openxmlformats.org/drawingml/2006/main" noChangeAspect="1"/>
             </wp:cNvGraphicFramePr>
@@ -1367,7 +1200,13 @@
                     </pic:cNvPicPr>
                   </pic:nvPicPr>
                   <pic:blipFill>
-                    <a:blip r:embed="rId11" cstate="print"/>
+                    <a:blip r:embed="rId11" cstate="print">
+                      <a:extLst>
+                        <a:ext uri="{28A0092B-C50C-407E-A947-70E740481C1C}">
+                          <a14:useLocalDpi xmlns:a14="http://schemas.microsoft.com/office/drawing/2010/main" val="0"/>
+                        </a:ext>
+                      </a:extLst>
+                    </a:blip>
                     <a:srcRect/>
                     <a:stretch>
                       <a:fillRect/>
@@ -1376,17 +1215,14 @@
                   <pic:spPr bwMode="auto">
                     <a:xfrm>
                       <a:off x="0" y="0"/>
-                      <a:ext cx="1775460" cy="1934845"/>
+                      <a:ext cx="5397500" cy="2137410"/>
                     </a:xfrm>
                     <a:prstGeom prst="rect">
                       <a:avLst/>
                     </a:prstGeom>
                     <a:noFill/>
-                    <a:ln w="9525">
+                    <a:ln>
                       <a:noFill/>
-                      <a:miter lim="800000"/>
-                      <a:headEnd/>
-                      <a:tailEnd/>
                     </a:ln>
                   </pic:spPr>
                 </pic:pic>
@@ -1398,9 +1234,11 @@
     </w:p>
     <w:p>
       <w:pPr>
-        <w:pStyle w:val="Descripcin"/>
-      </w:pPr>
-      <w:bookmarkStart w:id="5" w:name="_Ref242847250"/>
+        <w:pStyle w:val="Caption"/>
+        <w:rPr>
+          <w:b w:val="0"/>
+        </w:rPr>
+      </w:pPr>
       <w:r>
         <w:t xml:space="preserve">Figura </w:t>
       </w:r>
@@ -1419,7 +1257,6 @@
       <w:r>
         <w:fldChar w:fldCharType="end"/>
       </w:r>
-      <w:bookmarkEnd w:id="5"/>
       <w:r>
         <w:t>.</w:t>
       </w:r>
@@ -1433,30 +1270,2143 @@
         <w:rPr>
           <w:b w:val="0"/>
         </w:rPr>
-        <w:t>Ejemplo de figura.</w:t>
+        <w:t>Evolución temporal para la celda 01</w:t>
+      </w:r>
+      <w:r>
+        <w:rPr>
+          <w:b w:val="0"/>
+        </w:rPr>
+        <w:t>.</w:t>
       </w:r>
     </w:p>
     <w:p/>
     <w:p>
-      <w:pPr>
-        <w:pStyle w:val="Ttulo1"/>
-      </w:pPr>
-      <w:bookmarkStart w:id="6" w:name="_Toc224062355"/>
+      <w:r>
+        <w:t>Ahora procedemos con el análisis de las distribuciones de estos datos para la celda 01</w:t>
+      </w:r>
+      <w:r>
+        <w:t>:</w:t>
+      </w:r>
+    </w:p>
+    <w:p>
+      <w:pPr>
+        <w:keepNext/>
+        <w:tabs>
+          <w:tab w:val="left" w:pos="1620"/>
+        </w:tabs>
+        <w:jc w:val="center"/>
+      </w:pPr>
+      <w:r>
+        <w:rPr>
+          <w:b/>
+        </w:rPr>
+        <w:drawing>
+          <wp:inline distT="0" distB="0" distL="0" distR="0" wp14:anchorId="4B6853F4" wp14:editId="7C698D94">
+            <wp:extent cx="5391150" cy="2416810"/>
+            <wp:effectExtent l="0" t="0" r="0" b="0"/>
+            <wp:docPr id="2115089443" name="Picture 2"/>
+            <wp:cNvGraphicFramePr>
+              <a:graphicFrameLocks xmlns:a="http://schemas.openxmlformats.org/drawingml/2006/main" noChangeAspect="1"/>
+            </wp:cNvGraphicFramePr>
+            <a:graphic xmlns:a="http://schemas.openxmlformats.org/drawingml/2006/main">
+              <a:graphicData uri="http://schemas.openxmlformats.org/drawingml/2006/picture">
+                <pic:pic xmlns:pic="http://schemas.openxmlformats.org/drawingml/2006/picture">
+                  <pic:nvPicPr>
+                    <pic:cNvPr id="0" name="Picture 2"/>
+                    <pic:cNvPicPr>
+                      <a:picLocks noChangeAspect="1" noChangeArrowheads="1"/>
+                    </pic:cNvPicPr>
+                  </pic:nvPicPr>
+                  <pic:blipFill>
+                    <a:blip r:embed="rId12">
+                      <a:extLst>
+                        <a:ext uri="{28A0092B-C50C-407E-A947-70E740481C1C}">
+                          <a14:useLocalDpi xmlns:a14="http://schemas.microsoft.com/office/drawing/2010/main" val="0"/>
+                        </a:ext>
+                      </a:extLst>
+                    </a:blip>
+                    <a:srcRect/>
+                    <a:stretch>
+                      <a:fillRect/>
+                    </a:stretch>
+                  </pic:blipFill>
+                  <pic:spPr bwMode="auto">
+                    <a:xfrm>
+                      <a:off x="0" y="0"/>
+                      <a:ext cx="5391150" cy="2416810"/>
+                    </a:xfrm>
+                    <a:prstGeom prst="rect">
+                      <a:avLst/>
+                    </a:prstGeom>
+                    <a:noFill/>
+                    <a:ln>
+                      <a:noFill/>
+                    </a:ln>
+                  </pic:spPr>
+                </pic:pic>
+              </a:graphicData>
+            </a:graphic>
+          </wp:inline>
+        </w:drawing>
+      </w:r>
+    </w:p>
+    <w:p>
+      <w:pPr>
+        <w:pStyle w:val="Caption"/>
+        <w:rPr>
+          <w:b w:val="0"/>
+        </w:rPr>
+      </w:pPr>
+      <w:r>
+        <w:t xml:space="preserve">Figura </w:t>
+      </w:r>
+      <w:r>
+        <w:fldChar w:fldCharType="begin"/>
+      </w:r>
+      <w:r>
+        <w:instrText xml:space="preserve"> SEQ Figura \* ARABIC </w:instrText>
+      </w:r>
+      <w:r>
+        <w:fldChar w:fldCharType="separate"/>
+      </w:r>
+      <w:r>
+        <w:t>2</w:t>
+      </w:r>
+      <w:r>
+        <w:fldChar w:fldCharType="end"/>
+      </w:r>
+      <w:r>
+        <w:t>.</w:t>
+      </w:r>
+      <w:r>
+        <w:t>º</w:t>
+      </w:r>
+      <w:r>
+        <w:t xml:space="preserve"> </w:t>
+      </w:r>
+      <w:r>
+        <w:rPr>
+          <w:b w:val="0"/>
+        </w:rPr>
+        <w:t>Gráficos de distribución de temperatura para la celda 01</w:t>
+      </w:r>
+      <w:r>
+        <w:rPr>
+          <w:b w:val="0"/>
+        </w:rPr>
+        <w:t>.</w:t>
+      </w:r>
+    </w:p>
+    <w:p>
+      <w:r>
+        <w:lastRenderedPageBreak/>
+        <w:t>Como podemos ver, La distribución de la temperatura presenta una dispersión moderada, con valores aproximadamente entre 3°C y 36°C. La mediana se sitúa aproximadamente en torno a 18°C, indicando que la mayor parte de los valores se concentran en torno a temperaturas templadas.</w:t>
+      </w:r>
+    </w:p>
+    <w:p>
+      <w:r>
+        <w:t>La distribución tiene una moda alrededor de 12°C, y tiene asimetría positiva. Esto es coherente con la mezcla de valores correspondientes a distintas estaciones del año (periodos fríos y cálidos). No se observan valores atípicos extremadamente alejados del resto de observaciones.</w:t>
+      </w:r>
+    </w:p>
+    <w:p>
+      <w:r>
+        <w:t xml:space="preserve">Para completar </w:t>
+      </w:r>
+      <w:r>
+        <w:t>el estudio de la distribución de la celda 01, ahora vemos la irradiación y precipitación.</w:t>
+      </w:r>
+    </w:p>
+    <w:p>
+      <w:pPr>
+        <w:keepNext/>
+        <w:tabs>
+          <w:tab w:val="left" w:pos="1620"/>
+        </w:tabs>
+        <w:jc w:val="center"/>
+      </w:pPr>
+      <w:r>
+        <w:drawing>
+          <wp:inline distT="0" distB="0" distL="0" distR="0" wp14:anchorId="75BD990A" wp14:editId="05A518CF">
+            <wp:extent cx="5391150" cy="2422525"/>
+            <wp:effectExtent l="0" t="0" r="0" b="0"/>
+            <wp:docPr id="49446035" name="Picture 3"/>
+            <wp:cNvGraphicFramePr>
+              <a:graphicFrameLocks xmlns:a="http://schemas.openxmlformats.org/drawingml/2006/main" noChangeAspect="1"/>
+            </wp:cNvGraphicFramePr>
+            <a:graphic xmlns:a="http://schemas.openxmlformats.org/drawingml/2006/main">
+              <a:graphicData uri="http://schemas.openxmlformats.org/drawingml/2006/picture">
+                <pic:pic xmlns:pic="http://schemas.openxmlformats.org/drawingml/2006/picture">
+                  <pic:nvPicPr>
+                    <pic:cNvPr id="0" name="Picture 3"/>
+                    <pic:cNvPicPr>
+                      <a:picLocks noChangeAspect="1" noChangeArrowheads="1"/>
+                    </pic:cNvPicPr>
+                  </pic:nvPicPr>
+                  <pic:blipFill>
+                    <a:blip r:embed="rId13">
+                      <a:extLst>
+                        <a:ext uri="{28A0092B-C50C-407E-A947-70E740481C1C}">
+                          <a14:useLocalDpi xmlns:a14="http://schemas.microsoft.com/office/drawing/2010/main" val="0"/>
+                        </a:ext>
+                      </a:extLst>
+                    </a:blip>
+                    <a:srcRect/>
+                    <a:stretch>
+                      <a:fillRect/>
+                    </a:stretch>
+                  </pic:blipFill>
+                  <pic:spPr bwMode="auto">
+                    <a:xfrm>
+                      <a:off x="0" y="0"/>
+                      <a:ext cx="5391150" cy="2422525"/>
+                    </a:xfrm>
+                    <a:prstGeom prst="rect">
+                      <a:avLst/>
+                    </a:prstGeom>
+                    <a:noFill/>
+                    <a:ln>
+                      <a:noFill/>
+                    </a:ln>
+                  </pic:spPr>
+                </pic:pic>
+              </a:graphicData>
+            </a:graphic>
+          </wp:inline>
+        </w:drawing>
+      </w:r>
+    </w:p>
+    <w:p>
+      <w:pPr>
+        <w:pStyle w:val="Caption"/>
+        <w:rPr>
+          <w:b w:val="0"/>
+        </w:rPr>
+      </w:pPr>
+      <w:r>
+        <w:t xml:space="preserve">Figura </w:t>
+      </w:r>
+      <w:r>
+        <w:fldChar w:fldCharType="begin"/>
+      </w:r>
+      <w:r>
+        <w:instrText xml:space="preserve"> SEQ Figura \* ARABIC </w:instrText>
+      </w:r>
+      <w:r>
+        <w:fldChar w:fldCharType="separate"/>
+      </w:r>
+      <w:r>
+        <w:t>3</w:t>
+      </w:r>
+      <w:r>
+        <w:fldChar w:fldCharType="end"/>
+      </w:r>
+      <w:r>
+        <w:t>.</w:t>
+      </w:r>
+      <w:r>
+        <w:t>º</w:t>
+      </w:r>
+      <w:r>
+        <w:t xml:space="preserve"> </w:t>
+      </w:r>
+      <w:r>
+        <w:rPr>
+          <w:b w:val="0"/>
+        </w:rPr>
+        <w:t xml:space="preserve">Gráficos de distribución de </w:t>
+      </w:r>
+      <w:r>
+        <w:rPr>
+          <w:b w:val="0"/>
+        </w:rPr>
+        <w:t>la irradiación</w:t>
+      </w:r>
+      <w:r>
+        <w:rPr>
+          <w:b w:val="0"/>
+        </w:rPr>
+        <w:t xml:space="preserve"> para la celda 01</w:t>
+      </w:r>
+      <w:r>
+        <w:rPr>
+          <w:b w:val="0"/>
+        </w:rPr>
+        <w:t>.</w:t>
+      </w:r>
+    </w:p>
+    <w:p>
+      <w:r>
+        <w:t>La irradiación es claramente bimodal, lo cual encaja con la gran diferencia entre día y noche, y los días nublados o soleados. Además, la dispersión es elevada, lo cual es esperable en una variable que depende fuertemente del ciclo estacional y de la cantidad de nubes diaria.</w:t>
+      </w:r>
+    </w:p>
+    <w:p>
+      <w:pPr>
+        <w:keepNext/>
+        <w:tabs>
+          <w:tab w:val="left" w:pos="1620"/>
+        </w:tabs>
+        <w:jc w:val="center"/>
+      </w:pPr>
+      <w:r>
+        <w:drawing>
+          <wp:inline distT="0" distB="0" distL="0" distR="0" wp14:anchorId="032BC72C" wp14:editId="4184A419">
+            <wp:extent cx="5397500" cy="2399030"/>
+            <wp:effectExtent l="0" t="0" r="0" b="0"/>
+            <wp:docPr id="705321520" name="Picture 4"/>
+            <wp:cNvGraphicFramePr>
+              <a:graphicFrameLocks xmlns:a="http://schemas.openxmlformats.org/drawingml/2006/main" noChangeAspect="1"/>
+            </wp:cNvGraphicFramePr>
+            <a:graphic xmlns:a="http://schemas.openxmlformats.org/drawingml/2006/main">
+              <a:graphicData uri="http://schemas.openxmlformats.org/drawingml/2006/picture">
+                <pic:pic xmlns:pic="http://schemas.openxmlformats.org/drawingml/2006/picture">
+                  <pic:nvPicPr>
+                    <pic:cNvPr id="0" name="Picture 4"/>
+                    <pic:cNvPicPr>
+                      <a:picLocks noChangeAspect="1" noChangeArrowheads="1"/>
+                    </pic:cNvPicPr>
+                  </pic:nvPicPr>
+                  <pic:blipFill>
+                    <a:blip r:embed="rId14">
+                      <a:extLst>
+                        <a:ext uri="{28A0092B-C50C-407E-A947-70E740481C1C}">
+                          <a14:useLocalDpi xmlns:a14="http://schemas.microsoft.com/office/drawing/2010/main" val="0"/>
+                        </a:ext>
+                      </a:extLst>
+                    </a:blip>
+                    <a:srcRect/>
+                    <a:stretch>
+                      <a:fillRect/>
+                    </a:stretch>
+                  </pic:blipFill>
+                  <pic:spPr bwMode="auto">
+                    <a:xfrm>
+                      <a:off x="0" y="0"/>
+                      <a:ext cx="5397500" cy="2399030"/>
+                    </a:xfrm>
+                    <a:prstGeom prst="rect">
+                      <a:avLst/>
+                    </a:prstGeom>
+                    <a:noFill/>
+                    <a:ln>
+                      <a:noFill/>
+                    </a:ln>
+                  </pic:spPr>
+                </pic:pic>
+              </a:graphicData>
+            </a:graphic>
+          </wp:inline>
+        </w:drawing>
+      </w:r>
+    </w:p>
+    <w:p>
+      <w:pPr>
+        <w:pStyle w:val="Caption"/>
+        <w:rPr>
+          <w:b w:val="0"/>
+        </w:rPr>
+      </w:pPr>
+      <w:r>
+        <w:t xml:space="preserve">Figura </w:t>
+      </w:r>
+      <w:r>
+        <w:fldChar w:fldCharType="begin"/>
+      </w:r>
+      <w:r>
+        <w:instrText xml:space="preserve"> SEQ Figura \* ARABIC </w:instrText>
+      </w:r>
+      <w:r>
+        <w:fldChar w:fldCharType="separate"/>
+      </w:r>
+      <w:r>
+        <w:t>4</w:t>
+      </w:r>
+      <w:r>
+        <w:fldChar w:fldCharType="end"/>
+      </w:r>
+      <w:r>
+        <w:t>.</w:t>
+      </w:r>
+      <w:r>
+        <w:t>º</w:t>
+      </w:r>
+      <w:r>
+        <w:t xml:space="preserve"> </w:t>
+      </w:r>
+      <w:r>
+        <w:rPr>
+          <w:b w:val="0"/>
+        </w:rPr>
+        <w:t>Gráficos de distribución de la precipitación para la celda 01</w:t>
+      </w:r>
+      <w:r>
+        <w:rPr>
+          <w:b w:val="0"/>
+        </w:rPr>
+        <w:t>.</w:t>
+      </w:r>
+    </w:p>
+    <w:p>
+      <w:r>
+        <w:lastRenderedPageBreak/>
+        <w:t>La precipitación muestra una gran concentración de valores cerca del 0, ya que en España la gran mayoría de días no hay lluvia. Esto hace que tenga una gran cantidad de datos atípicos (que se pueden ver en el box plot), que hacen que la distribución sea altamente asimétrica hacia la derecha.</w:t>
+      </w:r>
+    </w:p>
+    <w:p/>
+    <w:p>
+      <w:r>
+        <w:t>Ahora realizaremos un análisis similar para la celda 10.</w:t>
+      </w:r>
+    </w:p>
+    <w:p>
+      <w:pPr>
+        <w:keepNext/>
+        <w:tabs>
+          <w:tab w:val="left" w:pos="1620"/>
+        </w:tabs>
+        <w:jc w:val="center"/>
+      </w:pPr>
+      <w:r>
+        <w:drawing>
+          <wp:inline distT="0" distB="0" distL="0" distR="0" wp14:anchorId="58EA6F9E" wp14:editId="4DF2A802">
+            <wp:extent cx="5391150" cy="2416810"/>
+            <wp:effectExtent l="0" t="0" r="0" b="0"/>
+            <wp:docPr id="1491550476" name="Picture 6"/>
+            <wp:cNvGraphicFramePr>
+              <a:graphicFrameLocks xmlns:a="http://schemas.openxmlformats.org/drawingml/2006/main" noChangeAspect="1"/>
+            </wp:cNvGraphicFramePr>
+            <a:graphic xmlns:a="http://schemas.openxmlformats.org/drawingml/2006/main">
+              <a:graphicData uri="http://schemas.openxmlformats.org/drawingml/2006/picture">
+                <pic:pic xmlns:pic="http://schemas.openxmlformats.org/drawingml/2006/picture">
+                  <pic:nvPicPr>
+                    <pic:cNvPr id="0" name="Picture 6"/>
+                    <pic:cNvPicPr>
+                      <a:picLocks noChangeAspect="1" noChangeArrowheads="1"/>
+                    </pic:cNvPicPr>
+                  </pic:nvPicPr>
+                  <pic:blipFill>
+                    <a:blip r:embed="rId15">
+                      <a:extLst>
+                        <a:ext uri="{28A0092B-C50C-407E-A947-70E740481C1C}">
+                          <a14:useLocalDpi xmlns:a14="http://schemas.microsoft.com/office/drawing/2010/main" val="0"/>
+                        </a:ext>
+                      </a:extLst>
+                    </a:blip>
+                    <a:srcRect/>
+                    <a:stretch>
+                      <a:fillRect/>
+                    </a:stretch>
+                  </pic:blipFill>
+                  <pic:spPr bwMode="auto">
+                    <a:xfrm>
+                      <a:off x="0" y="0"/>
+                      <a:ext cx="5391150" cy="2416810"/>
+                    </a:xfrm>
+                    <a:prstGeom prst="rect">
+                      <a:avLst/>
+                    </a:prstGeom>
+                    <a:noFill/>
+                    <a:ln>
+                      <a:noFill/>
+                    </a:ln>
+                  </pic:spPr>
+                </pic:pic>
+              </a:graphicData>
+            </a:graphic>
+          </wp:inline>
+        </w:drawing>
+      </w:r>
+    </w:p>
+    <w:p>
+      <w:pPr>
+        <w:pStyle w:val="Caption"/>
+        <w:rPr>
+          <w:b w:val="0"/>
+        </w:rPr>
+      </w:pPr>
+      <w:r>
+        <w:t xml:space="preserve">Figura </w:t>
+      </w:r>
+      <w:r>
+        <w:fldChar w:fldCharType="begin"/>
+      </w:r>
+      <w:r>
+        <w:instrText xml:space="preserve"> SEQ Figura \* ARABIC </w:instrText>
+      </w:r>
+      <w:r>
+        <w:fldChar w:fldCharType="separate"/>
+      </w:r>
+      <w:r>
+        <w:t>5</w:t>
+      </w:r>
+      <w:r>
+        <w:fldChar w:fldCharType="end"/>
+      </w:r>
+      <w:r>
+        <w:t>.</w:t>
+      </w:r>
+      <w:r>
+        <w:t>º</w:t>
+      </w:r>
+      <w:r>
+        <w:t xml:space="preserve"> </w:t>
+      </w:r>
+      <w:r>
+        <w:rPr>
+          <w:b w:val="0"/>
+        </w:rPr>
+        <w:t xml:space="preserve">Gráficos de distribución de la </w:t>
+      </w:r>
+      <w:r>
+        <w:rPr>
+          <w:b w:val="0"/>
+        </w:rPr>
+        <w:t>temperatura</w:t>
+      </w:r>
+      <w:r>
+        <w:rPr>
+          <w:b w:val="0"/>
+        </w:rPr>
+        <w:t xml:space="preserve"> para la celda 1</w:t>
+      </w:r>
+      <w:r>
+        <w:rPr>
+          <w:b w:val="0"/>
+        </w:rPr>
+        <w:t>0</w:t>
+      </w:r>
+      <w:r>
+        <w:rPr>
+          <w:b w:val="0"/>
+        </w:rPr>
+        <w:t>.</w:t>
+      </w:r>
+    </w:p>
+    <w:p>
+      <w:pPr>
+        <w:rPr>
+          <w:lang w:val="en-US"/>
+        </w:rPr>
+      </w:pPr>
+      <w:r>
+        <w:rPr>
+          <w:lang w:val="en-US"/>
+        </w:rPr>
+        <w:t>La distribución de la temperatura presenta una dispersión más alta que en la celda 01, con valores aproximadamente entre -5°C y 30°C. La mediana se sitúa aproximadamente en torno a 11°C, indicando que la mayor parte de los valores se concentran en torno a temperaturas frías.</w:t>
+      </w:r>
+    </w:p>
+    <w:p>
+      <w:pPr>
+        <w:rPr>
+          <w:lang w:val="en-US"/>
+        </w:rPr>
+      </w:pPr>
+      <w:r>
+        <w:rPr>
+          <w:lang w:val="en-US"/>
+        </w:rPr>
+        <w:t>La distribución tiene una moda alrededor de 5°C, y tiene asimetría positiva. Esto es coherente con la mezcla de valores correspondientes a distintas estaciones del año (periodos fríos y cálidos), aunque en un sitio seguramente más al Norte de España.</w:t>
+      </w:r>
+    </w:p>
+    <w:p>
+      <w:pPr>
+        <w:keepNext/>
+        <w:tabs>
+          <w:tab w:val="left" w:pos="1620"/>
+        </w:tabs>
+        <w:jc w:val="center"/>
+      </w:pPr>
+      <w:r>
+        <w:drawing>
+          <wp:inline distT="0" distB="0" distL="0" distR="0" wp14:anchorId="2F19A269" wp14:editId="05786616">
+            <wp:extent cx="5391150" cy="2416810"/>
+            <wp:effectExtent l="0" t="0" r="0" b="0"/>
+            <wp:docPr id="1486822315" name="Picture 5"/>
+            <wp:cNvGraphicFramePr>
+              <a:graphicFrameLocks xmlns:a="http://schemas.openxmlformats.org/drawingml/2006/main" noChangeAspect="1"/>
+            </wp:cNvGraphicFramePr>
+            <a:graphic xmlns:a="http://schemas.openxmlformats.org/drawingml/2006/main">
+              <a:graphicData uri="http://schemas.openxmlformats.org/drawingml/2006/picture">
+                <pic:pic xmlns:pic="http://schemas.openxmlformats.org/drawingml/2006/picture">
+                  <pic:nvPicPr>
+                    <pic:cNvPr id="0" name="Picture 5"/>
+                    <pic:cNvPicPr>
+                      <a:picLocks noChangeAspect="1" noChangeArrowheads="1"/>
+                    </pic:cNvPicPr>
+                  </pic:nvPicPr>
+                  <pic:blipFill>
+                    <a:blip r:embed="rId16">
+                      <a:extLst>
+                        <a:ext uri="{28A0092B-C50C-407E-A947-70E740481C1C}">
+                          <a14:useLocalDpi xmlns:a14="http://schemas.microsoft.com/office/drawing/2010/main" val="0"/>
+                        </a:ext>
+                      </a:extLst>
+                    </a:blip>
+                    <a:srcRect/>
+                    <a:stretch>
+                      <a:fillRect/>
+                    </a:stretch>
+                  </pic:blipFill>
+                  <pic:spPr bwMode="auto">
+                    <a:xfrm>
+                      <a:off x="0" y="0"/>
+                      <a:ext cx="5391150" cy="2416810"/>
+                    </a:xfrm>
+                    <a:prstGeom prst="rect">
+                      <a:avLst/>
+                    </a:prstGeom>
+                    <a:noFill/>
+                    <a:ln>
+                      <a:noFill/>
+                    </a:ln>
+                  </pic:spPr>
+                </pic:pic>
+              </a:graphicData>
+            </a:graphic>
+          </wp:inline>
+        </w:drawing>
+      </w:r>
+    </w:p>
+    <w:p>
+      <w:pPr>
+        <w:pStyle w:val="Caption"/>
+        <w:rPr>
+          <w:b w:val="0"/>
+        </w:rPr>
+      </w:pPr>
+      <w:r>
+        <w:t xml:space="preserve">Figura </w:t>
+      </w:r>
+      <w:r>
+        <w:fldChar w:fldCharType="begin"/>
+      </w:r>
+      <w:r>
+        <w:instrText xml:space="preserve"> SEQ Figura \* ARABIC </w:instrText>
+      </w:r>
+      <w:r>
+        <w:fldChar w:fldCharType="separate"/>
+      </w:r>
+      <w:r>
+        <w:t>6</w:t>
+      </w:r>
+      <w:r>
+        <w:fldChar w:fldCharType="end"/>
+      </w:r>
+      <w:r>
+        <w:t>.</w:t>
+      </w:r>
+      <w:r>
+        <w:t>º</w:t>
+      </w:r>
+      <w:r>
+        <w:t xml:space="preserve"> </w:t>
+      </w:r>
+      <w:r>
+        <w:rPr>
+          <w:b w:val="0"/>
+        </w:rPr>
+        <w:t xml:space="preserve">Gráficos de distribución de la </w:t>
+      </w:r>
+      <w:r>
+        <w:rPr>
+          <w:b w:val="0"/>
+        </w:rPr>
+        <w:t>irradiación</w:t>
+      </w:r>
+      <w:r>
+        <w:rPr>
+          <w:b w:val="0"/>
+        </w:rPr>
+        <w:t xml:space="preserve"> para la celda </w:t>
+      </w:r>
+      <w:r>
+        <w:rPr>
+          <w:b w:val="0"/>
+        </w:rPr>
+        <w:t>10</w:t>
+      </w:r>
+      <w:r>
+        <w:rPr>
+          <w:b w:val="0"/>
+        </w:rPr>
+        <w:t>.</w:t>
+      </w:r>
+    </w:p>
+    <w:p>
+      <w:pPr>
+        <w:rPr>
+          <w:lang w:val="en-US"/>
+        </w:rPr>
+      </w:pPr>
+      <w:r>
+        <w:rPr>
+          <w:lang w:val="en-US"/>
+        </w:rPr>
+        <w:lastRenderedPageBreak/>
+        <w:t>La irradiación es claramente bimodal, lo cual encaja con la gran diferencia entre día y noche, y los días nublados o soleados.</w:t>
+      </w:r>
+      <w:r>
+        <w:rPr>
+          <w:lang w:val="en-US"/>
+        </w:rPr>
+        <w:t xml:space="preserve"> </w:t>
+      </w:r>
+      <w:r>
+        <w:rPr>
+          <w:lang w:val="en-US"/>
+        </w:rPr>
+        <w:t>La dispersión es elevada, lo cual es esperable en una variable que depende fuertemente del ciclo estacional y de la cantidad de nubes diaria. Es casi idéntica a la celda 01.</w:t>
+      </w:r>
+    </w:p>
+    <w:p>
+      <w:pPr>
+        <w:keepNext/>
+        <w:tabs>
+          <w:tab w:val="left" w:pos="1620"/>
+        </w:tabs>
+        <w:jc w:val="center"/>
+      </w:pPr>
+      <w:r>
+        <w:drawing>
+          <wp:inline distT="0" distB="0" distL="0" distR="0" wp14:anchorId="38E76827" wp14:editId="128C12CC">
+            <wp:extent cx="5397500" cy="2399030"/>
+            <wp:effectExtent l="0" t="0" r="0" b="0"/>
+            <wp:docPr id="520517706" name="Picture 7"/>
+            <wp:cNvGraphicFramePr>
+              <a:graphicFrameLocks xmlns:a="http://schemas.openxmlformats.org/drawingml/2006/main" noChangeAspect="1"/>
+            </wp:cNvGraphicFramePr>
+            <a:graphic xmlns:a="http://schemas.openxmlformats.org/drawingml/2006/main">
+              <a:graphicData uri="http://schemas.openxmlformats.org/drawingml/2006/picture">
+                <pic:pic xmlns:pic="http://schemas.openxmlformats.org/drawingml/2006/picture">
+                  <pic:nvPicPr>
+                    <pic:cNvPr id="0" name="Picture 7"/>
+                    <pic:cNvPicPr>
+                      <a:picLocks noChangeAspect="1" noChangeArrowheads="1"/>
+                    </pic:cNvPicPr>
+                  </pic:nvPicPr>
+                  <pic:blipFill>
+                    <a:blip r:embed="rId17">
+                      <a:extLst>
+                        <a:ext uri="{28A0092B-C50C-407E-A947-70E740481C1C}">
+                          <a14:useLocalDpi xmlns:a14="http://schemas.microsoft.com/office/drawing/2010/main" val="0"/>
+                        </a:ext>
+                      </a:extLst>
+                    </a:blip>
+                    <a:srcRect/>
+                    <a:stretch>
+                      <a:fillRect/>
+                    </a:stretch>
+                  </pic:blipFill>
+                  <pic:spPr bwMode="auto">
+                    <a:xfrm>
+                      <a:off x="0" y="0"/>
+                      <a:ext cx="5397500" cy="2399030"/>
+                    </a:xfrm>
+                    <a:prstGeom prst="rect">
+                      <a:avLst/>
+                    </a:prstGeom>
+                    <a:noFill/>
+                    <a:ln>
+                      <a:noFill/>
+                    </a:ln>
+                  </pic:spPr>
+                </pic:pic>
+              </a:graphicData>
+            </a:graphic>
+          </wp:inline>
+        </w:drawing>
+      </w:r>
+    </w:p>
+    <w:p>
+      <w:pPr>
+        <w:pStyle w:val="Caption"/>
+        <w:rPr>
+          <w:b w:val="0"/>
+        </w:rPr>
+      </w:pPr>
+      <w:r>
+        <w:t xml:space="preserve">Figura </w:t>
+      </w:r>
+      <w:r>
+        <w:fldChar w:fldCharType="begin"/>
+      </w:r>
+      <w:r>
+        <w:instrText xml:space="preserve"> SEQ Figura \* ARABIC </w:instrText>
+      </w:r>
+      <w:r>
+        <w:fldChar w:fldCharType="separate"/>
+      </w:r>
+      <w:r>
+        <w:t>7</w:t>
+      </w:r>
+      <w:r>
+        <w:fldChar w:fldCharType="end"/>
+      </w:r>
+      <w:r>
+        <w:t>.</w:t>
+      </w:r>
+      <w:r>
+        <w:t>º</w:t>
+      </w:r>
+      <w:r>
+        <w:t xml:space="preserve"> </w:t>
+      </w:r>
+      <w:r>
+        <w:rPr>
+          <w:b w:val="0"/>
+        </w:rPr>
+        <w:t xml:space="preserve">Gráficos de distribución de la precipitación para la celda </w:t>
+      </w:r>
+      <w:r>
+        <w:rPr>
+          <w:b w:val="0"/>
+        </w:rPr>
+        <w:t>10</w:t>
+      </w:r>
+      <w:r>
+        <w:rPr>
+          <w:b w:val="0"/>
+        </w:rPr>
+        <w:t>.</w:t>
+      </w:r>
+    </w:p>
+    <w:p>
+      <w:r>
+        <w:t>La precipitación muestra una gran concentración de valores cerca del 0, ya que en España la gran mayoría de días no hay lluvia. Esto hace que tenga una gran cantidad de datos atípicos (que se pueden ver en el box plot), que hacen que la distribución sea altamente asimétrica hacia la derecha.</w:t>
+      </w:r>
+    </w:p>
+    <w:p>
+      <w:r>
+        <w:t>Podemos ver que el percentil 75% se sitúa alrededor de 5.65, considerablemente más alto que el 1.5 de la celda 01, y que además hay un outlier mucho más alejado del 0. Esto encaja con la idea de que es un lugar más al Norte.</w:t>
+      </w:r>
+    </w:p>
+    <w:p/>
+    <w:p>
+      <w:pPr>
+        <w:pStyle w:val="Heading2"/>
+      </w:pPr>
+      <w:bookmarkStart w:id="1" w:name="_Toc224321741"/>
+      <w:r>
+        <w:lastRenderedPageBreak/>
+        <w:t>Cambios según día de la semana, mes y año.</w:t>
+      </w:r>
+      <w:bookmarkEnd w:id="1"/>
+    </w:p>
+    <w:p>
+      <w:pPr>
+        <w:keepNext/>
+        <w:tabs>
+          <w:tab w:val="left" w:pos="1620"/>
+        </w:tabs>
+        <w:jc w:val="center"/>
+      </w:pPr>
+      <w:r>
+        <w:drawing>
+          <wp:inline distT="0" distB="0" distL="0" distR="0" wp14:anchorId="43A42ADC" wp14:editId="13AAE917">
+            <wp:extent cx="4797142" cy="2986644"/>
+            <wp:effectExtent l="0" t="0" r="0" b="0"/>
+            <wp:docPr id="591389847" name="Picture 8"/>
+            <wp:cNvGraphicFramePr>
+              <a:graphicFrameLocks xmlns:a="http://schemas.openxmlformats.org/drawingml/2006/main" noChangeAspect="1"/>
+            </wp:cNvGraphicFramePr>
+            <a:graphic xmlns:a="http://schemas.openxmlformats.org/drawingml/2006/main">
+              <a:graphicData uri="http://schemas.openxmlformats.org/drawingml/2006/picture">
+                <pic:pic xmlns:pic="http://schemas.openxmlformats.org/drawingml/2006/picture">
+                  <pic:nvPicPr>
+                    <pic:cNvPr id="0" name="Picture 8"/>
+                    <pic:cNvPicPr>
+                      <a:picLocks noChangeAspect="1" noChangeArrowheads="1"/>
+                    </pic:cNvPicPr>
+                  </pic:nvPicPr>
+                  <pic:blipFill>
+                    <a:blip r:embed="rId18" cstate="print">
+                      <a:extLst>
+                        <a:ext uri="{28A0092B-C50C-407E-A947-70E740481C1C}">
+                          <a14:useLocalDpi xmlns:a14="http://schemas.microsoft.com/office/drawing/2010/main" val="0"/>
+                        </a:ext>
+                      </a:extLst>
+                    </a:blip>
+                    <a:srcRect/>
+                    <a:stretch>
+                      <a:fillRect/>
+                    </a:stretch>
+                  </pic:blipFill>
+                  <pic:spPr bwMode="auto">
+                    <a:xfrm>
+                      <a:off x="0" y="0"/>
+                      <a:ext cx="4839165" cy="3012807"/>
+                    </a:xfrm>
+                    <a:prstGeom prst="rect">
+                      <a:avLst/>
+                    </a:prstGeom>
+                    <a:noFill/>
+                    <a:ln>
+                      <a:noFill/>
+                    </a:ln>
+                  </pic:spPr>
+                </pic:pic>
+              </a:graphicData>
+            </a:graphic>
+          </wp:inline>
+        </w:drawing>
+      </w:r>
+    </w:p>
+    <w:p>
+      <w:pPr>
+        <w:pStyle w:val="Caption"/>
+      </w:pPr>
+      <w:r>
+        <w:t xml:space="preserve">Figura </w:t>
+      </w:r>
+      <w:r>
+        <w:fldChar w:fldCharType="begin"/>
+      </w:r>
+      <w:r>
+        <w:instrText xml:space="preserve"> SEQ Figura \* ARABIC </w:instrText>
+      </w:r>
+      <w:r>
+        <w:fldChar w:fldCharType="separate"/>
+      </w:r>
+      <w:r>
+        <w:t>8</w:t>
+      </w:r>
+      <w:r>
+        <w:fldChar w:fldCharType="end"/>
+      </w:r>
+      <w:r>
+        <w:t>.</w:t>
+      </w:r>
+      <w:r>
+        <w:t>º</w:t>
+      </w:r>
+      <w:r>
+        <w:t xml:space="preserve"> </w:t>
+      </w:r>
+      <w:r>
+        <w:t>C</w:t>
+      </w:r>
+      <w:r>
+        <w:t xml:space="preserve">ambios en la temperatura de las celdas 01 y 10 </w:t>
+      </w:r>
+      <w:r>
+        <w:t>en función del día de</w:t>
+      </w:r>
+      <w:r>
+        <w:t xml:space="preserve"> la semana, el mes y el año.</w:t>
+      </w:r>
+    </w:p>
+    <w:p>
+      <w:r>
+        <w:t xml:space="preserve">Podemos ver que la temperatura cambia significativamente con el mes (lógicamente), y que no cambia nada con el día de la semana. También vemos quecada año cambia ligeramente, aunque </w:t>
+      </w:r>
+      <w:r>
+        <w:t>son cambios de poca magnitud</w:t>
+      </w:r>
+      <w:r>
+        <w:t>.</w:t>
+      </w:r>
+    </w:p>
+    <w:p>
+      <w:pPr>
+        <w:keepNext/>
+        <w:tabs>
+          <w:tab w:val="left" w:pos="1620"/>
+        </w:tabs>
+        <w:jc w:val="center"/>
+      </w:pPr>
+      <w:r>
+        <w:drawing>
+          <wp:inline distT="0" distB="0" distL="0" distR="0" wp14:anchorId="2C570FC7" wp14:editId="2304FE8A">
+            <wp:extent cx="4809506" cy="2994342"/>
+            <wp:effectExtent l="0" t="0" r="0" b="0"/>
+            <wp:docPr id="1585226901" name="Picture 9"/>
+            <wp:cNvGraphicFramePr>
+              <a:graphicFrameLocks xmlns:a="http://schemas.openxmlformats.org/drawingml/2006/main" noChangeAspect="1"/>
+            </wp:cNvGraphicFramePr>
+            <a:graphic xmlns:a="http://schemas.openxmlformats.org/drawingml/2006/main">
+              <a:graphicData uri="http://schemas.openxmlformats.org/drawingml/2006/picture">
+                <pic:pic xmlns:pic="http://schemas.openxmlformats.org/drawingml/2006/picture">
+                  <pic:nvPicPr>
+                    <pic:cNvPr id="0" name="Picture 9"/>
+                    <pic:cNvPicPr>
+                      <a:picLocks noChangeAspect="1" noChangeArrowheads="1"/>
+                    </pic:cNvPicPr>
+                  </pic:nvPicPr>
+                  <pic:blipFill>
+                    <a:blip r:embed="rId19" cstate="print">
+                      <a:extLst>
+                        <a:ext uri="{28A0092B-C50C-407E-A947-70E740481C1C}">
+                          <a14:useLocalDpi xmlns:a14="http://schemas.microsoft.com/office/drawing/2010/main" val="0"/>
+                        </a:ext>
+                      </a:extLst>
+                    </a:blip>
+                    <a:srcRect/>
+                    <a:stretch>
+                      <a:fillRect/>
+                    </a:stretch>
+                  </pic:blipFill>
+                  <pic:spPr bwMode="auto">
+                    <a:xfrm>
+                      <a:off x="0" y="0"/>
+                      <a:ext cx="4824220" cy="3003503"/>
+                    </a:xfrm>
+                    <a:prstGeom prst="rect">
+                      <a:avLst/>
+                    </a:prstGeom>
+                    <a:noFill/>
+                    <a:ln>
+                      <a:noFill/>
+                    </a:ln>
+                  </pic:spPr>
+                </pic:pic>
+              </a:graphicData>
+            </a:graphic>
+          </wp:inline>
+        </w:drawing>
+      </w:r>
+    </w:p>
+    <w:p>
+      <w:pPr>
+        <w:pStyle w:val="Caption"/>
+      </w:pPr>
+      <w:r>
+        <w:t xml:space="preserve">Figura </w:t>
+      </w:r>
+      <w:r>
+        <w:fldChar w:fldCharType="begin"/>
+      </w:r>
+      <w:r>
+        <w:instrText xml:space="preserve"> SEQ Figura \* ARABIC </w:instrText>
+      </w:r>
+      <w:r>
+        <w:fldChar w:fldCharType="separate"/>
+      </w:r>
+      <w:r>
+        <w:t>9</w:t>
+      </w:r>
+      <w:r>
+        <w:fldChar w:fldCharType="end"/>
+      </w:r>
+      <w:r>
+        <w:t>.</w:t>
+      </w:r>
+      <w:r>
+        <w:t>º</w:t>
+      </w:r>
+      <w:r>
+        <w:t xml:space="preserve"> </w:t>
+      </w:r>
+      <w:r>
+        <w:t xml:space="preserve">Cambios en la </w:t>
+      </w:r>
+      <w:r>
+        <w:t>irradiación</w:t>
+      </w:r>
+      <w:r>
+        <w:t xml:space="preserve"> </w:t>
+      </w:r>
+      <w:r>
+        <w:t>en</w:t>
+      </w:r>
+      <w:r>
+        <w:t xml:space="preserve"> las celdas 01 y 10 en función del día de la semana, el mes y el año.</w:t>
+      </w:r>
+    </w:p>
+    <w:p>
+      <w:pPr>
+        <w:rPr>
+          <w:lang w:val="en-US"/>
+        </w:rPr>
+      </w:pPr>
+      <w:r>
+        <w:rPr>
+          <w:lang w:val="en-US"/>
+        </w:rPr>
+        <w:t>Podemos ver que la irradiación se asemeja mucho a la temperatura. Cambia significativamente con el mes (lógicamente), y no cambia nada con el día de la semana.</w:t>
+      </w:r>
+      <w:r>
+        <w:rPr>
+          <w:lang w:val="en-US"/>
+        </w:rPr>
+        <w:t xml:space="preserve"> </w:t>
+      </w:r>
+      <w:r>
+        <w:rPr>
+          <w:lang w:val="en-US"/>
+        </w:rPr>
+        <w:lastRenderedPageBreak/>
+        <w:t>También vemos que con el año cambia ligeramente, aunque se mantiene muy estable (más incluso que la temperatura).</w:t>
+      </w:r>
+    </w:p>
+    <w:p/>
+    <w:p>
+      <w:pPr>
+        <w:keepNext/>
+        <w:tabs>
+          <w:tab w:val="left" w:pos="1620"/>
+        </w:tabs>
+        <w:jc w:val="center"/>
+      </w:pPr>
+      <w:r>
+        <w:drawing>
+          <wp:inline distT="0" distB="0" distL="0" distR="0" wp14:anchorId="3622AE1A" wp14:editId="470D7D07">
+            <wp:extent cx="4797631" cy="2986949"/>
+            <wp:effectExtent l="0" t="0" r="0" b="0"/>
+            <wp:docPr id="1445379631" name="Picture 10"/>
+            <wp:cNvGraphicFramePr>
+              <a:graphicFrameLocks xmlns:a="http://schemas.openxmlformats.org/drawingml/2006/main" noChangeAspect="1"/>
+            </wp:cNvGraphicFramePr>
+            <a:graphic xmlns:a="http://schemas.openxmlformats.org/drawingml/2006/main">
+              <a:graphicData uri="http://schemas.openxmlformats.org/drawingml/2006/picture">
+                <pic:pic xmlns:pic="http://schemas.openxmlformats.org/drawingml/2006/picture">
+                  <pic:nvPicPr>
+                    <pic:cNvPr id="0" name="Picture 10"/>
+                    <pic:cNvPicPr>
+                      <a:picLocks noChangeAspect="1" noChangeArrowheads="1"/>
+                    </pic:cNvPicPr>
+                  </pic:nvPicPr>
+                  <pic:blipFill>
+                    <a:blip r:embed="rId20" cstate="print">
+                      <a:extLst>
+                        <a:ext uri="{28A0092B-C50C-407E-A947-70E740481C1C}">
+                          <a14:useLocalDpi xmlns:a14="http://schemas.microsoft.com/office/drawing/2010/main" val="0"/>
+                        </a:ext>
+                      </a:extLst>
+                    </a:blip>
+                    <a:srcRect/>
+                    <a:stretch>
+                      <a:fillRect/>
+                    </a:stretch>
+                  </pic:blipFill>
+                  <pic:spPr bwMode="auto">
+                    <a:xfrm>
+                      <a:off x="0" y="0"/>
+                      <a:ext cx="4820703" cy="3001314"/>
+                    </a:xfrm>
+                    <a:prstGeom prst="rect">
+                      <a:avLst/>
+                    </a:prstGeom>
+                    <a:noFill/>
+                    <a:ln>
+                      <a:noFill/>
+                    </a:ln>
+                  </pic:spPr>
+                </pic:pic>
+              </a:graphicData>
+            </a:graphic>
+          </wp:inline>
+        </w:drawing>
+      </w:r>
+    </w:p>
+    <w:p>
+      <w:pPr>
+        <w:pStyle w:val="Caption"/>
+      </w:pPr>
+      <w:r>
+        <w:t xml:space="preserve">Figura </w:t>
+      </w:r>
+      <w:r>
+        <w:fldChar w:fldCharType="begin"/>
+      </w:r>
+      <w:r>
+        <w:instrText xml:space="preserve"> SEQ Figura \* ARABIC </w:instrText>
+      </w:r>
+      <w:r>
+        <w:fldChar w:fldCharType="separate"/>
+      </w:r>
+      <w:r>
+        <w:t>10</w:t>
+      </w:r>
+      <w:r>
+        <w:fldChar w:fldCharType="end"/>
+      </w:r>
+      <w:r>
+        <w:t>.</w:t>
+      </w:r>
+      <w:r>
+        <w:t>º</w:t>
+      </w:r>
+      <w:r>
+        <w:t xml:space="preserve"> </w:t>
+      </w:r>
+      <w:r>
+        <w:t xml:space="preserve">Cambios en la </w:t>
+      </w:r>
+      <w:r>
+        <w:t>precipitación</w:t>
+      </w:r>
+      <w:r>
+        <w:t xml:space="preserve"> </w:t>
+      </w:r>
+      <w:r>
+        <w:t>en</w:t>
+      </w:r>
+      <w:r>
+        <w:t xml:space="preserve"> las celdas 01 y 10 en función del día de la semana, el mes y el año.</w:t>
+      </w:r>
+    </w:p>
+    <w:p>
+      <w:r>
+        <w:t>La precipitación es diferente a las otras variables. Podemos ver que en marzo es cuando más precipitación hay, y que prácticamente no hay nada durante el verano. También cambia un poco por año, sobre todo en la celda 01 (que hemos visto que seguramente sea de una zona más al Sur). Con el día de la semana es completamente estable, como cabría esperar.</w:t>
+      </w:r>
+    </w:p>
+    <w:p/>
+    <w:p>
+      <w:r>
+        <w:t xml:space="preserve">Ahora vamos a explorar los datos atípicos más llamativos en estos gráficos, ya que </w:t>
+      </w:r>
+      <w:r>
+        <w:t>son el aspecto princi</w:t>
+      </w:r>
+      <w:r>
+        <w:t>pal que diferencia las distribuciones. Los datos atípicos más llamativos aparecen en las medidas mensuales, ya que (sobre todo en temperatura e irradiación) si un día cambia el tiempo las medidas bajan de manera significativa.</w:t>
+      </w:r>
+    </w:p>
+    <w:p>
+      <w:r>
+        <w:t>En temperatura:</w:t>
+      </w:r>
+    </w:p>
+    <w:p>
+      <w:pPr>
+        <w:ind w:left="708"/>
+      </w:pPr>
+      <w:r>
+        <w:t>Vemos outliers sobre todo en los meses de transición entre invierno y verano, es decir, marzo, abril, octubre, y luego también en días de verano en los que hace menos calor (seguramente debido a lluvia).</w:t>
+      </w:r>
+    </w:p>
+    <w:p>
+      <w:r>
+        <w:t>En irradiación:</w:t>
+      </w:r>
+    </w:p>
+    <w:p>
+      <w:pPr>
+        <w:ind w:left="708"/>
+      </w:pPr>
+      <w:r>
+        <w:t>Los outliers siempre están hacia abajo, es decir, que hay mucha menos irradiación de la que cabría esperar. Esto seguramente sea debido a que esos días está nublado, o llueve.</w:t>
+      </w:r>
+    </w:p>
+    <w:p>
+      <w:r>
+        <w:t>En precipitación:</w:t>
+      </w:r>
+    </w:p>
+    <w:p>
+      <w:pPr>
+        <w:ind w:left="708"/>
+      </w:pPr>
+      <w:r>
+        <w:lastRenderedPageBreak/>
+        <w:t>Hay muchísimos outliers, ya que la gran mayoría de las medidas son 0 (sin lluvia/nieve). Suele haber outliers más extremos en los meses donde más llueve, específicamente marzo y octubre.</w:t>
+      </w:r>
+      <w:r>
+        <w:t xml:space="preserve"> </w:t>
+      </w:r>
+      <w:r>
+        <w:t>También podemos observar que un viernes de diciembre de 2019 llovió muchísimo, y queda como outlier casi el doble por encima de todos los demás.</w:t>
+      </w:r>
+    </w:p>
+    <w:p>
+      <w:pPr>
+        <w:pStyle w:val="Heading1"/>
+      </w:pPr>
+      <w:r>
+        <w:lastRenderedPageBreak/>
+        <w:t>Comparar las relaciones entre las 10 celdas de la temperatura, la irradiación y la precipitación.</w:t>
+      </w:r>
+    </w:p>
+    <w:p>
+      <w:pPr>
+        <w:pStyle w:val="Heading2"/>
+      </w:pPr>
+      <w:bookmarkStart w:id="2" w:name="_Toc224321742"/>
+      <w:r>
+        <w:t>dsuihf</w:t>
+      </w:r>
+      <w:bookmarkEnd w:id="2"/>
+    </w:p>
+    <w:p>
+      <w:r>
+        <w:t>PABLOOOOOOOOOOOOO</w:t>
+      </w:r>
+    </w:p>
+    <w:p>
+      <w:pPr>
+        <w:pStyle w:val="Heading2"/>
+      </w:pPr>
+      <w:bookmarkStart w:id="3" w:name="_Toc224321743"/>
+      <w:r>
+        <w:t>Relaciones entre los datos de</w:t>
+      </w:r>
+      <w:r>
+        <w:t xml:space="preserve"> temperatura de</w:t>
+      </w:r>
+      <w:r>
+        <w:t xml:space="preserve"> las 10 celdas</w:t>
+      </w:r>
+      <w:r>
+        <w:t>.</w:t>
+      </w:r>
+      <w:bookmarkEnd w:id="3"/>
+    </w:p>
+    <w:p>
+      <w:r>
+        <w:t>Para ver las relaciones entre celdas hemos decidido graficar</w:t>
+      </w:r>
+      <w:r>
+        <w:t xml:space="preserve"> </w:t>
+      </w:r>
+      <w:r>
+        <w:t xml:space="preserve">la matriz de correlaciones para ver las </w:t>
+      </w:r>
+      <w:r>
+        <w:t>correlaciones lineales, y las nubes de puntos para ver si hay alguna correlación no lineal</w:t>
+      </w:r>
+      <w:r>
+        <w:t xml:space="preserve"> (de momento en la temperatura)</w:t>
+      </w:r>
+      <w:r>
+        <w:t>.</w:t>
+      </w:r>
+    </w:p>
+    <w:p>
+      <w:pPr>
+        <w:keepNext/>
+        <w:tabs>
+          <w:tab w:val="left" w:pos="1620"/>
+        </w:tabs>
+        <w:jc w:val="center"/>
+      </w:pPr>
+      <w:r>
+        <w:drawing>
+          <wp:inline distT="0" distB="0" distL="0" distR="0" wp14:anchorId="568EFC25" wp14:editId="13DC8FCA">
+            <wp:extent cx="3200400" cy="3694176"/>
+            <wp:effectExtent l="0" t="0" r="0" b="0"/>
+            <wp:docPr id="1471425639" name="Picture 1"/>
+            <wp:cNvGraphicFramePr>
+              <a:graphicFrameLocks xmlns:a="http://schemas.openxmlformats.org/drawingml/2006/main" noChangeAspect="1"/>
+            </wp:cNvGraphicFramePr>
+            <a:graphic xmlns:a="http://schemas.openxmlformats.org/drawingml/2006/main">
+              <a:graphicData uri="http://schemas.openxmlformats.org/drawingml/2006/picture">
+                <pic:pic xmlns:pic="http://schemas.openxmlformats.org/drawingml/2006/picture">
+                  <pic:nvPicPr>
+                    <pic:cNvPr id="0" name="Picture 1"/>
+                    <pic:cNvPicPr>
+                      <a:picLocks noChangeAspect="1" noChangeArrowheads="1"/>
+                    </pic:cNvPicPr>
+                  </pic:nvPicPr>
+                  <pic:blipFill>
+                    <a:blip r:embed="rId21" cstate="print">
+                      <a:extLst>
+                        <a:ext uri="{28A0092B-C50C-407E-A947-70E740481C1C}">
+                          <a14:useLocalDpi xmlns:a14="http://schemas.microsoft.com/office/drawing/2010/main" val="0"/>
+                        </a:ext>
+                      </a:extLst>
+                    </a:blip>
+                    <a:srcRect/>
+                    <a:stretch>
+                      <a:fillRect/>
+                    </a:stretch>
+                  </pic:blipFill>
+                  <pic:spPr bwMode="auto">
+                    <a:xfrm>
+                      <a:off x="0" y="0"/>
+                      <a:ext cx="3200400" cy="3694176"/>
+                    </a:xfrm>
+                    <a:prstGeom prst="rect">
+                      <a:avLst/>
+                    </a:prstGeom>
+                    <a:noFill/>
+                    <a:ln>
+                      <a:noFill/>
+                    </a:ln>
+                  </pic:spPr>
+                </pic:pic>
+              </a:graphicData>
+            </a:graphic>
+          </wp:inline>
+        </w:drawing>
+      </w:r>
+    </w:p>
+    <w:p>
+      <w:pPr>
+        <w:pStyle w:val="Caption"/>
+      </w:pPr>
+      <w:r>
+        <w:t xml:space="preserve">Figura </w:t>
+      </w:r>
+      <w:r>
+        <w:fldChar w:fldCharType="begin"/>
+      </w:r>
+      <w:r>
+        <w:instrText xml:space="preserve"> SEQ Figura \* ARABIC </w:instrText>
+      </w:r>
+      <w:r>
+        <w:fldChar w:fldCharType="separate"/>
+      </w:r>
+      <w:r>
+        <w:t>11</w:t>
+      </w:r>
+      <w:r>
+        <w:fldChar w:fldCharType="end"/>
+      </w:r>
+      <w:r>
+        <w:t>.</w:t>
+      </w:r>
+      <w:r>
+        <w:t>º</w:t>
+      </w:r>
+      <w:r>
+        <w:t xml:space="preserve"> </w:t>
+      </w:r>
+      <w:r>
+        <w:t>Matriz de correlaciones para la temperatura.</w:t>
+      </w:r>
+    </w:p>
+    <w:p>
+      <w:pPr>
+        <w:rPr>
+          <w:lang w:val="en-US"/>
+        </w:rPr>
+      </w:pPr>
+      <w:r>
+        <w:rPr>
+          <w:lang w:val="en-US"/>
+        </w:rPr>
+        <w:t>Vemos que todas las celdas están altamente relacionadas. Sobre todo las celdas 1-5 que prácticamente tienen correlación 1 todas entre ellas.</w:t>
+      </w:r>
+      <w:r>
+        <w:rPr>
+          <w:lang w:val="en-US"/>
+        </w:rPr>
+        <w:t xml:space="preserve"> </w:t>
+      </w:r>
+      <w:r>
+        <w:rPr>
+          <w:lang w:val="en-US"/>
+        </w:rPr>
+        <w:t>Más correlacionadas: 1 y 2, 2 y 3 (tienen 0.9999), también el resto de las celdas 1-5 (todas por encima de 0.99). Seguramente sean celdas contiguas, del mismo sitio.</w:t>
+      </w:r>
+    </w:p>
+    <w:p>
+      <w:pPr>
+        <w:rPr>
+          <w:lang w:val="en-US"/>
+        </w:rPr>
+      </w:pPr>
+      <w:r>
+        <w:rPr>
+          <w:lang w:val="en-US"/>
+        </w:rPr>
+        <w:lastRenderedPageBreak/>
+        <w:t xml:space="preserve">El resto de celdas están algo menos relacionadas entre ellas, </w:t>
+      </w:r>
+      <w:r>
+        <w:rPr>
+          <w:lang w:val="en-US"/>
+        </w:rPr>
+        <w:t>pero al ser datos de temperatura todas de España, siguen teniendo correlaciones extremadamente altas (por encima de 0.97 en todos los casos).</w:t>
+      </w:r>
+    </w:p>
+    <w:p>
+      <w:pPr>
+        <w:keepNext/>
+        <w:tabs>
+          <w:tab w:val="left" w:pos="1620"/>
+        </w:tabs>
+        <w:jc w:val="center"/>
+      </w:pPr>
+      <w:r>
+        <w:drawing>
+          <wp:inline distT="0" distB="0" distL="0" distR="0" wp14:anchorId="550DB5F4" wp14:editId="78669E87">
+            <wp:extent cx="3200400" cy="3191256"/>
+            <wp:effectExtent l="0" t="0" r="0" b="0"/>
+            <wp:docPr id="96496902" name="Picture 2"/>
+            <wp:cNvGraphicFramePr>
+              <a:graphicFrameLocks xmlns:a="http://schemas.openxmlformats.org/drawingml/2006/main" noChangeAspect="1"/>
+            </wp:cNvGraphicFramePr>
+            <a:graphic xmlns:a="http://schemas.openxmlformats.org/drawingml/2006/main">
+              <a:graphicData uri="http://schemas.openxmlformats.org/drawingml/2006/picture">
+                <pic:pic xmlns:pic="http://schemas.openxmlformats.org/drawingml/2006/picture">
+                  <pic:nvPicPr>
+                    <pic:cNvPr id="0" name="Picture 2"/>
+                    <pic:cNvPicPr>
+                      <a:picLocks noChangeAspect="1" noChangeArrowheads="1"/>
+                    </pic:cNvPicPr>
+                  </pic:nvPicPr>
+                  <pic:blipFill>
+                    <a:blip r:embed="rId22" cstate="print">
+                      <a:extLst>
+                        <a:ext uri="{28A0092B-C50C-407E-A947-70E740481C1C}">
+                          <a14:useLocalDpi xmlns:a14="http://schemas.microsoft.com/office/drawing/2010/main" val="0"/>
+                        </a:ext>
+                      </a:extLst>
+                    </a:blip>
+                    <a:srcRect/>
+                    <a:stretch>
+                      <a:fillRect/>
+                    </a:stretch>
+                  </pic:blipFill>
+                  <pic:spPr bwMode="auto">
+                    <a:xfrm>
+                      <a:off x="0" y="0"/>
+                      <a:ext cx="3200400" cy="3191256"/>
+                    </a:xfrm>
+                    <a:prstGeom prst="rect">
+                      <a:avLst/>
+                    </a:prstGeom>
+                    <a:noFill/>
+                    <a:ln>
+                      <a:noFill/>
+                    </a:ln>
+                  </pic:spPr>
+                </pic:pic>
+              </a:graphicData>
+            </a:graphic>
+          </wp:inline>
+        </w:drawing>
+      </w:r>
+    </w:p>
+    <w:p>
+      <w:pPr>
+        <w:pStyle w:val="Caption"/>
+      </w:pPr>
+      <w:r>
+        <w:t xml:space="preserve">Figura </w:t>
+      </w:r>
+      <w:r>
+        <w:fldChar w:fldCharType="begin"/>
+      </w:r>
+      <w:r>
+        <w:instrText xml:space="preserve"> SEQ Figura \* ARABIC </w:instrText>
+      </w:r>
+      <w:r>
+        <w:fldChar w:fldCharType="separate"/>
+      </w:r>
+      <w:r>
+        <w:t>12</w:t>
+      </w:r>
+      <w:r>
+        <w:fldChar w:fldCharType="end"/>
+      </w:r>
+      <w:r>
+        <w:t>.</w:t>
+      </w:r>
+      <w:r>
+        <w:t>º</w:t>
+      </w:r>
+      <w:r>
+        <w:t xml:space="preserve"> </w:t>
+      </w:r>
+      <w:r>
+        <w:t>Nubes de puntos</w:t>
+      </w:r>
+      <w:r>
+        <w:t xml:space="preserve"> para la temperatura.</w:t>
+      </w:r>
+    </w:p>
+    <w:p>
+      <w:pPr>
+        <w:rPr>
+          <w:lang w:val="en-US"/>
+        </w:rPr>
+      </w:pPr>
+      <w:r>
+        <w:rPr>
+          <w:lang w:val="en-US"/>
+        </w:rPr>
+        <w:t xml:space="preserve">A partir de los scatterplot podemos ver que las variables tienen correlaciones lineales (ya que la forma de todos los gráficos es una línea recta, ninguno tiene otra </w:t>
+      </w:r>
+      <w:r>
+        <w:rPr>
+          <w:lang w:val="en-US"/>
+        </w:rPr>
+        <w:t>función</w:t>
+      </w:r>
+      <w:r>
+        <w:rPr>
+          <w:lang w:val="en-US"/>
+        </w:rPr>
+        <w:t>).</w:t>
+      </w:r>
+      <w:r>
+        <w:rPr>
+          <w:lang w:val="en-US"/>
+        </w:rPr>
+        <w:t xml:space="preserve"> </w:t>
+      </w:r>
+    </w:p>
+    <w:p>
+      <w:pPr>
+        <w:rPr>
+          <w:lang w:val="en-US"/>
+        </w:rPr>
+      </w:pPr>
+    </w:p>
+    <w:p>
+      <w:pPr>
+        <w:pStyle w:val="Heading2"/>
+      </w:pPr>
+      <w:bookmarkStart w:id="4" w:name="_Toc224321744"/>
+      <w:r>
+        <w:lastRenderedPageBreak/>
+        <w:t>Relaciones para irradiación y precipitación.</w:t>
+      </w:r>
+      <w:bookmarkEnd w:id="4"/>
+    </w:p>
+    <w:p>
+      <w:pPr>
+        <w:keepNext/>
+        <w:tabs>
+          <w:tab w:val="left" w:pos="1620"/>
+        </w:tabs>
+        <w:jc w:val="center"/>
+      </w:pPr>
+      <w:r>
+        <w:drawing>
+          <wp:inline distT="0" distB="0" distL="0" distR="0" wp14:anchorId="2BE43079" wp14:editId="0FF656A5">
+            <wp:extent cx="3200400" cy="3703320"/>
+            <wp:effectExtent l="0" t="0" r="0" b="0"/>
+            <wp:docPr id="477721271" name="Picture 3"/>
+            <wp:cNvGraphicFramePr>
+              <a:graphicFrameLocks xmlns:a="http://schemas.openxmlformats.org/drawingml/2006/main" noChangeAspect="1"/>
+            </wp:cNvGraphicFramePr>
+            <a:graphic xmlns:a="http://schemas.openxmlformats.org/drawingml/2006/main">
+              <a:graphicData uri="http://schemas.openxmlformats.org/drawingml/2006/picture">
+                <pic:pic xmlns:pic="http://schemas.openxmlformats.org/drawingml/2006/picture">
+                  <pic:nvPicPr>
+                    <pic:cNvPr id="0" name="Picture 3"/>
+                    <pic:cNvPicPr>
+                      <a:picLocks noChangeAspect="1" noChangeArrowheads="1"/>
+                    </pic:cNvPicPr>
+                  </pic:nvPicPr>
+                  <pic:blipFill>
+                    <a:blip r:embed="rId23" cstate="print">
+                      <a:extLst>
+                        <a:ext uri="{28A0092B-C50C-407E-A947-70E740481C1C}">
+                          <a14:useLocalDpi xmlns:a14="http://schemas.microsoft.com/office/drawing/2010/main" val="0"/>
+                        </a:ext>
+                      </a:extLst>
+                    </a:blip>
+                    <a:srcRect/>
+                    <a:stretch>
+                      <a:fillRect/>
+                    </a:stretch>
+                  </pic:blipFill>
+                  <pic:spPr bwMode="auto">
+                    <a:xfrm>
+                      <a:off x="0" y="0"/>
+                      <a:ext cx="3200400" cy="3703320"/>
+                    </a:xfrm>
+                    <a:prstGeom prst="rect">
+                      <a:avLst/>
+                    </a:prstGeom>
+                    <a:noFill/>
+                    <a:ln>
+                      <a:noFill/>
+                    </a:ln>
+                  </pic:spPr>
+                </pic:pic>
+              </a:graphicData>
+            </a:graphic>
+          </wp:inline>
+        </w:drawing>
+      </w:r>
+    </w:p>
+    <w:p>
+      <w:pPr>
+        <w:pStyle w:val="Caption"/>
+      </w:pPr>
+      <w:r>
+        <w:t xml:space="preserve">Figura </w:t>
+      </w:r>
+      <w:r>
+        <w:fldChar w:fldCharType="begin"/>
+      </w:r>
+      <w:r>
+        <w:instrText xml:space="preserve"> SEQ Figura \* ARABIC </w:instrText>
+      </w:r>
+      <w:r>
+        <w:fldChar w:fldCharType="separate"/>
+      </w:r>
+      <w:r>
+        <w:t>13</w:t>
+      </w:r>
+      <w:r>
+        <w:fldChar w:fldCharType="end"/>
+      </w:r>
+      <w:r>
+        <w:t>.</w:t>
+      </w:r>
+      <w:r>
+        <w:t>º</w:t>
+      </w:r>
+      <w:r>
+        <w:t xml:space="preserve"> </w:t>
+      </w:r>
+      <w:r>
+        <w:t xml:space="preserve">Matriz de correlaciones para la </w:t>
+      </w:r>
+      <w:r>
+        <w:t>irradiación</w:t>
+      </w:r>
+      <w:r>
+        <w:t>.</w:t>
+      </w:r>
+    </w:p>
+    <w:p>
+      <w:pPr>
+        <w:keepNext/>
+        <w:tabs>
+          <w:tab w:val="left" w:pos="1620"/>
+        </w:tabs>
+        <w:rPr>
+          <w:lang w:val="en-US"/>
+        </w:rPr>
+      </w:pPr>
+      <w:r>
+        <w:rPr>
+          <w:lang w:val="en-US"/>
+        </w:rPr>
+        <w:lastRenderedPageBreak/>
+        <w:t>Al igual que antes, todas las celdas están muy relacionadas (con más de 0.96), específicamente las celdas 1-5 que prácticamente tienen correlación 1 todas entre ellas.</w:t>
+      </w:r>
+      <w:r>
+        <w:rPr>
+          <w:lang w:val="en-US"/>
+        </w:rPr>
+        <w:t xml:space="preserve"> </w:t>
+      </w:r>
+      <w:r>
+        <w:rPr>
+          <w:lang w:val="en-US"/>
+        </w:rPr>
+        <w:t>Más correlacionadas: 1 y 2, 2 y 3, 4 y 5 (tienen 0.9998), también el resto de las celdas 1-5 (todas por encima de 0.99). Como hemos mencionado antes, seguramente sean celdas</w:t>
+      </w:r>
+      <w:r>
+        <w:rPr>
+          <w:lang w:val="en-US"/>
+        </w:rPr>
+        <w:t xml:space="preserve"> </w:t>
+      </w:r>
+      <w:r>
+        <w:rPr>
+          <w:lang w:val="en-US"/>
+        </w:rPr>
+        <w:t>contiguas, del mismo sitio.</w:t>
+      </w:r>
+    </w:p>
+    <w:p>
+      <w:pPr>
+        <w:keepNext/>
+        <w:tabs>
+          <w:tab w:val="left" w:pos="1620"/>
+        </w:tabs>
+        <w:jc w:val="center"/>
+        <w:rPr>
+          <w:lang w:val="en-US"/>
+        </w:rPr>
+      </w:pPr>
+      <w:r>
+        <w:drawing>
+          <wp:inline distT="0" distB="0" distL="0" distR="0" wp14:anchorId="7E37E6FA" wp14:editId="4AC75ABC">
+            <wp:extent cx="3200400" cy="3218688"/>
+            <wp:effectExtent l="0" t="0" r="0" b="0"/>
+            <wp:docPr id="2099592721" name="Picture 6"/>
+            <wp:cNvGraphicFramePr>
+              <a:graphicFrameLocks xmlns:a="http://schemas.openxmlformats.org/drawingml/2006/main" noChangeAspect="1"/>
+            </wp:cNvGraphicFramePr>
+            <a:graphic xmlns:a="http://schemas.openxmlformats.org/drawingml/2006/main">
+              <a:graphicData uri="http://schemas.openxmlformats.org/drawingml/2006/picture">
+                <pic:pic xmlns:pic="http://schemas.openxmlformats.org/drawingml/2006/picture">
+                  <pic:nvPicPr>
+                    <pic:cNvPr id="0" name="Picture 6"/>
+                    <pic:cNvPicPr>
+                      <a:picLocks noChangeAspect="1" noChangeArrowheads="1"/>
+                    </pic:cNvPicPr>
+                  </pic:nvPicPr>
+                  <pic:blipFill>
+                    <a:blip r:embed="rId24" cstate="print">
+                      <a:extLst>
+                        <a:ext uri="{28A0092B-C50C-407E-A947-70E740481C1C}">
+                          <a14:useLocalDpi xmlns:a14="http://schemas.microsoft.com/office/drawing/2010/main" val="0"/>
+                        </a:ext>
+                      </a:extLst>
+                    </a:blip>
+                    <a:srcRect/>
+                    <a:stretch>
+                      <a:fillRect/>
+                    </a:stretch>
+                  </pic:blipFill>
+                  <pic:spPr bwMode="auto">
+                    <a:xfrm>
+                      <a:off x="0" y="0"/>
+                      <a:ext cx="3200400" cy="3218688"/>
+                    </a:xfrm>
+                    <a:prstGeom prst="rect">
+                      <a:avLst/>
+                    </a:prstGeom>
+                    <a:noFill/>
+                    <a:ln>
+                      <a:noFill/>
+                    </a:ln>
+                  </pic:spPr>
+                </pic:pic>
+              </a:graphicData>
+            </a:graphic>
+          </wp:inline>
+        </w:drawing>
+      </w:r>
+    </w:p>
+    <w:p>
+      <w:pPr>
+        <w:pStyle w:val="Caption"/>
+      </w:pPr>
+      <w:r>
+        <w:t xml:space="preserve">Figura </w:t>
+      </w:r>
+      <w:r>
+        <w:fldChar w:fldCharType="begin"/>
+      </w:r>
+      <w:r>
+        <w:instrText xml:space="preserve"> SEQ Figura \* ARABIC </w:instrText>
+      </w:r>
+      <w:r>
+        <w:fldChar w:fldCharType="separate"/>
+      </w:r>
+      <w:r>
+        <w:t>14</w:t>
+      </w:r>
+      <w:r>
+        <w:fldChar w:fldCharType="end"/>
+      </w:r>
+      <w:r>
+        <w:t>.</w:t>
+      </w:r>
+      <w:r>
+        <w:t>º</w:t>
+      </w:r>
+      <w:r>
+        <w:t xml:space="preserve"> </w:t>
+      </w:r>
+      <w:r>
+        <w:t xml:space="preserve">Nubes de puntos para la </w:t>
+      </w:r>
+      <w:r>
+        <w:t>irradiación</w:t>
+      </w:r>
+      <w:r>
+        <w:t>.</w:t>
+      </w:r>
+    </w:p>
+    <w:p>
+      <w:pPr>
+        <w:rPr>
+          <w:lang w:val="en-US"/>
+        </w:rPr>
+      </w:pPr>
+      <w:r>
+        <w:rPr>
+          <w:lang w:val="en-US"/>
+        </w:rPr>
+        <w:t xml:space="preserve">A partir de los scatterplot podemos ver que las variables tienen correlaciones lineales (aunque con una correlación algo menor que la </w:t>
+      </w:r>
+      <w:r>
+        <w:rPr>
+          <w:lang w:val="en-US"/>
+        </w:rPr>
+        <w:t xml:space="preserve">de la </w:t>
+      </w:r>
+      <w:r>
+        <w:rPr>
+          <w:lang w:val="en-US"/>
+        </w:rPr>
+        <w:t>temperatura en muchos casos).</w:t>
+      </w:r>
+    </w:p>
+    <w:p>
+      <w:pPr>
+        <w:keepNext/>
+        <w:tabs>
+          <w:tab w:val="left" w:pos="1620"/>
+        </w:tabs>
+        <w:jc w:val="center"/>
+      </w:pPr>
+      <w:r>
+        <w:lastRenderedPageBreak/>
+        <w:drawing>
+          <wp:inline distT="0" distB="0" distL="0" distR="0" wp14:anchorId="2C77573A" wp14:editId="2A295318">
+            <wp:extent cx="3200400" cy="3429000"/>
+            <wp:effectExtent l="0" t="0" r="0" b="0"/>
+            <wp:docPr id="160087860" name="Picture 5"/>
+            <wp:cNvGraphicFramePr>
+              <a:graphicFrameLocks xmlns:a="http://schemas.openxmlformats.org/drawingml/2006/main" noChangeAspect="1"/>
+            </wp:cNvGraphicFramePr>
+            <a:graphic xmlns:a="http://schemas.openxmlformats.org/drawingml/2006/main">
+              <a:graphicData uri="http://schemas.openxmlformats.org/drawingml/2006/picture">
+                <pic:pic xmlns:pic="http://schemas.openxmlformats.org/drawingml/2006/picture">
+                  <pic:nvPicPr>
+                    <pic:cNvPr id="0" name="Picture 5"/>
+                    <pic:cNvPicPr>
+                      <a:picLocks noChangeAspect="1" noChangeArrowheads="1"/>
+                    </pic:cNvPicPr>
+                  </pic:nvPicPr>
+                  <pic:blipFill>
+                    <a:blip r:embed="rId25" cstate="print">
+                      <a:extLst>
+                        <a:ext uri="{28A0092B-C50C-407E-A947-70E740481C1C}">
+                          <a14:useLocalDpi xmlns:a14="http://schemas.microsoft.com/office/drawing/2010/main" val="0"/>
+                        </a:ext>
+                      </a:extLst>
+                    </a:blip>
+                    <a:srcRect/>
+                    <a:stretch>
+                      <a:fillRect/>
+                    </a:stretch>
+                  </pic:blipFill>
+                  <pic:spPr bwMode="auto">
+                    <a:xfrm>
+                      <a:off x="0" y="0"/>
+                      <a:ext cx="3200400" cy="3429000"/>
+                    </a:xfrm>
+                    <a:prstGeom prst="rect">
+                      <a:avLst/>
+                    </a:prstGeom>
+                    <a:noFill/>
+                    <a:ln>
+                      <a:noFill/>
+                    </a:ln>
+                  </pic:spPr>
+                </pic:pic>
+              </a:graphicData>
+            </a:graphic>
+          </wp:inline>
+        </w:drawing>
+      </w:r>
+    </w:p>
+    <w:p>
+      <w:pPr>
+        <w:pStyle w:val="Caption"/>
+      </w:pPr>
+      <w:r>
+        <w:t xml:space="preserve">Figura </w:t>
+      </w:r>
+      <w:r>
+        <w:fldChar w:fldCharType="begin"/>
+      </w:r>
+      <w:r>
+        <w:instrText xml:space="preserve"> SEQ Figura \* ARABIC </w:instrText>
+      </w:r>
+      <w:r>
+        <w:fldChar w:fldCharType="separate"/>
+      </w:r>
+      <w:r>
+        <w:t>15</w:t>
+      </w:r>
+      <w:r>
+        <w:fldChar w:fldCharType="end"/>
+      </w:r>
+      <w:r>
+        <w:t>.</w:t>
+      </w:r>
+      <w:r>
+        <w:t>º</w:t>
+      </w:r>
+      <w:r>
+        <w:t xml:space="preserve"> </w:t>
+      </w:r>
+      <w:r>
+        <w:t xml:space="preserve">Matriz de correlaciones para la </w:t>
+      </w:r>
+      <w:r>
+        <w:t>precipitación</w:t>
+      </w:r>
+      <w:r>
+        <w:t>.</w:t>
+      </w:r>
+    </w:p>
+    <w:p>
+      <w:pPr>
+        <w:keepNext/>
+        <w:tabs>
+          <w:tab w:val="left" w:pos="1620"/>
+        </w:tabs>
+        <w:rPr>
+          <w:lang w:val="en-US"/>
+        </w:rPr>
+      </w:pPr>
+      <w:r>
+        <w:rPr>
+          <w:lang w:val="en-US"/>
+        </w:rPr>
+        <w:t>Las celdas están bastante relacionadas, aunque no tanto como antes. Sobre todo para</w:t>
+      </w:r>
+      <w:r>
+        <w:rPr>
+          <w:lang w:val="en-US"/>
+        </w:rPr>
+        <w:t xml:space="preserve"> </w:t>
+      </w:r>
+      <w:r>
+        <w:rPr>
+          <w:lang w:val="en-US"/>
+        </w:rPr>
+        <w:t>las celdas con menos correlación, podemos ver algo más de disparidad.</w:t>
+      </w:r>
+      <w:r>
+        <w:rPr>
+          <w:lang w:val="en-US"/>
+        </w:rPr>
+        <w:t xml:space="preserve"> </w:t>
+      </w:r>
+      <w:r>
+        <w:rPr>
+          <w:lang w:val="en-US"/>
+        </w:rPr>
+        <w:t>Mayor correlación: todas las del 1 al 5, igual que antes.</w:t>
+      </w:r>
+    </w:p>
+    <w:p>
+      <w:pPr>
+        <w:keepNext/>
+        <w:tabs>
+          <w:tab w:val="left" w:pos="1620"/>
+        </w:tabs>
+        <w:jc w:val="center"/>
+        <w:rPr>
+          <w:lang w:val="en-US"/>
+        </w:rPr>
+      </w:pPr>
+      <w:r>
+        <w:drawing>
+          <wp:inline distT="0" distB="0" distL="0" distR="0" wp14:anchorId="316F1EA4" wp14:editId="2DA2FCE4">
+            <wp:extent cx="3200400" cy="3172968"/>
+            <wp:effectExtent l="0" t="0" r="0" b="0"/>
+            <wp:docPr id="280902478" name="Picture 7"/>
+            <wp:cNvGraphicFramePr>
+              <a:graphicFrameLocks xmlns:a="http://schemas.openxmlformats.org/drawingml/2006/main" noChangeAspect="1"/>
+            </wp:cNvGraphicFramePr>
+            <a:graphic xmlns:a="http://schemas.openxmlformats.org/drawingml/2006/main">
+              <a:graphicData uri="http://schemas.openxmlformats.org/drawingml/2006/picture">
+                <pic:pic xmlns:pic="http://schemas.openxmlformats.org/drawingml/2006/picture">
+                  <pic:nvPicPr>
+                    <pic:cNvPr id="0" name="Picture 7"/>
+                    <pic:cNvPicPr>
+                      <a:picLocks noChangeAspect="1" noChangeArrowheads="1"/>
+                    </pic:cNvPicPr>
+                  </pic:nvPicPr>
+                  <pic:blipFill>
+                    <a:blip r:embed="rId26" cstate="print">
+                      <a:extLst>
+                        <a:ext uri="{28A0092B-C50C-407E-A947-70E740481C1C}">
+                          <a14:useLocalDpi xmlns:a14="http://schemas.microsoft.com/office/drawing/2010/main" val="0"/>
+                        </a:ext>
+                      </a:extLst>
+                    </a:blip>
+                    <a:srcRect/>
+                    <a:stretch>
+                      <a:fillRect/>
+                    </a:stretch>
+                  </pic:blipFill>
+                  <pic:spPr bwMode="auto">
+                    <a:xfrm>
+                      <a:off x="0" y="0"/>
+                      <a:ext cx="3200400" cy="3172968"/>
+                    </a:xfrm>
+                    <a:prstGeom prst="rect">
+                      <a:avLst/>
+                    </a:prstGeom>
+                    <a:noFill/>
+                    <a:ln>
+                      <a:noFill/>
+                    </a:ln>
+                  </pic:spPr>
+                </pic:pic>
+              </a:graphicData>
+            </a:graphic>
+          </wp:inline>
+        </w:drawing>
+      </w:r>
+    </w:p>
+    <w:p>
+      <w:pPr>
+        <w:pStyle w:val="Caption"/>
+      </w:pPr>
+      <w:r>
+        <w:t xml:space="preserve">Figura </w:t>
+      </w:r>
+      <w:r>
+        <w:fldChar w:fldCharType="begin"/>
+      </w:r>
+      <w:r>
+        <w:instrText xml:space="preserve"> SEQ Figura \* ARABIC </w:instrText>
+      </w:r>
+      <w:r>
+        <w:fldChar w:fldCharType="separate"/>
+      </w:r>
+      <w:r>
+        <w:t>16</w:t>
+      </w:r>
+      <w:r>
+        <w:fldChar w:fldCharType="end"/>
+      </w:r>
+      <w:r>
+        <w:t>.</w:t>
+      </w:r>
+      <w:r>
+        <w:t>º</w:t>
+      </w:r>
+      <w:r>
+        <w:t xml:space="preserve"> </w:t>
+      </w:r>
+      <w:r>
+        <w:t xml:space="preserve">Nubes de puntos para la </w:t>
+      </w:r>
+      <w:r>
+        <w:t>precipitación</w:t>
+      </w:r>
+      <w:r>
+        <w:t>.</w:t>
+      </w:r>
+    </w:p>
+    <w:p>
+      <w:pPr>
+        <w:rPr>
+          <w:lang w:val="en-US"/>
+        </w:rPr>
+      </w:pPr>
+      <w:r>
+        <w:rPr>
+          <w:lang w:val="en-US"/>
+        </w:rPr>
+        <w:t>A partir de los scatterplot podemos ver que las variables tienen correlaciones lineales (pero con 0.7 ya resulta difícil de ver a ojo para los casos menos correlacionados).</w:t>
+      </w:r>
+      <w:r>
+        <w:rPr>
+          <w:lang w:val="en-US"/>
+        </w:rPr>
+        <w:t xml:space="preserve"> Cabe mencionar que no se ven los gráficos en la diagonal porque son (prácticamente) una línea vertical en el 0, donde se concentran la gran mayoría de los datos.</w:t>
+      </w:r>
+    </w:p>
+    <w:p>
+      <w:pPr>
+        <w:pStyle w:val="Heading1"/>
+      </w:pPr>
       <w:r>
         <w:lastRenderedPageBreak/>
         <w:t>Estudio de los perfiles mensuales de temperatura e irradiación y de los perfiles anuales de precipitación.</w:t>
       </w:r>
-      <w:bookmarkEnd w:id="6"/>
-    </w:p>
-    <w:p>
-      <w:pPr>
-        <w:pStyle w:val="Ttulo2"/>
-      </w:pPr>
-      <w:bookmarkStart w:id="7" w:name="_Toc224062356"/>
+    </w:p>
+    <w:p>
+      <w:pPr>
+        <w:pStyle w:val="Heading2"/>
+      </w:pPr>
+      <w:bookmarkStart w:id="5" w:name="_Toc224321745"/>
       <w:r>
         <w:t>Temperatura en la celda 01</w:t>
       </w:r>
-      <w:bookmarkEnd w:id="7"/>
+      <w:bookmarkEnd w:id="5"/>
     </w:p>
     <w:p>
       <w:r>
@@ -1489,7 +3439,7 @@
                     </pic:cNvPicPr>
                   </pic:nvPicPr>
                   <pic:blipFill>
-                    <a:blip r:embed="rId12">
+                    <a:blip r:embed="rId27">
                       <a:extLst>
                         <a:ext uri="{28A0092B-C50C-407E-A947-70E740481C1C}">
                           <a14:useLocalDpi xmlns:a14="http://schemas.microsoft.com/office/drawing/2010/main" val="0"/>
@@ -1522,10 +3472,10 @@
     </w:p>
     <w:p>
       <w:pPr>
-        <w:pStyle w:val="Descripcin"/>
-      </w:pPr>
-      <w:bookmarkStart w:id="8" w:name="_Ref224060927"/>
-      <w:bookmarkStart w:id="9" w:name="_Ref224057548"/>
+        <w:pStyle w:val="Caption"/>
+      </w:pPr>
+      <w:bookmarkStart w:id="6" w:name="_Ref224060927"/>
+      <w:bookmarkStart w:id="7" w:name="_Ref224057548"/>
       <w:r>
         <w:t xml:space="preserve">Gráfico </w:t>
       </w:r>
@@ -1562,14 +3512,14 @@
       <w:r>
         <w:fldChar w:fldCharType="end"/>
       </w:r>
-      <w:bookmarkEnd w:id="8"/>
+      <w:bookmarkEnd w:id="6"/>
       <w:r>
         <w:t xml:space="preserve">: </w:t>
       </w:r>
       <w:r>
         <w:t>Perfil mensual de temperatura en celda 01</w:t>
       </w:r>
-      <w:bookmarkEnd w:id="9"/>
+      <w:bookmarkEnd w:id="7"/>
     </w:p>
     <w:p>
       <w:r>
@@ -1624,7 +3574,7 @@
     </w:p>
     <w:p>
       <w:pPr>
-        <w:pStyle w:val="Prrafodelista"/>
+        <w:pStyle w:val="ListParagraph"/>
         <w:numPr>
           <w:ilvl w:val="0"/>
           <w:numId w:val="40"/>
@@ -1667,7 +3617,7 @@
     </w:p>
     <w:p>
       <w:pPr>
-        <w:pStyle w:val="Prrafodelista"/>
+        <w:pStyle w:val="ListParagraph"/>
         <w:numPr>
           <w:ilvl w:val="0"/>
           <w:numId w:val="40"/>
@@ -1743,7 +3693,7 @@
                     </pic:cNvPicPr>
                   </pic:nvPicPr>
                   <pic:blipFill>
-                    <a:blip r:embed="rId13" cstate="print">
+                    <a:blip r:embed="rId28" cstate="print">
                       <a:extLst>
                         <a:ext uri="{28A0092B-C50C-407E-A947-70E740481C1C}">
                           <a14:useLocalDpi xmlns:a14="http://schemas.microsoft.com/office/drawing/2010/main" val="0"/>
@@ -1777,10 +3727,10 @@
     </w:p>
     <w:p>
       <w:pPr>
-        <w:pStyle w:val="Descripcin"/>
-      </w:pPr>
-      <w:bookmarkStart w:id="10" w:name="_Ref224060913"/>
-      <w:bookmarkStart w:id="11" w:name="_Ref224057693"/>
+        <w:pStyle w:val="Caption"/>
+      </w:pPr>
+      <w:bookmarkStart w:id="8" w:name="_Ref224060913"/>
+      <w:bookmarkStart w:id="9" w:name="_Ref224057693"/>
       <w:r>
         <w:t xml:space="preserve">Gráfico </w:t>
       </w:r>
@@ -1817,102 +3767,102 @@
       <w:r>
         <w:fldChar w:fldCharType="end"/>
       </w:r>
+      <w:bookmarkEnd w:id="8"/>
+      <w:r>
+        <w:t xml:space="preserve">: </w:t>
+      </w:r>
+      <w:r>
+        <w:t>Evolución mensual de los deciles de temperatura en celda 01</w:t>
+      </w:r>
+      <w:bookmarkEnd w:id="9"/>
+    </w:p>
+    <w:p>
+      <w:r>
+        <w:t xml:space="preserve">En </w:t>
+      </w:r>
+      <w:r>
+        <w:fldChar w:fldCharType="begin"/>
+      </w:r>
+      <w:r>
+        <w:instrText xml:space="preserve"> REF _Ref224060913 \h </w:instrText>
+      </w:r>
+      <w:r>
+        <w:fldChar w:fldCharType="separate"/>
+      </w:r>
+      <w:r>
+        <w:t>Gráfico 3.2</w:t>
+      </w:r>
+      <w:r>
+        <w:fldChar w:fldCharType="end"/>
+      </w:r>
+      <w:r>
+        <w:t xml:space="preserve"> </w:t>
+      </w:r>
+      <w:r>
+        <w:t>se puede apreciar que</w:t>
+      </w:r>
+      <w:r>
+        <w:t xml:space="preserve"> la evolución en todos los meses </w:t>
+      </w:r>
+      <w:r>
+        <w:t xml:space="preserve">es muy parecida, pero </w:t>
+      </w:r>
+      <w:r>
+        <w:t>no es la misma</w:t>
+      </w:r>
+      <w:r>
+        <w:t>.</w:t>
+      </w:r>
+      <w:r>
+        <w:t xml:space="preserve"> </w:t>
+      </w:r>
+      <w:r>
+        <w:t>E</w:t>
+      </w:r>
+      <w:r>
+        <w:t xml:space="preserve">n marzo, junio y agosto los deciles 10 y 90 están </w:t>
+      </w:r>
+      <w:r>
+        <w:t xml:space="preserve">significativamente </w:t>
+      </w:r>
+      <w:r>
+        <w:t>más alejados del resto. Es posible que esto ocurra porque la temperatura varía más en esos meses</w:t>
+      </w:r>
+      <w:r>
+        <w:t xml:space="preserve"> y se producen más días con temperatura atípica</w:t>
+      </w:r>
+    </w:p>
+    <w:p>
+      <w:r>
+        <w:t xml:space="preserve">De manera opuesta, en febrero, julio, noviembre y diciembre los deciles están más juntos, por lo que se puede inferir que la distribución </w:t>
+      </w:r>
+      <w:r>
+        <w:t xml:space="preserve">en estos meses </w:t>
+      </w:r>
+      <w:r>
+        <w:t>es menos dispers</w:t>
+      </w:r>
+      <w:r>
+        <w:t>a</w:t>
+      </w:r>
+      <w:r>
+        <w:t>.</w:t>
+      </w:r>
+    </w:p>
+    <w:p>
+      <w:r>
+        <w:t>Estos cambios ocurren, probablemente, porque en los meses en los que varía más la temperatura las estaciones todavía se están asentando y no existe una tendencia clara en el clima. Del mismo modo, en los meses en los que los deciles están más juntos, las estaciones están claramente marcadas y se genera una tendencia climática más estable.</w:t>
+      </w:r>
+    </w:p>
+    <w:p>
+      <w:pPr>
+        <w:pStyle w:val="Heading2"/>
+      </w:pPr>
+      <w:bookmarkStart w:id="10" w:name="_Toc224321746"/>
+      <w:r>
+        <w:t>Irradiación en la celda 01</w:t>
+      </w:r>
       <w:bookmarkEnd w:id="10"/>
-      <w:r>
-        <w:t xml:space="preserve">: </w:t>
-      </w:r>
-      <w:r>
-        <w:t>Evolución mensual de los deciles de temperatura en celda 01</w:t>
-      </w:r>
-      <w:bookmarkEnd w:id="11"/>
-    </w:p>
-    <w:p>
-      <w:r>
-        <w:t xml:space="preserve">En </w:t>
-      </w:r>
-      <w:r>
-        <w:fldChar w:fldCharType="begin"/>
-      </w:r>
-      <w:r>
-        <w:instrText xml:space="preserve"> REF _Ref224060913 \h </w:instrText>
-      </w:r>
-      <w:r>
-        <w:fldChar w:fldCharType="separate"/>
-      </w:r>
-      <w:r>
-        <w:t>Gráfico 3.2</w:t>
-      </w:r>
-      <w:r>
-        <w:fldChar w:fldCharType="end"/>
-      </w:r>
-      <w:r>
-        <w:t xml:space="preserve"> </w:t>
-      </w:r>
-      <w:r>
-        <w:t>se puede apreciar que</w:t>
-      </w:r>
-      <w:r>
-        <w:t xml:space="preserve"> la evolución en todos los meses </w:t>
-      </w:r>
-      <w:r>
-        <w:t xml:space="preserve">es muy parecida, pero </w:t>
-      </w:r>
-      <w:r>
-        <w:t>no es la misma</w:t>
-      </w:r>
-      <w:r>
-        <w:t>.</w:t>
-      </w:r>
-      <w:r>
-        <w:t xml:space="preserve"> </w:t>
-      </w:r>
-      <w:r>
-        <w:t>E</w:t>
-      </w:r>
-      <w:r>
-        <w:t xml:space="preserve">n marzo, junio y agosto los deciles 10 y 90 están </w:t>
-      </w:r>
-      <w:r>
-        <w:t xml:space="preserve">significativamente </w:t>
-      </w:r>
-      <w:r>
-        <w:t>más alejados del resto. Es posible que esto ocurra porque la temperatura varía más en esos meses</w:t>
-      </w:r>
-      <w:r>
-        <w:t xml:space="preserve"> y se producen más días con temperatura atípica</w:t>
-      </w:r>
-    </w:p>
-    <w:p>
-      <w:r>
-        <w:t xml:space="preserve">De manera opuesta, en febrero, julio, noviembre y diciembre los deciles están más juntos, por lo que se puede inferir que la distribución </w:t>
-      </w:r>
-      <w:r>
-        <w:t xml:space="preserve">en estos meses </w:t>
-      </w:r>
-      <w:r>
-        <w:t>es menos dispers</w:t>
-      </w:r>
-      <w:r>
-        <w:t>a</w:t>
-      </w:r>
-      <w:r>
-        <w:t>.</w:t>
-      </w:r>
-    </w:p>
-    <w:p>
-      <w:r>
-        <w:t>Estos cambios ocurren, probablemente, porque en los meses en los que varía más la temperatura las estaciones todavía se están asentando y no existe una tendencia clara en el clima. Del mismo modo, en los meses en los que los deciles están más juntos, las estaciones están claramente marcadas y se genera una tendencia climática más estable.</w:t>
-      </w:r>
-    </w:p>
-    <w:p>
-      <w:pPr>
-        <w:pStyle w:val="Ttulo2"/>
-      </w:pPr>
-      <w:bookmarkStart w:id="12" w:name="_Toc224062357"/>
-      <w:r>
-        <w:t>Irradiación en la celda 01</w:t>
-      </w:r>
-      <w:bookmarkEnd w:id="12"/>
     </w:p>
     <w:p>
       <w:pPr>
@@ -1961,7 +3911,7 @@
                     </pic:cNvPicPr>
                   </pic:nvPicPr>
                   <pic:blipFill>
-                    <a:blip r:embed="rId14">
+                    <a:blip r:embed="rId29">
                       <a:extLst>
                         <a:ext uri="{28A0092B-C50C-407E-A947-70E740481C1C}">
                           <a14:useLocalDpi xmlns:a14="http://schemas.microsoft.com/office/drawing/2010/main" val="0"/>
@@ -1995,10 +3945,10 @@
     </w:p>
     <w:p>
       <w:pPr>
-        <w:pStyle w:val="Descripcin"/>
-      </w:pPr>
-      <w:bookmarkStart w:id="13" w:name="_Ref224060877"/>
-      <w:bookmarkStart w:id="14" w:name="_Ref224058862"/>
+        <w:pStyle w:val="Caption"/>
+      </w:pPr>
+      <w:bookmarkStart w:id="11" w:name="_Ref224060877"/>
+      <w:bookmarkStart w:id="12" w:name="_Ref224058862"/>
       <w:r>
         <w:t xml:space="preserve">Gráfico </w:t>
       </w:r>
@@ -2035,14 +3985,14 @@
       <w:r>
         <w:fldChar w:fldCharType="end"/>
       </w:r>
-      <w:bookmarkEnd w:id="13"/>
+      <w:bookmarkEnd w:id="11"/>
       <w:r>
         <w:t xml:space="preserve">: </w:t>
       </w:r>
       <w:r>
         <w:t>Perfil mensual de irradiación en celda 01</w:t>
       </w:r>
-      <w:bookmarkEnd w:id="14"/>
+      <w:bookmarkEnd w:id="12"/>
     </w:p>
     <w:p>
       <w:r>
@@ -2061,6 +4011,12 @@
         <w:fldChar w:fldCharType="separate"/>
       </w:r>
       <w:r>
+        <w:t xml:space="preserve">Gráfico 3.3: </w:t>
+      </w:r>
+      <w:r>
+        <w:t>Perfil mensual de irradiación en celda 01</w:t>
+      </w:r>
+      <w:r>
         <w:fldChar w:fldCharType="end"/>
       </w:r>
       <w:r>
@@ -2106,7 +4062,7 @@
     </w:p>
     <w:p>
       <w:pPr>
-        <w:pStyle w:val="Prrafodelista"/>
+        <w:pStyle w:val="ListParagraph"/>
         <w:numPr>
           <w:ilvl w:val="0"/>
           <w:numId w:val="40"/>
@@ -2152,7 +4108,7 @@
     </w:p>
     <w:p>
       <w:pPr>
-        <w:pStyle w:val="Prrafodelista"/>
+        <w:pStyle w:val="ListParagraph"/>
         <w:numPr>
           <w:ilvl w:val="0"/>
           <w:numId w:val="40"/>
@@ -2208,7 +4164,7 @@
       </w:pPr>
       <w:r>
         <w:drawing>
-          <wp:inline distT="0" distB="0" distL="0" distR="0" wp14:anchorId="678B59BD" wp14:editId="4B851370">
+          <wp:inline distT="0" distB="0" distL="0" distR="0" wp14:anchorId="678B59BD" wp14:editId="00DF268D">
             <wp:extent cx="4401768" cy="2556000"/>
             <wp:effectExtent l="0" t="0" r="0" b="0"/>
             <wp:docPr id="1412103006" name="Imagen 5"/>
@@ -2225,7 +4181,7 @@
                     </pic:cNvPicPr>
                   </pic:nvPicPr>
                   <pic:blipFill>
-                    <a:blip r:embed="rId15" cstate="print">
+                    <a:blip r:embed="rId30" cstate="print">
                       <a:extLst>
                         <a:ext uri="{28A0092B-C50C-407E-A947-70E740481C1C}">
                           <a14:useLocalDpi xmlns:a14="http://schemas.microsoft.com/office/drawing/2010/main" val="0"/>
@@ -2259,9 +4215,9 @@
     </w:p>
     <w:p>
       <w:pPr>
-        <w:pStyle w:val="Descripcin"/>
-      </w:pPr>
-      <w:bookmarkStart w:id="15" w:name="_Ref224060944"/>
+        <w:pStyle w:val="Caption"/>
+      </w:pPr>
+      <w:bookmarkStart w:id="13" w:name="_Ref224060944"/>
       <w:r>
         <w:t xml:space="preserve">Gráfico </w:t>
       </w:r>
@@ -2298,7 +4254,7 @@
       <w:r>
         <w:fldChar w:fldCharType="end"/>
       </w:r>
-      <w:bookmarkEnd w:id="15"/>
+      <w:bookmarkEnd w:id="13"/>
       <w:r>
         <w:t xml:space="preserve">: </w:t>
       </w:r>
@@ -2371,13 +4327,13 @@
     </w:p>
     <w:p>
       <w:pPr>
-        <w:pStyle w:val="Ttulo2"/>
-      </w:pPr>
-      <w:bookmarkStart w:id="16" w:name="_Toc224062358"/>
+        <w:pStyle w:val="Heading2"/>
+      </w:pPr>
+      <w:bookmarkStart w:id="14" w:name="_Toc224321747"/>
       <w:r>
         <w:t>Precipitación en la celda 01</w:t>
       </w:r>
-      <w:bookmarkEnd w:id="16"/>
+      <w:bookmarkEnd w:id="14"/>
     </w:p>
     <w:p>
       <w:r>
@@ -2391,7 +4347,7 @@
       </w:pPr>
       <w:r>
         <w:drawing>
-          <wp:inline distT="0" distB="0" distL="0" distR="0" wp14:anchorId="5F603B3B" wp14:editId="2F4479FD">
+          <wp:inline distT="0" distB="0" distL="0" distR="0" wp14:anchorId="5F603B3B" wp14:editId="616BD534">
             <wp:extent cx="4532347" cy="2628000"/>
             <wp:effectExtent l="0" t="0" r="0" b="0"/>
             <wp:docPr id="642635995" name="Imagen 6"/>
@@ -2408,7 +4364,7 @@
                     </pic:cNvPicPr>
                   </pic:nvPicPr>
                   <pic:blipFill>
-                    <a:blip r:embed="rId16" cstate="print">
+                    <a:blip r:embed="rId31" cstate="print">
                       <a:extLst>
                         <a:ext uri="{28A0092B-C50C-407E-A947-70E740481C1C}">
                           <a14:useLocalDpi xmlns:a14="http://schemas.microsoft.com/office/drawing/2010/main" val="0"/>
@@ -2441,10 +4397,10 @@
     </w:p>
     <w:p>
       <w:pPr>
-        <w:pStyle w:val="Descripcin"/>
-      </w:pPr>
-      <w:bookmarkStart w:id="17" w:name="_Ref224060787"/>
-      <w:bookmarkStart w:id="18" w:name="_Ref224060778"/>
+        <w:pStyle w:val="Caption"/>
+      </w:pPr>
+      <w:bookmarkStart w:id="15" w:name="_Ref224060787"/>
+      <w:bookmarkStart w:id="16" w:name="_Ref224060778"/>
       <w:r>
         <w:t xml:space="preserve">Gráfico </w:t>
       </w:r>
@@ -2481,14 +4437,14 @@
       <w:r>
         <w:fldChar w:fldCharType="end"/>
       </w:r>
-      <w:bookmarkEnd w:id="17"/>
+      <w:bookmarkEnd w:id="15"/>
       <w:r>
         <w:t xml:space="preserve">: </w:t>
       </w:r>
       <w:r>
         <w:t>Evolución anual de los deciles de precipitación en celda 01</w:t>
       </w:r>
-      <w:bookmarkEnd w:id="18"/>
+      <w:bookmarkEnd w:id="16"/>
     </w:p>
     <w:p>
       <w:r>
@@ -2546,7 +4502,7 @@
                     </pic:cNvPicPr>
                   </pic:nvPicPr>
                   <pic:blipFill>
-                    <a:blip r:embed="rId17">
+                    <a:blip r:embed="rId32">
                       <a:extLst>
                         <a:ext uri="{28A0092B-C50C-407E-A947-70E740481C1C}">
                           <a14:useLocalDpi xmlns:a14="http://schemas.microsoft.com/office/drawing/2010/main" val="0"/>
@@ -2579,9 +4535,9 @@
     </w:p>
     <w:p>
       <w:pPr>
-        <w:pStyle w:val="Descripcin"/>
-      </w:pPr>
-      <w:bookmarkStart w:id="19" w:name="_Ref224061267"/>
+        <w:pStyle w:val="Caption"/>
+      </w:pPr>
+      <w:bookmarkStart w:id="17" w:name="_Ref224061267"/>
       <w:r>
         <w:t xml:space="preserve">Gráfico </w:t>
       </w:r>
@@ -2618,7 +4574,7 @@
       <w:r>
         <w:fldChar w:fldCharType="end"/>
       </w:r>
-      <w:bookmarkEnd w:id="19"/>
+      <w:bookmarkEnd w:id="17"/>
       <w:r>
         <w:t xml:space="preserve">: </w:t>
       </w:r>
@@ -2703,20 +4659,14 @@
     </w:p>
     <w:p>
       <w:pPr>
-        <w:pStyle w:val="Prrafodelista"/>
+        <w:pStyle w:val="ListParagraph"/>
         <w:numPr>
           <w:ilvl w:val="0"/>
           <w:numId w:val="40"/>
         </w:numPr>
       </w:pPr>
       <w:r>
-        <w:t xml:space="preserve">El mes con la </w:t>
-      </w:r>
-      <w:r>
-        <w:t>precipitación</w:t>
-      </w:r>
-      <w:r>
-        <w:t xml:space="preserve"> mediana </w:t>
+        <w:t xml:space="preserve">El mes con la precipitación mediana </w:t>
       </w:r>
       <w:r>
         <w:rPr>
@@ -2753,13 +4703,7 @@
           <w:rPr>
             <w:rFonts w:ascii="Cambria Math" w:hAnsi="Cambria Math"/>
           </w:rPr>
-          <m:t>6.61</m:t>
-        </m:r>
-        <m:r>
-          <w:rPr>
-            <w:rFonts w:ascii="Cambria Math" w:hAnsi="Cambria Math"/>
-          </w:rPr>
-          <m:t>·</m:t>
+          <m:t>6.61·</m:t>
         </m:r>
         <m:sSup>
           <m:sSupPr>
@@ -2783,27 +4727,18 @@
               <w:rPr>
                 <w:rFonts w:ascii="Cambria Math" w:hAnsi="Cambria Math"/>
               </w:rPr>
-              <m:t>-</m:t>
-            </m:r>
-            <m:r>
-              <w:rPr>
-                <w:rFonts w:ascii="Cambria Math" w:hAnsi="Cambria Math"/>
-              </w:rPr>
-              <m:t>8</m:t>
+              <m:t>-8</m:t>
             </m:r>
           </m:sup>
         </m:sSup>
       </m:oMath>
       <w:r>
-        <w:t xml:space="preserve"> milímetros</w:t>
-      </w:r>
-      <w:r>
-        <w:t>.</w:t>
-      </w:r>
-    </w:p>
-    <w:p>
-      <w:pPr>
-        <w:pStyle w:val="Prrafodelista"/>
+        <w:t xml:space="preserve"> milímetros.</w:t>
+      </w:r>
+    </w:p>
+    <w:p>
+      <w:pPr>
+        <w:pStyle w:val="ListParagraph"/>
         <w:numPr>
           <w:ilvl w:val="0"/>
           <w:numId w:val="40"/>
@@ -2861,13 +4796,7 @@
           <w:rPr>
             <w:rFonts w:ascii="Cambria Math" w:hAnsi="Cambria Math"/>
           </w:rPr>
-          <m:t>6.61</m:t>
-        </m:r>
-        <m:r>
-          <w:rPr>
-            <w:rFonts w:ascii="Cambria Math" w:hAnsi="Cambria Math"/>
-          </w:rPr>
-          <m:t>·</m:t>
+          <m:t>6.61·</m:t>
         </m:r>
         <m:sSup>
           <m:sSupPr>
@@ -2891,13 +4820,7 @@
               <w:rPr>
                 <w:rFonts w:ascii="Cambria Math" w:hAnsi="Cambria Math"/>
               </w:rPr>
-              <m:t>-</m:t>
-            </m:r>
-            <m:r>
-              <w:rPr>
-                <w:rFonts w:ascii="Cambria Math" w:hAnsi="Cambria Math"/>
-              </w:rPr>
-              <m:t>7</m:t>
+              <m:t>-7</m:t>
             </m:r>
           </m:sup>
         </m:sSup>
@@ -2924,14 +4847,12 @@
     </w:p>
     <w:p>
       <w:pPr>
-        <w:pStyle w:val="Ttulo1"/>
-      </w:pPr>
-      <w:bookmarkStart w:id="20" w:name="_Toc224062359"/>
+        <w:pStyle w:val="Heading1"/>
+      </w:pPr>
       <w:r>
         <w:lastRenderedPageBreak/>
         <w:t>Conclusiones</w:t>
       </w:r>
-      <w:bookmarkEnd w:id="20"/>
     </w:p>
     <w:p>
       <w:pPr>
@@ -2955,18 +4876,16 @@
     <w:p/>
     <w:p>
       <w:pPr>
-        <w:pStyle w:val="Ttulo1"/>
-      </w:pPr>
-      <w:bookmarkStart w:id="21" w:name="_Toc224062360"/>
+        <w:pStyle w:val="Heading1"/>
+      </w:pPr>
       <w:r>
         <w:lastRenderedPageBreak/>
         <w:t>Autoría y uso de Chatgpt</w:t>
       </w:r>
-      <w:bookmarkEnd w:id="21"/>
-    </w:p>
-    <w:p>
-      <w:pPr>
-        <w:pStyle w:val="Prrafodelista"/>
+    </w:p>
+    <w:p>
+      <w:pPr>
+        <w:pStyle w:val="ListParagraph"/>
         <w:numPr>
           <w:ilvl w:val="0"/>
           <w:numId w:val="41"/>
@@ -2985,7 +4904,7 @@
     </w:p>
     <w:p>
       <w:pPr>
-        <w:pStyle w:val="Prrafodelista"/>
+        <w:pStyle w:val="ListParagraph"/>
         <w:numPr>
           <w:ilvl w:val="1"/>
           <w:numId w:val="41"/>
@@ -3004,7 +4923,7 @@
     </w:p>
     <w:p>
       <w:pPr>
-        <w:pStyle w:val="Prrafodelista"/>
+        <w:pStyle w:val="ListParagraph"/>
         <w:numPr>
           <w:ilvl w:val="1"/>
           <w:numId w:val="41"/>
@@ -3023,7 +4942,7 @@
     </w:p>
     <w:p>
       <w:pPr>
-        <w:pStyle w:val="Prrafodelista"/>
+        <w:pStyle w:val="ListParagraph"/>
         <w:numPr>
           <w:ilvl w:val="1"/>
           <w:numId w:val="41"/>
@@ -3042,7 +4961,7 @@
     </w:p>
     <w:p>
       <w:pPr>
-        <w:pStyle w:val="Prrafodelista"/>
+        <w:pStyle w:val="ListParagraph"/>
         <w:numPr>
           <w:ilvl w:val="0"/>
           <w:numId w:val="41"/>
@@ -3061,7 +4980,7 @@
     </w:p>
     <w:p>
       <w:pPr>
-        <w:pStyle w:val="Prrafodelista"/>
+        <w:pStyle w:val="ListParagraph"/>
         <w:numPr>
           <w:ilvl w:val="1"/>
           <w:numId w:val="41"/>
@@ -3074,7 +4993,7 @@
     </w:p>
     <w:p>
       <w:pPr>
-        <w:pStyle w:val="Prrafodelista"/>
+        <w:pStyle w:val="ListParagraph"/>
         <w:numPr>
           <w:ilvl w:val="1"/>
           <w:numId w:val="41"/>
@@ -3093,7 +5012,7 @@
     </w:p>
     <w:p>
       <w:pPr>
-        <w:pStyle w:val="Prrafodelista"/>
+        <w:pStyle w:val="ListParagraph"/>
         <w:numPr>
           <w:ilvl w:val="1"/>
           <w:numId w:val="41"/>
@@ -3112,7 +5031,7 @@
     </w:p>
     <w:p>
       <w:pPr>
-        <w:pStyle w:val="Prrafodelista"/>
+        <w:pStyle w:val="ListParagraph"/>
         <w:numPr>
           <w:ilvl w:val="1"/>
           <w:numId w:val="41"/>
@@ -3125,7 +5044,7 @@
     </w:p>
     <w:p>
       <w:pPr>
-        <w:pStyle w:val="Prrafodelista"/>
+        <w:pStyle w:val="ListParagraph"/>
         <w:numPr>
           <w:ilvl w:val="0"/>
           <w:numId w:val="41"/>
@@ -3144,7 +5063,7 @@
     </w:p>
     <w:p>
       <w:pPr>
-        <w:pStyle w:val="Prrafodelista"/>
+        <w:pStyle w:val="ListParagraph"/>
         <w:numPr>
           <w:ilvl w:val="1"/>
           <w:numId w:val="41"/>
@@ -3160,10 +5079,16 @@
         </w:rPr>
         <w:t>Antonio Urbano Murillo</w:t>
       </w:r>
-    </w:p>
-    <w:p>
-      <w:pPr>
-        <w:pStyle w:val="Prrafodelista"/>
+      <w:r>
+        <w:rPr>
+          <w:color w:val="000000"/>
+        </w:rPr>
+        <w:t xml:space="preserve"> y Alberto Rodríguez Vicente</w:t>
+      </w:r>
+    </w:p>
+    <w:p>
+      <w:pPr>
+        <w:pStyle w:val="ListParagraph"/>
         <w:numPr>
           <w:ilvl w:val="1"/>
           <w:numId w:val="41"/>
@@ -3182,7 +5107,7 @@
     </w:p>
     <w:p>
       <w:pPr>
-        <w:pStyle w:val="Prrafodelista"/>
+        <w:pStyle w:val="ListParagraph"/>
         <w:numPr>
           <w:ilvl w:val="1"/>
           <w:numId w:val="41"/>
@@ -3195,7 +5120,7 @@
     </w:p>
     <w:p>
       <w:pPr>
-        <w:pStyle w:val="Prrafodelista"/>
+        <w:pStyle w:val="ListParagraph"/>
         <w:numPr>
           <w:ilvl w:val="1"/>
           <w:numId w:val="41"/>
@@ -3214,7 +5139,7 @@
     </w:p>
     <w:p>
       <w:pPr>
-        <w:pStyle w:val="Prrafodelista"/>
+        <w:pStyle w:val="ListParagraph"/>
         <w:numPr>
           <w:ilvl w:val="0"/>
           <w:numId w:val="41"/>
@@ -3233,7 +5158,7 @@
     </w:p>
     <w:p>
       <w:pPr>
-        <w:pStyle w:val="Prrafodelista"/>
+        <w:pStyle w:val="ListParagraph"/>
         <w:numPr>
           <w:ilvl w:val="1"/>
           <w:numId w:val="41"/>
@@ -3246,7 +5171,7 @@
     </w:p>
     <w:p>
       <w:pPr>
-        <w:pStyle w:val="Prrafodelista"/>
+        <w:pStyle w:val="ListParagraph"/>
         <w:numPr>
           <w:ilvl w:val="1"/>
           <w:numId w:val="41"/>
@@ -3256,10 +5181,16 @@
           <w:color w:val="000000"/>
         </w:rPr>
       </w:pPr>
-    </w:p>
-    <w:p>
-      <w:pPr>
-        <w:pStyle w:val="Prrafodelista"/>
+      <w:r>
+        <w:rPr>
+          <w:color w:val="000000"/>
+        </w:rPr>
+        <w:t>Alberto Rodríguez Vicente</w:t>
+      </w:r>
+    </w:p>
+    <w:p>
+      <w:pPr>
+        <w:pStyle w:val="ListParagraph"/>
         <w:numPr>
           <w:ilvl w:val="1"/>
           <w:numId w:val="41"/>
@@ -3272,7 +5203,7 @@
     </w:p>
     <w:p>
       <w:pPr>
-        <w:pStyle w:val="Prrafodelista"/>
+        <w:pStyle w:val="ListParagraph"/>
         <w:numPr>
           <w:ilvl w:val="1"/>
           <w:numId w:val="41"/>
@@ -3330,24 +5261,28 @@
       <w:r>
         <w:t>para colocar cartelitos que indiquen donde está el máximo y el mínimo en el perfil de medianas.</w:t>
       </w:r>
+      <w:r>
+        <w:t xml:space="preserve"> – Antonio Urbano Murillo</w:t>
+      </w:r>
     </w:p>
     <w:p>
       <w:r>
         <w:t>Apartado 3.3, para replicar la gráfica de perfil de deciles pero con una escala logarítmica.</w:t>
+      </w:r>
+      <w:r>
+        <w:t xml:space="preserve"> – Antonio Urbano Murillo</w:t>
       </w:r>
     </w:p>
     <w:p/>
     <w:p/>
     <w:p>
       <w:pPr>
-        <w:pStyle w:val="Ttulo1"/>
-      </w:pPr>
-      <w:bookmarkStart w:id="22" w:name="_Toc224062361"/>
+        <w:pStyle w:val="Heading1"/>
+      </w:pPr>
       <w:r>
         <w:lastRenderedPageBreak/>
         <w:t>Anexo A</w:t>
       </w:r>
-      <w:bookmarkEnd w:id="22"/>
     </w:p>
     <w:p>
       <w:pPr>
@@ -3382,14 +5317,12 @@
     <w:p/>
     <w:p>
       <w:pPr>
-        <w:pStyle w:val="Ttulo1"/>
-      </w:pPr>
-      <w:bookmarkStart w:id="23" w:name="_Toc224062362"/>
+        <w:pStyle w:val="Heading1"/>
+      </w:pPr>
       <w:r>
         <w:lastRenderedPageBreak/>
         <w:t>Bibliografía</w:t>
       </w:r>
-      <w:bookmarkEnd w:id="23"/>
     </w:p>
     <w:p>
       <w:pPr>
@@ -3428,7 +5361,7 @@
         <w:ind w:left="1440" w:hanging="1440"/>
         <w:rPr>
           <w:szCs w:val="22"/>
-          <w:lang w:val="de-DE"/>
+          <w:lang w:val="en-US"/>
         </w:rPr>
       </w:pPr>
       <w:r>
@@ -3460,9 +5393,195 @@
         <w:t>: 844–847.</w:t>
       </w:r>
     </w:p>
+    <w:p>
+      <w:pPr>
+        <w:pStyle w:val="Heading1"/>
+      </w:pPr>
+      <w:r>
+        <w:lastRenderedPageBreak/>
+        <w:t>Otro apartado</w:t>
+      </w:r>
+    </w:p>
+    <w:p>
+      <w:r>
+        <w:t>En este apartado se presentan xxxxxxxxxxxxxxxxxxxx xxxxx.</w:t>
+      </w:r>
+    </w:p>
+    <w:p>
+      <w:pPr>
+        <w:pStyle w:val="Heading2"/>
+      </w:pPr>
+      <w:bookmarkStart w:id="18" w:name="_Toc224321748"/>
+      <w:r>
+        <w:t>xxxxxxxxxxxxx</w:t>
+      </w:r>
+      <w:bookmarkEnd w:id="18"/>
+    </w:p>
+    <w:p>
+      <w:r>
+        <w:t>xxxxxxxxxxxxxxxxxxxxxxxxxxxxxxxx xxxxxxxxxxxxxxxx</w:t>
+      </w:r>
+    </w:p>
+    <w:p>
+      <w:pPr>
+        <w:pStyle w:val="Heading2"/>
+      </w:pPr>
+      <w:bookmarkStart w:id="19" w:name="_Toc224321749"/>
+      <w:r>
+        <w:t>xxxxxxxxxxxxxxxxxxx</w:t>
+      </w:r>
+      <w:bookmarkEnd w:id="19"/>
+    </w:p>
+    <w:p>
+      <w:pPr>
+        <w:pStyle w:val="Heading3"/>
+      </w:pPr>
+      <w:bookmarkStart w:id="20" w:name="_Toc224321750"/>
+      <w:r>
+        <w:t>Xxxxxxx</w:t>
+      </w:r>
+      <w:bookmarkEnd w:id="20"/>
+    </w:p>
+    <w:p>
+      <w:pPr>
+        <w:tabs>
+          <w:tab w:val="left" w:pos="1620"/>
+        </w:tabs>
+      </w:pPr>
+      <w:r>
+        <w:rPr>
+          <w:rStyle w:val="Heading5Char"/>
+          <w:rFonts w:ascii="Book Antiqua" w:hAnsi="Book Antiqua"/>
+        </w:rPr>
+        <w:t xml:space="preserve">Xxxxxx xxxxx xxxx </w:t>
+      </w:r>
+      <w:r>
+        <w:t xml:space="preserve">. En la </w:t>
+      </w:r>
+      <w:r>
+        <w:fldChar w:fldCharType="begin"/>
+      </w:r>
+      <w:r>
+        <w:instrText xml:space="preserve"> REF _Ref242847250 \h  \* MERGEFORMAT </w:instrText>
+      </w:r>
+      <w:r>
+        <w:fldChar w:fldCharType="separate"/>
+      </w:r>
+      <w:r>
+        <w:t xml:space="preserve">Figura </w:t>
+      </w:r>
+      <w:r>
+        <w:t>17</w:t>
+      </w:r>
+      <w:r>
+        <w:fldChar w:fldCharType="end"/>
+      </w:r>
+      <w:r>
+        <w:t xml:space="preserve"> se muestra un ejemplo ...</w:t>
+      </w:r>
+    </w:p>
+    <w:p>
+      <w:pPr>
+        <w:keepNext/>
+        <w:tabs>
+          <w:tab w:val="left" w:pos="1620"/>
+        </w:tabs>
+        <w:jc w:val="center"/>
+      </w:pPr>
+      <w:r>
+        <w:rPr>
+          <w:lang w:eastAsia="en-US"/>
+        </w:rPr>
+        <w:drawing>
+          <wp:inline distT="0" distB="0" distL="0" distR="0" wp14:anchorId="31CB696B" wp14:editId="6397F99F">
+            <wp:extent cx="1775460" cy="1934845"/>
+            <wp:effectExtent l="19050" t="0" r="0" b="0"/>
+            <wp:docPr id="1" name="Imagen 1"/>
+            <wp:cNvGraphicFramePr>
+              <a:graphicFrameLocks xmlns:a="http://schemas.openxmlformats.org/drawingml/2006/main" noChangeAspect="1"/>
+            </wp:cNvGraphicFramePr>
+            <a:graphic xmlns:a="http://schemas.openxmlformats.org/drawingml/2006/main">
+              <a:graphicData uri="http://schemas.openxmlformats.org/drawingml/2006/picture">
+                <pic:pic xmlns:pic="http://schemas.openxmlformats.org/drawingml/2006/picture">
+                  <pic:nvPicPr>
+                    <pic:cNvPr id="0" name="Picture 1"/>
+                    <pic:cNvPicPr>
+                      <a:picLocks noChangeAspect="1" noChangeArrowheads="1"/>
+                    </pic:cNvPicPr>
+                  </pic:nvPicPr>
+                  <pic:blipFill>
+                    <a:blip r:embed="rId33" cstate="print"/>
+                    <a:srcRect/>
+                    <a:stretch>
+                      <a:fillRect/>
+                    </a:stretch>
+                  </pic:blipFill>
+                  <pic:spPr bwMode="auto">
+                    <a:xfrm>
+                      <a:off x="0" y="0"/>
+                      <a:ext cx="1775460" cy="1934845"/>
+                    </a:xfrm>
+                    <a:prstGeom prst="rect">
+                      <a:avLst/>
+                    </a:prstGeom>
+                    <a:noFill/>
+                    <a:ln w="9525">
+                      <a:noFill/>
+                      <a:miter lim="800000"/>
+                      <a:headEnd/>
+                      <a:tailEnd/>
+                    </a:ln>
+                  </pic:spPr>
+                </pic:pic>
+              </a:graphicData>
+            </a:graphic>
+          </wp:inline>
+        </w:drawing>
+      </w:r>
+    </w:p>
+    <w:p>
+      <w:pPr>
+        <w:pStyle w:val="Caption"/>
+      </w:pPr>
+      <w:bookmarkStart w:id="21" w:name="_Ref242847250"/>
+      <w:r>
+        <w:t xml:space="preserve">Figura </w:t>
+      </w:r>
+      <w:r>
+        <w:fldChar w:fldCharType="begin"/>
+      </w:r>
+      <w:r>
+        <w:instrText xml:space="preserve"> SEQ Figura \* ARABIC </w:instrText>
+      </w:r>
+      <w:r>
+        <w:fldChar w:fldCharType="separate"/>
+      </w:r>
+      <w:r>
+        <w:t>17</w:t>
+      </w:r>
+      <w:r>
+        <w:fldChar w:fldCharType="end"/>
+      </w:r>
+      <w:bookmarkEnd w:id="21"/>
+      <w:r>
+        <w:t>.</w:t>
+      </w:r>
+      <w:r>
+        <w:t>º</w:t>
+      </w:r>
+      <w:r>
+        <w:t xml:space="preserve"> </w:t>
+      </w:r>
+      <w:r>
+        <w:rPr>
+          <w:b w:val="0"/>
+        </w:rPr>
+        <w:t>Ejemplo de figura.</w:t>
+      </w:r>
+    </w:p>
     <w:sectPr>
-      <w:footerReference w:type="even" r:id="rId18"/>
-      <w:footerReference w:type="default" r:id="rId19"/>
+      <w:footerReference w:type="even" r:id="rId34"/>
+      <w:footerReference w:type="default" r:id="rId35"/>
       <w:pgSz w:w="11906" w:h="16838" w:code="9"/>
       <w:pgMar w:top="1418" w:right="1701" w:bottom="1418" w:left="1701" w:header="709" w:footer="709" w:gutter="0"/>
       <w:cols w:space="708"/>
@@ -3496,46 +5615,46 @@
 <w:ftr xmlns:wpc="http://schemas.microsoft.com/office/word/2010/wordprocessingCanvas" xmlns:cx="http://schemas.microsoft.com/office/drawing/2014/chartex" xmlns:cx1="http://schemas.microsoft.com/office/drawing/2015/9/8/chartex" xmlns:cx2="http://schemas.microsoft.com/office/drawing/2015/10/21/chartex" xmlns:cx3="http://schemas.microsoft.com/office/drawing/2016/5/9/chartex" xmlns:cx4="http://schemas.microsoft.com/office/drawing/2016/5/10/chartex" xmlns:cx5="http://schemas.microsoft.com/office/drawing/2016/5/11/chartex" xmlns:cx6="http://schemas.microsoft.com/office/drawing/2016/5/12/chartex" xmlns:cx7="http://schemas.microsoft.com/office/drawing/2016/5/13/chartex" xmlns:cx8="http://schemas.microsoft.com/office/drawing/2016/5/14/chartex" xmlns:mc="http://schemas.openxmlformats.org/markup-compatibility/2006" xmlns:aink="http://schemas.microsoft.com/office/drawing/2016/ink" xmlns:am3d="http://schemas.microsoft.com/office/drawing/2017/model3d" xmlns:o="urn:schemas-microsoft-com:office:office" xmlns:oel="http://schemas.microsoft.com/office/2019/extlst" xmlns:r="http://schemas.openxmlformats.org/officeDocument/2006/relationships" xmlns:m="http://schemas.openxmlformats.org/officeDocument/2006/math" xmlns:v="urn:schemas-microsoft-com:vml" xmlns:wp14="http://schemas.microsoft.com/office/word/2010/wordprocessingDrawing" xmlns:wp="http://schemas.openxmlformats.org/drawingml/2006/wordprocessingDrawing" xmlns:w10="urn:schemas-microsoft-com:office:word" xmlns:w="http://schemas.openxmlformats.org/wordprocessingml/2006/main" xmlns:w14="http://schemas.microsoft.com/office/word/2010/wordml" xmlns:w15="http://schemas.microsoft.com/office/word/2012/wordml" xmlns:w16cex="http://schemas.microsoft.com/office/word/2018/wordml/cex" xmlns:w16cid="http://schemas.microsoft.com/office/word/2016/wordml/cid" xmlns:w16="http://schemas.microsoft.com/office/word/2018/wordml" xmlns:w16du="http://schemas.microsoft.com/office/word/2023/wordml/word16du" xmlns:w16sdtdh="http://schemas.microsoft.com/office/word/2020/wordml/sdtdatahash" xmlns:w16sdtfl="http://schemas.microsoft.com/office/word/2024/wordml/sdtformatlock" xmlns:w16se="http://schemas.microsoft.com/office/word/2015/wordml/symex" xmlns:wpg="http://schemas.microsoft.com/office/word/2010/wordprocessingGroup" xmlns:wpi="http://schemas.microsoft.com/office/word/2010/wordprocessingInk" xmlns:wne="http://schemas.microsoft.com/office/word/2006/wordml" xmlns:wps="http://schemas.microsoft.com/office/word/2010/wordprocessingShape" mc:Ignorable="w14 w15 w16se w16cid w16 w16cex w16sdtdh w16sdtfl w16du wp14">
   <w:p>
     <w:pPr>
-      <w:pStyle w:val="Piedepgina"/>
+      <w:pStyle w:val="Footer"/>
       <w:framePr w:wrap="around" w:vAnchor="text" w:hAnchor="margin" w:xAlign="right" w:y="1"/>
       <w:rPr>
-        <w:rStyle w:val="Nmerodepgina"/>
+        <w:rStyle w:val="PageNumber"/>
       </w:rPr>
     </w:pPr>
     <w:r>
       <w:rPr>
-        <w:rStyle w:val="Nmerodepgina"/>
+        <w:rStyle w:val="PageNumber"/>
       </w:rPr>
       <w:fldChar w:fldCharType="begin"/>
     </w:r>
     <w:r>
       <w:rPr>
-        <w:rStyle w:val="Nmerodepgina"/>
+        <w:rStyle w:val="PageNumber"/>
       </w:rPr>
       <w:instrText xml:space="preserve">PAGE  </w:instrText>
     </w:r>
     <w:r>
       <w:rPr>
-        <w:rStyle w:val="Nmerodepgina"/>
+        <w:rStyle w:val="PageNumber"/>
       </w:rPr>
       <w:fldChar w:fldCharType="separate"/>
     </w:r>
     <w:r>
       <w:rPr>
-        <w:rStyle w:val="Nmerodepgina"/>
+        <w:rStyle w:val="PageNumber"/>
       </w:rPr>
       <w:t>71</w:t>
     </w:r>
     <w:r>
       <w:rPr>
-        <w:rStyle w:val="Nmerodepgina"/>
+        <w:rStyle w:val="PageNumber"/>
       </w:rPr>
       <w:fldChar w:fldCharType="end"/>
     </w:r>
   </w:p>
   <w:p>
     <w:pPr>
-      <w:pStyle w:val="Piedepgina"/>
+      <w:pStyle w:val="Footer"/>
       <w:ind w:right="360"/>
     </w:pPr>
   </w:p>
@@ -3546,7 +5665,7 @@
 <w:ftr xmlns:wpc="http://schemas.microsoft.com/office/word/2010/wordprocessingCanvas" xmlns:cx="http://schemas.microsoft.com/office/drawing/2014/chartex" xmlns:cx1="http://schemas.microsoft.com/office/drawing/2015/9/8/chartex" xmlns:cx2="http://schemas.microsoft.com/office/drawing/2015/10/21/chartex" xmlns:cx3="http://schemas.microsoft.com/office/drawing/2016/5/9/chartex" xmlns:cx4="http://schemas.microsoft.com/office/drawing/2016/5/10/chartex" xmlns:cx5="http://schemas.microsoft.com/office/drawing/2016/5/11/chartex" xmlns:cx6="http://schemas.microsoft.com/office/drawing/2016/5/12/chartex" xmlns:cx7="http://schemas.microsoft.com/office/drawing/2016/5/13/chartex" xmlns:cx8="http://schemas.microsoft.com/office/drawing/2016/5/14/chartex" xmlns:mc="http://schemas.openxmlformats.org/markup-compatibility/2006" xmlns:aink="http://schemas.microsoft.com/office/drawing/2016/ink" xmlns:am3d="http://schemas.microsoft.com/office/drawing/2017/model3d" xmlns:o="urn:schemas-microsoft-com:office:office" xmlns:oel="http://schemas.microsoft.com/office/2019/extlst" xmlns:r="http://schemas.openxmlformats.org/officeDocument/2006/relationships" xmlns:m="http://schemas.openxmlformats.org/officeDocument/2006/math" xmlns:v="urn:schemas-microsoft-com:vml" xmlns:wp14="http://schemas.microsoft.com/office/word/2010/wordprocessingDrawing" xmlns:wp="http://schemas.openxmlformats.org/drawingml/2006/wordprocessingDrawing" xmlns:w10="urn:schemas-microsoft-com:office:word" xmlns:w="http://schemas.openxmlformats.org/wordprocessingml/2006/main" xmlns:w14="http://schemas.microsoft.com/office/word/2010/wordml" xmlns:w15="http://schemas.microsoft.com/office/word/2012/wordml" xmlns:w16cex="http://schemas.microsoft.com/office/word/2018/wordml/cex" xmlns:w16cid="http://schemas.microsoft.com/office/word/2016/wordml/cid" xmlns:w16="http://schemas.microsoft.com/office/word/2018/wordml" xmlns:w16du="http://schemas.microsoft.com/office/word/2023/wordml/word16du" xmlns:w16sdtdh="http://schemas.microsoft.com/office/word/2020/wordml/sdtdatahash" xmlns:w16sdtfl="http://schemas.microsoft.com/office/word/2024/wordml/sdtformatlock" xmlns:w16se="http://schemas.microsoft.com/office/word/2015/wordml/symex" xmlns:wpg="http://schemas.microsoft.com/office/word/2010/wordprocessingGroup" xmlns:wpi="http://schemas.microsoft.com/office/word/2010/wordprocessingInk" xmlns:wne="http://schemas.microsoft.com/office/word/2006/wordml" xmlns:wps="http://schemas.microsoft.com/office/word/2010/wordprocessingShape" mc:Ignorable="w14 w15 w16se w16cid w16 w16cex w16sdtdh w16sdtfl w16du wp14">
   <w:p>
     <w:pPr>
-      <w:pStyle w:val="Piedepgina"/>
+      <w:pStyle w:val="Footer"/>
       <w:framePr w:w="1015" w:wrap="around" w:vAnchor="text" w:hAnchor="page" w:x="9202" w:y="359"/>
       <w:numPr>
         <w:ilvl w:val="0"/>
@@ -3555,14 +5674,14 @@
       <w:spacing w:before="60" w:after="0"/>
       <w:jc w:val="center"/>
       <w:rPr>
-        <w:rStyle w:val="Nmerodepgina"/>
+        <w:rStyle w:val="PageNumber"/>
         <w:sz w:val="20"/>
         <w:szCs w:val="20"/>
       </w:rPr>
     </w:pPr>
     <w:r>
       <w:rPr>
-        <w:rStyle w:val="Nmerodepgina"/>
+        <w:rStyle w:val="PageNumber"/>
         <w:sz w:val="20"/>
         <w:szCs w:val="20"/>
       </w:rPr>
@@ -3570,7 +5689,7 @@
     </w:r>
     <w:r>
       <w:rPr>
-        <w:rStyle w:val="Nmerodepgina"/>
+        <w:rStyle w:val="PageNumber"/>
         <w:sz w:val="20"/>
         <w:szCs w:val="20"/>
       </w:rPr>
@@ -3578,7 +5697,7 @@
     </w:r>
     <w:r>
       <w:rPr>
-        <w:rStyle w:val="Nmerodepgina"/>
+        <w:rStyle w:val="PageNumber"/>
         <w:sz w:val="20"/>
         <w:szCs w:val="20"/>
       </w:rPr>
@@ -3586,7 +5705,7 @@
     </w:r>
     <w:r>
       <w:rPr>
-        <w:rStyle w:val="Nmerodepgina"/>
+        <w:rStyle w:val="PageNumber"/>
         <w:sz w:val="20"/>
         <w:szCs w:val="20"/>
       </w:rPr>
@@ -3594,7 +5713,7 @@
     </w:r>
     <w:r>
       <w:rPr>
-        <w:rStyle w:val="Nmerodepgina"/>
+        <w:rStyle w:val="PageNumber"/>
         <w:sz w:val="20"/>
         <w:szCs w:val="20"/>
       </w:rPr>
@@ -3602,7 +5721,7 @@
     </w:r>
     <w:r>
       <w:rPr>
-        <w:rStyle w:val="Nmerodepgina"/>
+        <w:rStyle w:val="PageNumber"/>
         <w:sz w:val="20"/>
         <w:szCs w:val="20"/>
       </w:rPr>
@@ -3610,7 +5729,7 @@
     </w:r>
     <w:r>
       <w:rPr>
-        <w:rStyle w:val="Nmerodepgina"/>
+        <w:rStyle w:val="PageNumber"/>
         <w:sz w:val="20"/>
         <w:szCs w:val="20"/>
       </w:rPr>
@@ -3618,7 +5737,7 @@
     </w:r>
     <w:r>
       <w:rPr>
-        <w:rStyle w:val="Nmerodepgina"/>
+        <w:rStyle w:val="PageNumber"/>
         <w:sz w:val="20"/>
         <w:szCs w:val="20"/>
       </w:rPr>
@@ -3626,7 +5745,7 @@
     </w:r>
     <w:r>
       <w:rPr>
-        <w:rStyle w:val="Nmerodepgina"/>
+        <w:rStyle w:val="PageNumber"/>
         <w:sz w:val="20"/>
         <w:szCs w:val="20"/>
       </w:rPr>
@@ -3634,7 +5753,7 @@
     </w:r>
     <w:r>
       <w:rPr>
-        <w:rStyle w:val="Nmerodepgina"/>
+        <w:rStyle w:val="PageNumber"/>
         <w:sz w:val="20"/>
         <w:szCs w:val="20"/>
       </w:rPr>
@@ -3642,7 +5761,7 @@
     </w:r>
     <w:r>
       <w:rPr>
-        <w:rStyle w:val="Nmerodepgina"/>
+        <w:rStyle w:val="PageNumber"/>
         <w:sz w:val="20"/>
         <w:szCs w:val="20"/>
       </w:rPr>
@@ -3651,7 +5770,7 @@
   </w:p>
   <w:p>
     <w:pPr>
-      <w:pStyle w:val="Piedepgina"/>
+      <w:pStyle w:val="Footer"/>
       <w:numPr>
         <w:ilvl w:val="0"/>
         <w:numId w:val="0"/>
@@ -3831,11 +5950,10 @@
   <w:abstractNum w:abstractNumId="1" w15:restartNumberingAfterBreak="0">
     <w:nsid w:val="014E4DFB"/>
     <w:multiLevelType w:val="multilevel"/>
-    <w:tmpl w:val="3B12AB90"/>
+    <w:tmpl w:val="BEEE316E"/>
     <w:lvl w:ilvl="0">
-      <w:start w:val="1"/>
       <w:numFmt w:val="decimal"/>
-      <w:pStyle w:val="Ttulo1"/>
+      <w:pStyle w:val="Heading1"/>
       <w:suff w:val="space"/>
       <w:lvlText w:val="%1."/>
       <w:lvlJc w:val="left"/>
@@ -3843,7 +5961,7 @@
         <w:ind w:left="432" w:hanging="432"/>
       </w:pPr>
       <w:rPr>
-        <w:rFonts w:cs="Times New Roman"/>
+        <w:rFonts w:cs="Times New Roman" w:hint="default"/>
         <w:b w:val="0"/>
         <w:bCs w:val="0"/>
         <w:i w:val="0"/>
@@ -3869,12 +5987,12 @@
     <w:lvl w:ilvl="1">
       <w:start w:val="1"/>
       <w:numFmt w:val="decimal"/>
-      <w:pStyle w:val="Ttulo2"/>
+      <w:pStyle w:val="Heading2"/>
       <w:suff w:val="space"/>
       <w:lvlText w:val="%1.%2."/>
       <w:lvlJc w:val="left"/>
       <w:pPr>
-        <w:ind w:left="576" w:hanging="576"/>
+        <w:ind w:left="432" w:hanging="432"/>
       </w:pPr>
       <w:rPr>
         <w:rFonts w:hint="default"/>
@@ -3883,15 +6001,15 @@
     <w:lvl w:ilvl="2">
       <w:start w:val="1"/>
       <w:numFmt w:val="decimal"/>
-      <w:pStyle w:val="Ttulo3"/>
+      <w:pStyle w:val="Heading3"/>
       <w:suff w:val="space"/>
       <w:lvlText w:val="%1.%2.%3."/>
       <w:lvlJc w:val="left"/>
       <w:pPr>
-        <w:ind w:left="720" w:hanging="720"/>
-      </w:pPr>
-      <w:rPr>
-        <w:rFonts w:cs="Times New Roman"/>
+        <w:ind w:left="-5940" w:hanging="720"/>
+      </w:pPr>
+      <w:rPr>
+        <w:rFonts w:cs="Times New Roman" w:hint="default"/>
         <w:b w:val="0"/>
         <w:bCs w:val="0"/>
         <w:i w:val="0"/>
@@ -3917,12 +6035,12 @@
     <w:lvl w:ilvl="3">
       <w:start w:val="1"/>
       <w:numFmt w:val="decimal"/>
-      <w:pStyle w:val="Ttulo4"/>
+      <w:pStyle w:val="Heading4"/>
       <w:suff w:val="space"/>
       <w:lvlText w:val="%1.%2.%3.%4."/>
       <w:lvlJc w:val="left"/>
       <w:pPr>
-        <w:ind w:left="864" w:hanging="864"/>
+        <w:ind w:left="-5796" w:hanging="864"/>
       </w:pPr>
       <w:rPr>
         <w:rFonts w:hint="default"/>
@@ -3935,7 +6053,7 @@
       <w:lvlText w:val="%1.%2.%3.%4.%5."/>
       <w:lvlJc w:val="left"/>
       <w:pPr>
-        <w:ind w:left="1021" w:hanging="1021"/>
+        <w:ind w:left="-5639" w:hanging="1021"/>
       </w:pPr>
       <w:rPr>
         <w:rFonts w:hint="default"/>
@@ -3944,12 +6062,12 @@
     <w:lvl w:ilvl="5">
       <w:start w:val="1"/>
       <w:numFmt w:val="decimal"/>
-      <w:pStyle w:val="Ttulo6"/>
+      <w:pStyle w:val="Heading6"/>
       <w:suff w:val="space"/>
       <w:lvlText w:val="%1.%2.%3.%4.%5.%6.-"/>
       <w:lvlJc w:val="left"/>
       <w:pPr>
-        <w:ind w:left="1152" w:hanging="1152"/>
+        <w:ind w:left="-5508" w:hanging="1152"/>
       </w:pPr>
       <w:rPr>
         <w:rFonts w:hint="default"/>
@@ -3962,9 +6080,9 @@
       <w:lvlJc w:val="left"/>
       <w:pPr>
         <w:tabs>
-          <w:tab w:val="num" w:pos="1296"/>
-        </w:tabs>
-        <w:ind w:left="1296" w:hanging="1296"/>
+          <w:tab w:val="num" w:pos="-5364"/>
+        </w:tabs>
+        <w:ind w:left="-5364" w:hanging="1296"/>
       </w:pPr>
       <w:rPr>
         <w:rFonts w:hint="default"/>
@@ -3973,14 +6091,14 @@
     <w:lvl w:ilvl="7">
       <w:start w:val="1"/>
       <w:numFmt w:val="decimal"/>
-      <w:pStyle w:val="Ttulo8"/>
+      <w:pStyle w:val="Heading8"/>
       <w:lvlText w:val="%1.%2.%3.%4.%5.%6.%7.%8"/>
       <w:lvlJc w:val="left"/>
       <w:pPr>
         <w:tabs>
-          <w:tab w:val="num" w:pos="1440"/>
-        </w:tabs>
-        <w:ind w:left="1440" w:hanging="1440"/>
+          <w:tab w:val="num" w:pos="-5220"/>
+        </w:tabs>
+        <w:ind w:left="-5220" w:hanging="1440"/>
       </w:pPr>
       <w:rPr>
         <w:rFonts w:hint="default"/>
@@ -3989,14 +6107,14 @@
     <w:lvl w:ilvl="8">
       <w:start w:val="1"/>
       <w:numFmt w:val="decimal"/>
-      <w:pStyle w:val="Ttulo9"/>
+      <w:pStyle w:val="Heading9"/>
       <w:lvlText w:val="%1.%2.%3.%4.%5.%6.%7.%8.%9"/>
       <w:lvlJc w:val="left"/>
       <w:pPr>
         <w:tabs>
-          <w:tab w:val="num" w:pos="1584"/>
-        </w:tabs>
-        <w:ind w:left="1584" w:hanging="1584"/>
+          <w:tab w:val="num" w:pos="-5076"/>
+        </w:tabs>
+        <w:ind w:left="-5076" w:hanging="1584"/>
       </w:pPr>
       <w:rPr>
         <w:rFonts w:hint="default"/>
@@ -4775,7 +6893,7 @@
     <w:lvl w:ilvl="0" w:tplc="4EBCF8B2">
       <w:start w:val="1"/>
       <w:numFmt w:val="bullet"/>
-      <w:pStyle w:val="Listaconvietas5"/>
+      <w:pStyle w:val="ListBullet5"/>
       <w:lvlText w:val=""/>
       <w:lvlJc w:val="left"/>
       <w:pPr>
@@ -5588,7 +7706,7 @@
     <w:lvl w:ilvl="0">
       <w:start w:val="1"/>
       <w:numFmt w:val="decimal"/>
-      <w:pStyle w:val="Piedepgina"/>
+      <w:pStyle w:val="Footer"/>
       <w:suff w:val="nothing"/>
       <w:lvlText w:val="Tabla %1."/>
       <w:lvlJc w:val="left"/>
@@ -9136,11 +11254,11 @@
       <w:szCs w:val="24"/>
     </w:rPr>
   </w:style>
-  <w:style w:type="paragraph" w:styleId="Ttulo1">
+  <w:style w:type="paragraph" w:styleId="Heading1">
     <w:name w:val="heading 1"/>
     <w:basedOn w:val="Normal"/>
     <w:next w:val="Normal"/>
-    <w:link w:val="Ttulo1Car"/>
+    <w:link w:val="Heading1Char"/>
     <w:qFormat/>
     <w:rsid w:val="00116456"/>
     <w:pPr>
@@ -9166,11 +11284,11 @@
       <w:szCs w:val="32"/>
     </w:rPr>
   </w:style>
-  <w:style w:type="paragraph" w:styleId="Ttulo2">
+  <w:style w:type="paragraph" w:styleId="Heading2">
     <w:name w:val="heading 2"/>
     <w:basedOn w:val="Normal"/>
     <w:next w:val="Normal"/>
-    <w:link w:val="Ttulo2Car"/>
+    <w:link w:val="Heading2Char"/>
     <w:qFormat/>
     <w:rsid w:val="00116456"/>
     <w:pPr>
@@ -9191,7 +11309,7 @@
       <w:szCs w:val="28"/>
     </w:rPr>
   </w:style>
-  <w:style w:type="paragraph" w:styleId="Ttulo3">
+  <w:style w:type="paragraph" w:styleId="Heading3">
     <w:name w:val="heading 3"/>
     <w:basedOn w:val="Normal"/>
     <w:next w:val="Normal"/>
@@ -9214,7 +11332,7 @@
       <w:szCs w:val="26"/>
     </w:rPr>
   </w:style>
-  <w:style w:type="paragraph" w:styleId="Ttulo4">
+  <w:style w:type="paragraph" w:styleId="Heading4">
     <w:name w:val="heading 4"/>
     <w:basedOn w:val="Normal"/>
     <w:next w:val="Normal"/>
@@ -9238,11 +11356,11 @@
       <w:u w:val="single"/>
     </w:rPr>
   </w:style>
-  <w:style w:type="paragraph" w:styleId="Ttulo5">
+  <w:style w:type="paragraph" w:styleId="Heading5">
     <w:name w:val="heading 5"/>
     <w:basedOn w:val="Normal"/>
     <w:next w:val="Normal"/>
-    <w:link w:val="Ttulo5Car"/>
+    <w:link w:val="Heading5Char"/>
     <w:qFormat/>
     <w:rsid w:val="0050226F"/>
     <w:pPr>
@@ -9252,7 +11370,7 @@
       <w:outlineLvl w:val="4"/>
     </w:pPr>
   </w:style>
-  <w:style w:type="paragraph" w:styleId="Ttulo6">
+  <w:style w:type="paragraph" w:styleId="Heading6">
     <w:name w:val="heading 6"/>
     <w:basedOn w:val="Normal"/>
     <w:next w:val="Normal"/>
@@ -9273,7 +11391,7 @@
       <w:szCs w:val="22"/>
     </w:rPr>
   </w:style>
-  <w:style w:type="paragraph" w:styleId="Ttulo8">
+  <w:style w:type="paragraph" w:styleId="Heading8">
     <w:name w:val="heading 8"/>
     <w:basedOn w:val="Normal"/>
     <w:next w:val="Normal"/>
@@ -9293,7 +11411,7 @@
       <w:iCs/>
     </w:rPr>
   </w:style>
-  <w:style w:type="paragraph" w:styleId="Ttulo9">
+  <w:style w:type="paragraph" w:styleId="Heading9">
     <w:name w:val="heading 9"/>
     <w:basedOn w:val="Normal"/>
     <w:next w:val="Normal"/>
@@ -9312,12 +11430,12 @@
       <w:szCs w:val="22"/>
     </w:rPr>
   </w:style>
-  <w:style w:type="character" w:default="1" w:styleId="Fuentedeprrafopredeter">
+  <w:style w:type="character" w:default="1" w:styleId="DefaultParagraphFont">
     <w:name w:val="Default Paragraph Font"/>
     <w:uiPriority w:val="1"/>
     <w:unhideWhenUsed/>
   </w:style>
-  <w:style w:type="table" w:default="1" w:styleId="Tablanormal">
+  <w:style w:type="table" w:default="1" w:styleId="TableNormal">
     <w:name w:val="Normal Table"/>
     <w:uiPriority w:val="99"/>
     <w:semiHidden/>
@@ -9332,16 +11450,16 @@
       </w:tblCellMar>
     </w:tblPr>
   </w:style>
-  <w:style w:type="numbering" w:default="1" w:styleId="Sinlista">
+  <w:style w:type="numbering" w:default="1" w:styleId="NoList">
     <w:name w:val="No List"/>
     <w:uiPriority w:val="99"/>
     <w:semiHidden/>
     <w:unhideWhenUsed/>
   </w:style>
-  <w:style w:type="character" w:customStyle="1" w:styleId="Ttulo5Car">
-    <w:name w:val="Título 5 Car"/>
-    <w:basedOn w:val="Fuentedeprrafopredeter"/>
-    <w:link w:val="Ttulo5"/>
+  <w:style w:type="character" w:customStyle="1" w:styleId="Heading5Char">
+    <w:name w:val="Heading 5 Char"/>
+    <w:basedOn w:val="DefaultParagraphFont"/>
+    <w:link w:val="Heading5"/>
     <w:rsid w:val="0050226F"/>
     <w:rPr>
       <w:rFonts w:ascii="Optima" w:hAnsi="Optima"/>
@@ -9411,7 +11529,7 @@
       <w:sz w:val="56"/>
     </w:rPr>
   </w:style>
-  <w:style w:type="paragraph" w:styleId="Encabezado">
+  <w:style w:type="paragraph" w:styleId="Header">
     <w:name w:val="header"/>
     <w:basedOn w:val="Normal"/>
     <w:rsid w:val="00253C66"/>
@@ -9422,7 +11540,7 @@
       </w:tabs>
     </w:pPr>
   </w:style>
-  <w:style w:type="paragraph" w:styleId="Piedepgina">
+  <w:style w:type="paragraph" w:styleId="Footer">
     <w:name w:val="footer"/>
     <w:basedOn w:val="Normal"/>
     <w:rsid w:val="00253C66"/>
@@ -9436,12 +11554,12 @@
       </w:tabs>
     </w:pPr>
   </w:style>
-  <w:style w:type="character" w:styleId="Nmerodepgina">
+  <w:style w:type="character" w:styleId="PageNumber">
     <w:name w:val="page number"/>
-    <w:basedOn w:val="Fuentedeprrafopredeter"/>
+    <w:basedOn w:val="DefaultParagraphFont"/>
     <w:rsid w:val="00253C66"/>
   </w:style>
-  <w:style w:type="paragraph" w:styleId="Mapadeldocumento">
+  <w:style w:type="paragraph" w:styleId="DocumentMap">
     <w:name w:val="Document Map"/>
     <w:basedOn w:val="Normal"/>
     <w:semiHidden/>
@@ -9455,7 +11573,7 @@
       <w:szCs w:val="20"/>
     </w:rPr>
   </w:style>
-  <w:style w:type="paragraph" w:styleId="TDC2">
+  <w:style w:type="paragraph" w:styleId="TOC2">
     <w:name w:val="toc 2"/>
     <w:basedOn w:val="Normal"/>
     <w:next w:val="Normal"/>
@@ -9472,7 +11590,7 @@
       <w:sz w:val="20"/>
     </w:rPr>
   </w:style>
-  <w:style w:type="paragraph" w:styleId="TDC1">
+  <w:style w:type="paragraph" w:styleId="TOC1">
     <w:name w:val="toc 1"/>
     <w:basedOn w:val="Normal"/>
     <w:next w:val="Normal"/>
@@ -9487,7 +11605,7 @@
       <w:smallCaps/>
     </w:rPr>
   </w:style>
-  <w:style w:type="paragraph" w:styleId="TDC3">
+  <w:style w:type="paragraph" w:styleId="TOC3">
     <w:name w:val="toc 3"/>
     <w:basedOn w:val="Normal"/>
     <w:next w:val="Normal"/>
@@ -9502,9 +11620,9 @@
       <w:sz w:val="20"/>
     </w:rPr>
   </w:style>
-  <w:style w:type="character" w:styleId="Hipervnculo">
+  <w:style w:type="character" w:styleId="Hyperlink">
     <w:name w:val="Hyperlink"/>
-    <w:basedOn w:val="Fuentedeprrafopredeter"/>
+    <w:basedOn w:val="DefaultParagraphFont"/>
     <w:uiPriority w:val="99"/>
     <w:rsid w:val="002D1825"/>
     <w:rPr>
@@ -9512,7 +11630,7 @@
       <w:u w:val="single"/>
     </w:rPr>
   </w:style>
-  <w:style w:type="paragraph" w:styleId="Sangra3detindependiente">
+  <w:style w:type="paragraph" w:styleId="BodyTextIndent3">
     <w:name w:val="Body Text Indent 3"/>
     <w:basedOn w:val="Normal"/>
     <w:rsid w:val="0062617F"/>
@@ -9536,7 +11654,7 @@
       <w:lang w:eastAsia="en-US"/>
     </w:rPr>
   </w:style>
-  <w:style w:type="paragraph" w:styleId="Sangradetextonormal">
+  <w:style w:type="paragraph" w:styleId="BodyTextIndent">
     <w:name w:val="Body Text Indent"/>
     <w:basedOn w:val="Normal"/>
     <w:rsid w:val="0062617F"/>
@@ -9546,7 +11664,7 @@
   </w:style>
   <w:style w:type="paragraph" w:customStyle="1" w:styleId="titulotfc">
     <w:name w:val="titulo tfc"/>
-    <w:basedOn w:val="Ttulo1"/>
+    <w:basedOn w:val="Heading1"/>
     <w:autoRedefine/>
     <w:rsid w:val="0062617F"/>
     <w:pPr>
@@ -9634,14 +11752,14 @@
   </w:style>
   <w:style w:type="character" w:customStyle="1" w:styleId="MTEquationSection">
     <w:name w:val="MTEquationSection"/>
-    <w:basedOn w:val="Fuentedeprrafopredeter"/>
+    <w:basedOn w:val="DefaultParagraphFont"/>
     <w:rsid w:val="001779CC"/>
     <w:rPr>
       <w:vanish/>
       <w:color w:val="FF0000"/>
     </w:rPr>
   </w:style>
-  <w:style w:type="paragraph" w:styleId="TDC4">
+  <w:style w:type="paragraph" w:styleId="TOC4">
     <w:name w:val="toc 4"/>
     <w:basedOn w:val="Normal"/>
     <w:next w:val="Normal"/>
@@ -9656,7 +11774,7 @@
       <w:sz w:val="20"/>
     </w:rPr>
   </w:style>
-  <w:style w:type="paragraph" w:styleId="TDC5">
+  <w:style w:type="paragraph" w:styleId="TOC5">
     <w:name w:val="toc 5"/>
     <w:basedOn w:val="Normal"/>
     <w:next w:val="Normal"/>
@@ -9671,7 +11789,7 @@
       <w:sz w:val="20"/>
     </w:rPr>
   </w:style>
-  <w:style w:type="paragraph" w:styleId="Tabladeilustraciones">
+  <w:style w:type="paragraph" w:styleId="TableofFigures">
     <w:name w:val="table of figures"/>
     <w:basedOn w:val="Normal"/>
     <w:next w:val="Normal"/>
@@ -9692,7 +11810,7 @@
       <w:lang w:eastAsia="en-US"/>
     </w:rPr>
   </w:style>
-  <w:style w:type="paragraph" w:styleId="ndice1">
+  <w:style w:type="paragraph" w:styleId="Index1">
     <w:name w:val="index 1"/>
     <w:basedOn w:val="Normal"/>
     <w:next w:val="Normal"/>
@@ -9707,7 +11825,7 @@
       <w:sz w:val="28"/>
     </w:rPr>
   </w:style>
-  <w:style w:type="paragraph" w:styleId="Textodeglobo">
+  <w:style w:type="paragraph" w:styleId="BalloonText">
     <w:name w:val="Balloon Text"/>
     <w:basedOn w:val="Normal"/>
     <w:semiHidden/>
@@ -9734,9 +11852,9 @@
       <w:lang w:val="es-ES_tradnl" w:eastAsia="en-US"/>
     </w:rPr>
   </w:style>
-  <w:style w:type="character" w:styleId="Refdecomentario">
+  <w:style w:type="character" w:styleId="CommentReference">
     <w:name w:val="annotation reference"/>
-    <w:basedOn w:val="Fuentedeprrafopredeter"/>
+    <w:basedOn w:val="DefaultParagraphFont"/>
     <w:semiHidden/>
     <w:rsid w:val="00301AC2"/>
     <w:rPr>
@@ -9767,9 +11885,9 @@
       <w:lang w:eastAsia="en-US"/>
     </w:rPr>
   </w:style>
-  <w:style w:type="table" w:styleId="Tablaconcuadrcula">
+  <w:style w:type="table" w:styleId="TableGrid">
     <w:name w:val="Table Grid"/>
-    <w:basedOn w:val="Tablanormal"/>
+    <w:basedOn w:val="TableNormal"/>
     <w:rsid w:val="00513451"/>
     <w:pPr>
       <w:spacing w:before="240" w:after="120"/>
@@ -9786,7 +11904,7 @@
       </w:tblBorders>
     </w:tblPr>
   </w:style>
-  <w:style w:type="paragraph" w:styleId="Listaconvietas5">
+  <w:style w:type="paragraph" w:styleId="ListBullet5">
     <w:name w:val="List Bullet 5"/>
     <w:basedOn w:val="Normal"/>
     <w:autoRedefine/>
@@ -9802,7 +11920,7 @@
       <w:sz w:val="24"/>
     </w:rPr>
   </w:style>
-  <w:style w:type="paragraph" w:styleId="Sangra2detindependiente">
+  <w:style w:type="paragraph" w:styleId="BodyTextIndent2">
     <w:name w:val="Body Text Indent 2"/>
     <w:basedOn w:val="Normal"/>
     <w:rsid w:val="000C78F4"/>
@@ -9840,7 +11958,7 @@
   </w:style>
   <w:style w:type="character" w:customStyle="1" w:styleId="CuadrosCar">
     <w:name w:val="Cuadros Car"/>
-    <w:basedOn w:val="Fuentedeprrafopredeter"/>
+    <w:basedOn w:val="DefaultParagraphFont"/>
     <w:link w:val="Cuadros"/>
     <w:rsid w:val="003D30B6"/>
     <w:rPr>
@@ -9880,7 +11998,7 @@
       <w:lang w:val="en-US" w:eastAsia="en-US"/>
     </w:rPr>
   </w:style>
-  <w:style w:type="paragraph" w:styleId="Textonotapie">
+  <w:style w:type="paragraph" w:styleId="FootnoteText">
     <w:name w:val="footnote text"/>
     <w:basedOn w:val="Normal"/>
     <w:semiHidden/>
@@ -9890,9 +12008,9 @@
       <w:szCs w:val="20"/>
     </w:rPr>
   </w:style>
-  <w:style w:type="character" w:styleId="Refdenotaalpie">
+  <w:style w:type="character" w:styleId="FootnoteReference">
     <w:name w:val="footnote reference"/>
-    <w:basedOn w:val="Fuentedeprrafopredeter"/>
+    <w:basedOn w:val="DefaultParagraphFont"/>
     <w:semiHidden/>
     <w:rsid w:val="0046121F"/>
     <w:rPr>
@@ -9915,7 +12033,7 @@
   </w:style>
   <w:style w:type="character" w:customStyle="1" w:styleId="TextoCarCar">
     <w:name w:val="Texto Car Car"/>
-    <w:basedOn w:val="Fuentedeprrafopredeter"/>
+    <w:basedOn w:val="DefaultParagraphFont"/>
     <w:link w:val="TextoCar"/>
     <w:rsid w:val="00150BEB"/>
     <w:rPr>
@@ -9938,19 +12056,19 @@
       <w:szCs w:val="24"/>
     </w:rPr>
   </w:style>
-  <w:style w:type="paragraph" w:styleId="Lista">
+  <w:style w:type="paragraph" w:styleId="List">
     <w:name w:val="List"/>
     <w:basedOn w:val="Texto"/>
-    <w:link w:val="ListaCar"/>
+    <w:link w:val="ListChar"/>
     <w:rsid w:val="003958FC"/>
     <w:pPr>
       <w:ind w:left="283" w:hanging="283"/>
     </w:pPr>
   </w:style>
-  <w:style w:type="character" w:customStyle="1" w:styleId="ListaCar">
-    <w:name w:val="Lista Car"/>
-    <w:basedOn w:val="Fuentedeprrafopredeter"/>
-    <w:link w:val="Lista"/>
+  <w:style w:type="character" w:customStyle="1" w:styleId="ListChar">
+    <w:name w:val="List Char"/>
+    <w:basedOn w:val="DefaultParagraphFont"/>
+    <w:link w:val="List"/>
     <w:rsid w:val="003958FC"/>
     <w:rPr>
       <w:rFonts w:ascii="Optima" w:hAnsi="Optima"/>
@@ -9978,7 +12096,7 @@
   </w:style>
   <w:style w:type="character" w:customStyle="1" w:styleId="codigoCar">
     <w:name w:val="codigo Car"/>
-    <w:basedOn w:val="Fuentedeprrafopredeter"/>
+    <w:basedOn w:val="DefaultParagraphFont"/>
     <w:link w:val="codigo"/>
     <w:rsid w:val="00B77D13"/>
     <w:rPr>
@@ -9988,9 +12106,9 @@
       <w:lang w:val="es-ES_tradnl" w:eastAsia="es-ES" w:bidi="ar-SA"/>
     </w:rPr>
   </w:style>
-  <w:style w:type="table" w:styleId="Tablaprofesional">
+  <w:style w:type="table" w:styleId="TableProfessional">
     <w:name w:val="Table Professional"/>
-    <w:basedOn w:val="Tablanormal"/>
+    <w:basedOn w:val="TableNormal"/>
     <w:rsid w:val="00B77D13"/>
     <w:pPr>
       <w:numPr>
@@ -10049,9 +12167,9 @@
       <w:lang w:val="es-ES_tradnl"/>
     </w:rPr>
   </w:style>
-  <w:style w:type="character" w:styleId="Hipervnculovisitado">
+  <w:style w:type="character" w:styleId="FollowedHyperlink">
     <w:name w:val="FollowedHyperlink"/>
-    <w:basedOn w:val="Fuentedeprrafopredeter"/>
+    <w:basedOn w:val="DefaultParagraphFont"/>
     <w:rsid w:val="000D6EFB"/>
     <w:rPr>
       <w:color w:val="800080"/>
@@ -10079,8 +12197,8 @@
   </w:style>
   <w:style w:type="table" w:customStyle="1" w:styleId="Tablaprofesional1">
     <w:name w:val="Tabla profesional1"/>
-    <w:basedOn w:val="Tablanormal"/>
-    <w:next w:val="Tablaprofesional"/>
+    <w:basedOn w:val="TableNormal"/>
+    <w:next w:val="TableProfessional"/>
     <w:rsid w:val="000C1EEC"/>
     <w:pPr>
       <w:spacing w:before="240"/>
@@ -10118,7 +12236,7 @@
       </w:tcPr>
     </w:tblStylePr>
   </w:style>
-  <w:style w:type="paragraph" w:styleId="TDC6">
+  <w:style w:type="paragraph" w:styleId="TOC6">
     <w:name w:val="toc 6"/>
     <w:basedOn w:val="Normal"/>
     <w:next w:val="Normal"/>
@@ -10135,7 +12253,7 @@
       <w:sz w:val="24"/>
     </w:rPr>
   </w:style>
-  <w:style w:type="paragraph" w:styleId="TDC7">
+  <w:style w:type="paragraph" w:styleId="TOC7">
     <w:name w:val="toc 7"/>
     <w:basedOn w:val="Normal"/>
     <w:next w:val="Normal"/>
@@ -10152,7 +12270,7 @@
       <w:sz w:val="24"/>
     </w:rPr>
   </w:style>
-  <w:style w:type="paragraph" w:styleId="TDC8">
+  <w:style w:type="paragraph" w:styleId="TOC8">
     <w:name w:val="toc 8"/>
     <w:basedOn w:val="Normal"/>
     <w:next w:val="Normal"/>
@@ -10169,7 +12287,7 @@
       <w:sz w:val="24"/>
     </w:rPr>
   </w:style>
-  <w:style w:type="paragraph" w:styleId="TDC9">
+  <w:style w:type="paragraph" w:styleId="TOC9">
     <w:name w:val="toc 9"/>
     <w:basedOn w:val="Normal"/>
     <w:next w:val="Normal"/>
@@ -10227,7 +12345,7 @@
   </w:style>
   <w:style w:type="character" w:customStyle="1" w:styleId="FirstparagraphCar">
     <w:name w:val="First paragraph Car"/>
-    <w:basedOn w:val="Fuentedeprrafopredeter"/>
+    <w:basedOn w:val="DefaultParagraphFont"/>
     <w:link w:val="Firstparagraph"/>
     <w:rsid w:val="00323E21"/>
     <w:rPr>
@@ -10236,9 +12354,9 @@
       <w:lang w:val="en-US" w:eastAsia="en-US" w:bidi="ar-SA"/>
     </w:rPr>
   </w:style>
-  <w:style w:type="character" w:styleId="Fuerte">
+  <w:style w:type="character" w:styleId="Strong">
     <w:name w:val="Strong"/>
-    <w:basedOn w:val="Fuentedeprrafopredeter"/>
+    <w:basedOn w:val="DefaultParagraphFont"/>
     <w:qFormat/>
     <w:rsid w:val="00003207"/>
     <w:rPr>
@@ -10262,7 +12380,7 @@
       <w:lang w:val="en-GB"/>
     </w:rPr>
   </w:style>
-  <w:style w:type="paragraph" w:styleId="HTMLconformatoprevio">
+  <w:style w:type="paragraph" w:styleId="HTMLPreformatted">
     <w:name w:val="HTML Preformatted"/>
     <w:basedOn w:val="Normal"/>
     <w:rsid w:val="00F01DAA"/>
@@ -10294,7 +12412,7 @@
       <w:szCs w:val="20"/>
     </w:rPr>
   </w:style>
-  <w:style w:type="paragraph" w:styleId="Descripcin">
+  <w:style w:type="paragraph" w:styleId="Caption">
     <w:name w:val="caption"/>
     <w:basedOn w:val="Normal"/>
     <w:next w:val="Normal"/>
@@ -10310,10 +12428,10 @@
       <w:szCs w:val="20"/>
     </w:rPr>
   </w:style>
-  <w:style w:type="paragraph" w:styleId="Ttulo">
+  <w:style w:type="paragraph" w:styleId="Title">
     <w:name w:val="Title"/>
     <w:basedOn w:val="Normal"/>
-    <w:link w:val="TtuloCar"/>
+    <w:link w:val="TitleChar"/>
     <w:qFormat/>
     <w:rsid w:val="00157714"/>
     <w:pPr>
@@ -10332,10 +12450,10 @@
       <w:szCs w:val="32"/>
     </w:rPr>
   </w:style>
-  <w:style w:type="character" w:customStyle="1" w:styleId="TtuloCar">
-    <w:name w:val="Título Car"/>
-    <w:basedOn w:val="Fuentedeprrafopredeter"/>
-    <w:link w:val="Ttulo"/>
+  <w:style w:type="character" w:customStyle="1" w:styleId="TitleChar">
+    <w:name w:val="Title Char"/>
+    <w:basedOn w:val="DefaultParagraphFont"/>
+    <w:link w:val="Title"/>
     <w:locked/>
     <w:rsid w:val="00157714"/>
     <w:rPr>
@@ -10365,7 +12483,7 @@
       <w:lang w:val="en-US" w:eastAsia="en-US"/>
     </w:rPr>
   </w:style>
-  <w:style w:type="paragraph" w:styleId="Prrafodelista">
+  <w:style w:type="paragraph" w:styleId="ListParagraph">
     <w:name w:val="List Paragraph"/>
     <w:basedOn w:val="Normal"/>
     <w:uiPriority w:val="34"/>
@@ -10376,10 +12494,10 @@
       <w:contextualSpacing/>
     </w:pPr>
   </w:style>
-  <w:style w:type="character" w:customStyle="1" w:styleId="Ttulo1Car">
-    <w:name w:val="Título 1 Car"/>
-    <w:basedOn w:val="Fuentedeprrafopredeter"/>
-    <w:link w:val="Ttulo1"/>
+  <w:style w:type="character" w:customStyle="1" w:styleId="Heading1Char">
+    <w:name w:val="Heading 1 Char"/>
+    <w:basedOn w:val="DefaultParagraphFont"/>
+    <w:link w:val="Heading1"/>
     <w:rsid w:val="00C17ABC"/>
     <w:rPr>
       <w:rFonts w:ascii="Book Antiqua" w:hAnsi="Book Antiqua" w:cs="Arial"/>
@@ -10392,10 +12510,10 @@
       <w:szCs w:val="32"/>
     </w:rPr>
   </w:style>
-  <w:style w:type="character" w:customStyle="1" w:styleId="Ttulo2Car">
-    <w:name w:val="Título 2 Car"/>
-    <w:basedOn w:val="Fuentedeprrafopredeter"/>
-    <w:link w:val="Ttulo2"/>
+  <w:style w:type="character" w:customStyle="1" w:styleId="Heading2Char">
+    <w:name w:val="Heading 2 Char"/>
+    <w:basedOn w:val="DefaultParagraphFont"/>
+    <w:link w:val="Heading2"/>
     <w:rsid w:val="00C17ABC"/>
     <w:rPr>
       <w:rFonts w:ascii="Book Antiqua" w:hAnsi="Book Antiqua" w:cs="Arial"/>
@@ -10407,9 +12525,9 @@
       <w:szCs w:val="28"/>
     </w:rPr>
   </w:style>
-  <w:style w:type="character" w:styleId="Textodelmarcadordeposicin">
+  <w:style w:type="character" w:styleId="PlaceholderText">
     <w:name w:val="Placeholder Text"/>
-    <w:basedOn w:val="Fuentedeprrafopredeter"/>
+    <w:basedOn w:val="DefaultParagraphFont"/>
     <w:uiPriority w:val="99"/>
     <w:semiHidden/>
     <w:rsid w:val="00A87241"/>
@@ -10704,10 +12822,6 @@
 </file>
 
 <file path=customXml/item1.xml><?xml version="1.0" encoding="utf-8"?>
-<b:Sources xmlns:b="http://schemas.openxmlformats.org/officeDocument/2006/bibliography" xmlns="http://schemas.openxmlformats.org/officeDocument/2006/bibliography" SelectedStyle="\APASixthEditionOfficeOnline.xsl" StyleName="APA" Version="6"/>
-</file>
-
-<file path=customXml/item2.xml><?xml version="1.0" encoding="utf-8"?>
 <?mso-contentType ?>
 <FormTemplates xmlns="http://schemas.microsoft.com/sharepoint/v3/contenttype/forms">
   <Display>DocumentLibraryForm</Display>
@@ -10716,7 +12830,17 @@
 </FormTemplates>
 </file>
 
+<file path=customXml/item2.xml><?xml version="1.0" encoding="utf-8"?>
+<b:Sources xmlns:b="http://schemas.openxmlformats.org/officeDocument/2006/bibliography" xmlns="http://schemas.openxmlformats.org/officeDocument/2006/bibliography" SelectedStyle="\APASixthEditionOfficeOnline.xsl" StyleName="APA" Version="6"/>
+</file>
+
 <file path=customXml/item3.xml><?xml version="1.0" encoding="utf-8"?>
+<p:properties xmlns:p="http://schemas.microsoft.com/office/2006/metadata/properties" xmlns:xsi="http://www.w3.org/2001/XMLSchema-instance" xmlns:pc="http://schemas.microsoft.com/office/infopath/2007/PartnerControls">
+  <documentManagement/>
+</p:properties>
+</file>
+
+<file path=customXml/item4.xml><?xml version="1.0" encoding="utf-8"?>
 <ct:contentTypeSchema xmlns:ct="http://schemas.microsoft.com/office/2006/metadata/contentType" xmlns:ma="http://schemas.microsoft.com/office/2006/metadata/properties/metaAttributes" ct:_="" ma:_="" ma:contentTypeName="Documento" ma:contentTypeID="0x01010005816C507664E340A43062961C043726" ma:contentTypeVersion="2" ma:contentTypeDescription="Crear nuevo documento." ma:contentTypeScope="" ma:versionID="adda2e20a47baa4167f223a185137a32">
   <xsd:schema xmlns:xsd="http://www.w3.org/2001/XMLSchema" xmlns:xs="http://www.w3.org/2001/XMLSchema" xmlns:p="http://schemas.microsoft.com/office/2006/metadata/properties" xmlns:ns2="17d05a7e-bf14-41c8-b0c5-da09d3b133e0" targetNamespace="http://schemas.microsoft.com/office/2006/metadata/properties" ma:root="true" ma:fieldsID="22695b4c6431d1952474eaa29992bf11" ns2:_="">
     <xsd:import namespace="17d05a7e-bf14-41c8-b0c5-da09d3b133e0"/>
@@ -10848,13 +12972,15 @@
 </ct:contentTypeSchema>
 </file>
 
-<file path=customXml/item4.xml><?xml version="1.0" encoding="utf-8"?>
-<p:properties xmlns:p="http://schemas.microsoft.com/office/2006/metadata/properties" xmlns:xsi="http://www.w3.org/2001/XMLSchema-instance" xmlns:pc="http://schemas.microsoft.com/office/infopath/2007/PartnerControls">
-  <documentManagement/>
-</p:properties>
+<file path=customXml/itemProps1.xml><?xml version="1.0" encoding="utf-8"?>
+<ds:datastoreItem xmlns:ds="http://schemas.openxmlformats.org/officeDocument/2006/customXml" ds:itemID="{68FC53D6-4B1D-45A5-94CF-C792148F74B8}">
+  <ds:schemaRefs>
+    <ds:schemaRef ds:uri="http://schemas.microsoft.com/sharepoint/v3/contenttype/forms"/>
+  </ds:schemaRefs>
+</ds:datastoreItem>
 </file>
 
-<file path=customXml/itemProps1.xml><?xml version="1.0" encoding="utf-8"?>
+<file path=customXml/itemProps2.xml><?xml version="1.0" encoding="utf-8"?>
 <ds:datastoreItem xmlns:ds="http://schemas.openxmlformats.org/officeDocument/2006/customXml" ds:itemID="{4271499D-4520-4918-8125-406B4565C133}">
   <ds:schemaRefs>
     <ds:schemaRef ds:uri="http://schemas.openxmlformats.org/officeDocument/2006/bibliography"/>
@@ -10862,15 +12988,16 @@
 </ds:datastoreItem>
 </file>
 
-<file path=customXml/itemProps2.xml><?xml version="1.0" encoding="utf-8"?>
-<ds:datastoreItem xmlns:ds="http://schemas.openxmlformats.org/officeDocument/2006/customXml" ds:itemID="{68FC53D6-4B1D-45A5-94CF-C792148F74B8}">
+<file path=customXml/itemProps3.xml><?xml version="1.0" encoding="utf-8"?>
+<ds:datastoreItem xmlns:ds="http://schemas.openxmlformats.org/officeDocument/2006/customXml" ds:itemID="{309EE98E-0D28-4A7C-A0A6-C0E416B02BA7}">
   <ds:schemaRefs>
-    <ds:schemaRef ds:uri="http://schemas.microsoft.com/sharepoint/v3/contenttype/forms"/>
+    <ds:schemaRef ds:uri="http://schemas.microsoft.com/office/2006/metadata/properties"/>
+    <ds:schemaRef ds:uri="http://schemas.microsoft.com/office/infopath/2007/PartnerControls"/>
   </ds:schemaRefs>
 </ds:datastoreItem>
 </file>
 
-<file path=customXml/itemProps3.xml><?xml version="1.0" encoding="utf-8"?>
+<file path=customXml/itemProps4.xml><?xml version="1.0" encoding="utf-8"?>
 <ds:datastoreItem xmlns:ds="http://schemas.openxmlformats.org/officeDocument/2006/customXml" ds:itemID="{89239E26-6105-436A-81BF-E8DB98110BF2}">
   <ds:schemaRefs>
     <ds:schemaRef ds:uri="http://schemas.microsoft.com/office/2006/metadata/contentType"/>
@@ -10886,13 +13013,4 @@
     <ds:schemaRef ds:uri="http://schemas.microsoft.com/internal/obd"/>
   </ds:schemaRefs>
 </ds:datastoreItem>
-</file>
-
-<file path=customXml/itemProps4.xml><?xml version="1.0" encoding="utf-8"?>
-<ds:datastoreItem xmlns:ds="http://schemas.openxmlformats.org/officeDocument/2006/customXml" ds:itemID="{309EE98E-0D28-4A7C-A0A6-C0E416B02BA7}">
-  <ds:schemaRefs>
-    <ds:schemaRef ds:uri="http://schemas.microsoft.com/office/2006/metadata/properties"/>
-    <ds:schemaRef ds:uri="http://schemas.microsoft.com/office/infopath/2007/PartnerControls"/>
-  </ds:schemaRefs>
-</ds:datastoreItem>
 </file>
--- a/documentation/Informe del trabajo.docx
+++ b/documentation/Informe del trabajo.docx
@@ -1183,7 +1183,7 @@
           <w:lang w:eastAsia="en-US"/>
         </w:rPr>
         <w:drawing>
-          <wp:inline distT="0" distB="0" distL="0" distR="0" wp14:anchorId="2DF93B18" wp14:editId="0BD6AFF7">
+          <wp:inline distT="0" distB="0" distL="0" distR="0" wp14:anchorId="2DF93B18" wp14:editId="6110BD50">
             <wp:extent cx="5397500" cy="2137410"/>
             <wp:effectExtent l="0" t="0" r="0" b="0"/>
             <wp:docPr id="875891137" name="Picture 1"/>
@@ -4164,7 +4164,7 @@
       </w:pPr>
       <w:r>
         <w:drawing>
-          <wp:inline distT="0" distB="0" distL="0" distR="0" wp14:anchorId="678B59BD" wp14:editId="00DF268D">
+          <wp:inline distT="0" distB="0" distL="0" distR="0" wp14:anchorId="678B59BD" wp14:editId="23E69C8E">
             <wp:extent cx="4401768" cy="2556000"/>
             <wp:effectExtent l="0" t="0" r="0" b="0"/>
             <wp:docPr id="1412103006" name="Imagen 5"/>
@@ -4347,7 +4347,7 @@
       </w:pPr>
       <w:r>
         <w:drawing>
-          <wp:inline distT="0" distB="0" distL="0" distR="0" wp14:anchorId="5F603B3B" wp14:editId="616BD534">
+          <wp:inline distT="0" distB="0" distL="0" distR="0" wp14:anchorId="5F603B3B" wp14:editId="5DF8912F">
             <wp:extent cx="4532347" cy="2628000"/>
             <wp:effectExtent l="0" t="0" r="0" b="0"/>
             <wp:docPr id="642635995" name="Imagen 6"/>
@@ -4884,6 +4884,11 @@
       </w:r>
     </w:p>
     <w:p>
+      <w:r>
+        <w:t>Autoría:</w:t>
+      </w:r>
+    </w:p>
+    <w:p>
       <w:pPr>
         <w:pStyle w:val="ListParagraph"/>
         <w:numPr>
@@ -4990,6 +4995,12 @@
           <w:color w:val="000000"/>
         </w:rPr>
       </w:pPr>
+      <w:r>
+        <w:rPr>
+          <w:color w:val="000000"/>
+        </w:rPr>
+        <w:t>Pablo Romero Teruel</w:t>
+      </w:r>
     </w:p>
     <w:p>
       <w:pPr>
@@ -5041,6 +5052,12 @@
           <w:color w:val="000000"/>
         </w:rPr>
       </w:pPr>
+      <w:r>
+        <w:rPr>
+          <w:color w:val="000000"/>
+        </w:rPr>
+        <w:t>Pablo Romero Teruel</w:t>
+      </w:r>
     </w:p>
     <w:p>
       <w:pPr>
@@ -5117,6 +5134,12 @@
           <w:color w:val="000000"/>
         </w:rPr>
       </w:pPr>
+      <w:r>
+        <w:rPr>
+          <w:color w:val="000000"/>
+        </w:rPr>
+        <w:t>Antonio Urbano Murillo</w:t>
+      </w:r>
     </w:p>
     <w:p>
       <w:pPr>
@@ -11433,6 +11456,7 @@
   <w:style w:type="character" w:default="1" w:styleId="DefaultParagraphFont">
     <w:name w:val="Default Paragraph Font"/>
     <w:uiPriority w:val="1"/>
+    <w:semiHidden/>
     <w:unhideWhenUsed/>
   </w:style>
   <w:style w:type="table" w:default="1" w:styleId="TableNormal">
@@ -12822,6 +12846,10 @@
 </file>
 
 <file path=customXml/item1.xml><?xml version="1.0" encoding="utf-8"?>
+<b:Sources xmlns:b="http://schemas.openxmlformats.org/officeDocument/2006/bibliography" xmlns="http://schemas.openxmlformats.org/officeDocument/2006/bibliography" SelectedStyle="\APASixthEditionOfficeOnline.xsl" StyleName="APA" Version="6"/>
+</file>
+
+<file path=customXml/item2.xml><?xml version="1.0" encoding="utf-8"?>
 <?mso-contentType ?>
 <FormTemplates xmlns="http://schemas.microsoft.com/sharepoint/v3/contenttype/forms">
   <Display>DocumentLibraryForm</Display>
@@ -12830,17 +12858,7 @@
 </FormTemplates>
 </file>
 
-<file path=customXml/item2.xml><?xml version="1.0" encoding="utf-8"?>
-<b:Sources xmlns:b="http://schemas.openxmlformats.org/officeDocument/2006/bibliography" xmlns="http://schemas.openxmlformats.org/officeDocument/2006/bibliography" SelectedStyle="\APASixthEditionOfficeOnline.xsl" StyleName="APA" Version="6"/>
-</file>
-
 <file path=customXml/item3.xml><?xml version="1.0" encoding="utf-8"?>
-<p:properties xmlns:p="http://schemas.microsoft.com/office/2006/metadata/properties" xmlns:xsi="http://www.w3.org/2001/XMLSchema-instance" xmlns:pc="http://schemas.microsoft.com/office/infopath/2007/PartnerControls">
-  <documentManagement/>
-</p:properties>
-</file>
-
-<file path=customXml/item4.xml><?xml version="1.0" encoding="utf-8"?>
 <ct:contentTypeSchema xmlns:ct="http://schemas.microsoft.com/office/2006/metadata/contentType" xmlns:ma="http://schemas.microsoft.com/office/2006/metadata/properties/metaAttributes" ct:_="" ma:_="" ma:contentTypeName="Documento" ma:contentTypeID="0x01010005816C507664E340A43062961C043726" ma:contentTypeVersion="2" ma:contentTypeDescription="Crear nuevo documento." ma:contentTypeScope="" ma:versionID="adda2e20a47baa4167f223a185137a32">
   <xsd:schema xmlns:xsd="http://www.w3.org/2001/XMLSchema" xmlns:xs="http://www.w3.org/2001/XMLSchema" xmlns:p="http://schemas.microsoft.com/office/2006/metadata/properties" xmlns:ns2="17d05a7e-bf14-41c8-b0c5-da09d3b133e0" targetNamespace="http://schemas.microsoft.com/office/2006/metadata/properties" ma:root="true" ma:fieldsID="22695b4c6431d1952474eaa29992bf11" ns2:_="">
     <xsd:import namespace="17d05a7e-bf14-41c8-b0c5-da09d3b133e0"/>
@@ -12972,7 +12990,21 @@
 </ct:contentTypeSchema>
 </file>
 
+<file path=customXml/item4.xml><?xml version="1.0" encoding="utf-8"?>
+<p:properties xmlns:p="http://schemas.microsoft.com/office/2006/metadata/properties" xmlns:xsi="http://www.w3.org/2001/XMLSchema-instance" xmlns:pc="http://schemas.microsoft.com/office/infopath/2007/PartnerControls">
+  <documentManagement/>
+</p:properties>
+</file>
+
 <file path=customXml/itemProps1.xml><?xml version="1.0" encoding="utf-8"?>
+<ds:datastoreItem xmlns:ds="http://schemas.openxmlformats.org/officeDocument/2006/customXml" ds:itemID="{4271499D-4520-4918-8125-406B4565C133}">
+  <ds:schemaRefs>
+    <ds:schemaRef ds:uri="http://schemas.openxmlformats.org/officeDocument/2006/bibliography"/>
+  </ds:schemaRefs>
+</ds:datastoreItem>
+</file>
+
+<file path=customXml/itemProps2.xml><?xml version="1.0" encoding="utf-8"?>
 <ds:datastoreItem xmlns:ds="http://schemas.openxmlformats.org/officeDocument/2006/customXml" ds:itemID="{68FC53D6-4B1D-45A5-94CF-C792148F74B8}">
   <ds:schemaRefs>
     <ds:schemaRef ds:uri="http://schemas.microsoft.com/sharepoint/v3/contenttype/forms"/>
@@ -12980,24 +13012,7 @@
 </ds:datastoreItem>
 </file>
 
-<file path=customXml/itemProps2.xml><?xml version="1.0" encoding="utf-8"?>
-<ds:datastoreItem xmlns:ds="http://schemas.openxmlformats.org/officeDocument/2006/customXml" ds:itemID="{4271499D-4520-4918-8125-406B4565C133}">
-  <ds:schemaRefs>
-    <ds:schemaRef ds:uri="http://schemas.openxmlformats.org/officeDocument/2006/bibliography"/>
-  </ds:schemaRefs>
-</ds:datastoreItem>
-</file>
-
 <file path=customXml/itemProps3.xml><?xml version="1.0" encoding="utf-8"?>
-<ds:datastoreItem xmlns:ds="http://schemas.openxmlformats.org/officeDocument/2006/customXml" ds:itemID="{309EE98E-0D28-4A7C-A0A6-C0E416B02BA7}">
-  <ds:schemaRefs>
-    <ds:schemaRef ds:uri="http://schemas.microsoft.com/office/2006/metadata/properties"/>
-    <ds:schemaRef ds:uri="http://schemas.microsoft.com/office/infopath/2007/PartnerControls"/>
-  </ds:schemaRefs>
-</ds:datastoreItem>
-</file>
-
-<file path=customXml/itemProps4.xml><?xml version="1.0" encoding="utf-8"?>
 <ds:datastoreItem xmlns:ds="http://schemas.openxmlformats.org/officeDocument/2006/customXml" ds:itemID="{89239E26-6105-436A-81BF-E8DB98110BF2}">
   <ds:schemaRefs>
     <ds:schemaRef ds:uri="http://schemas.microsoft.com/office/2006/metadata/contentType"/>
@@ -13013,4 +13028,13 @@
     <ds:schemaRef ds:uri="http://schemas.microsoft.com/internal/obd"/>
   </ds:schemaRefs>
 </ds:datastoreItem>
+</file>
+
+<file path=customXml/itemProps4.xml><?xml version="1.0" encoding="utf-8"?>
+<ds:datastoreItem xmlns:ds="http://schemas.openxmlformats.org/officeDocument/2006/customXml" ds:itemID="{309EE98E-0D28-4A7C-A0A6-C0E416B02BA7}">
+  <ds:schemaRefs>
+    <ds:schemaRef ds:uri="http://schemas.microsoft.com/office/2006/metadata/properties"/>
+    <ds:schemaRef ds:uri="http://schemas.microsoft.com/office/infopath/2007/PartnerControls"/>
+  </ds:schemaRefs>
+</ds:datastoreItem>
 </file>
--- a/documentation/Informe del trabajo.docx
+++ b/documentation/Informe del trabajo.docx
@@ -352,7 +352,7 @@
         </w:rPr>
         <w:fldChar w:fldCharType="separate"/>
       </w:r>
-      <w:hyperlink w:anchor="_Toc224321740" w:history="1">
+      <w:hyperlink w:anchor="_Toc224382899" w:history="1">
         <w:r>
           <w:rPr>
             <w:rStyle w:val="Hyperlink"/>
@@ -375,7 +375,7 @@
           <w:rPr>
             <w:webHidden/>
           </w:rPr>
-          <w:instrText xml:space="preserve"> PAGEREF _Toc224321740 \h </w:instrText>
+          <w:instrText xml:space="preserve"> PAGEREF _Toc224382899 \h </w:instrText>
         </w:r>
         <w:r>
           <w:rPr>
@@ -417,7 +417,7 @@
           <w14:ligatures w14:val="standardContextual"/>
         </w:rPr>
       </w:pPr>
-      <w:hyperlink w:anchor="_Toc224321741" w:history="1">
+      <w:hyperlink w:anchor="_Toc224382900" w:history="1">
         <w:r>
           <w:rPr>
             <w:rStyle w:val="Hyperlink"/>
@@ -440,7 +440,7 @@
           <w:rPr>
             <w:webHidden/>
           </w:rPr>
-          <w:instrText xml:space="preserve"> PAGEREF _Toc224321741 \h </w:instrText>
+          <w:instrText xml:space="preserve"> PAGEREF _Toc224382900 \h </w:instrText>
         </w:r>
         <w:r>
           <w:rPr>
@@ -482,7 +482,7 @@
           <w14:ligatures w14:val="standardContextual"/>
         </w:rPr>
       </w:pPr>
-      <w:hyperlink w:anchor="_Toc224321742" w:history="1">
+      <w:hyperlink w:anchor="_Toc224382901" w:history="1">
         <w:r>
           <w:rPr>
             <w:rStyle w:val="Hyperlink"/>
@@ -505,7 +505,7 @@
           <w:rPr>
             <w:webHidden/>
           </w:rPr>
-          <w:instrText xml:space="preserve"> PAGEREF _Toc224321742 \h </w:instrText>
+          <w:instrText xml:space="preserve"> PAGEREF _Toc224382901 \h </w:instrText>
         </w:r>
         <w:r>
           <w:rPr>
@@ -547,7 +547,7 @@
           <w14:ligatures w14:val="standardContextual"/>
         </w:rPr>
       </w:pPr>
-      <w:hyperlink w:anchor="_Toc224321743" w:history="1">
+      <w:hyperlink w:anchor="_Toc224382902" w:history="1">
         <w:r>
           <w:rPr>
             <w:rStyle w:val="Hyperlink"/>
@@ -570,7 +570,7 @@
           <w:rPr>
             <w:webHidden/>
           </w:rPr>
-          <w:instrText xml:space="preserve"> PAGEREF _Toc224321743 \h </w:instrText>
+          <w:instrText xml:space="preserve"> PAGEREF _Toc224382902 \h </w:instrText>
         </w:r>
         <w:r>
           <w:rPr>
@@ -612,7 +612,7 @@
           <w14:ligatures w14:val="standardContextual"/>
         </w:rPr>
       </w:pPr>
-      <w:hyperlink w:anchor="_Toc224321744" w:history="1">
+      <w:hyperlink w:anchor="_Toc224382903" w:history="1">
         <w:r>
           <w:rPr>
             <w:rStyle w:val="Hyperlink"/>
@@ -635,7 +635,7 @@
           <w:rPr>
             <w:webHidden/>
           </w:rPr>
-          <w:instrText xml:space="preserve"> PAGEREF _Toc224321744 \h </w:instrText>
+          <w:instrText xml:space="preserve"> PAGEREF _Toc224382903 \h </w:instrText>
         </w:r>
         <w:r>
           <w:rPr>
@@ -677,7 +677,7 @@
           <w14:ligatures w14:val="standardContextual"/>
         </w:rPr>
       </w:pPr>
-      <w:hyperlink w:anchor="_Toc224321745" w:history="1">
+      <w:hyperlink w:anchor="_Toc224382904" w:history="1">
         <w:r>
           <w:rPr>
             <w:rStyle w:val="Hyperlink"/>
@@ -700,7 +700,7 @@
           <w:rPr>
             <w:webHidden/>
           </w:rPr>
-          <w:instrText xml:space="preserve"> PAGEREF _Toc224321745 \h </w:instrText>
+          <w:instrText xml:space="preserve"> PAGEREF _Toc224382904 \h </w:instrText>
         </w:r>
         <w:r>
           <w:rPr>
@@ -742,7 +742,7 @@
           <w14:ligatures w14:val="standardContextual"/>
         </w:rPr>
       </w:pPr>
-      <w:hyperlink w:anchor="_Toc224321746" w:history="1">
+      <w:hyperlink w:anchor="_Toc224382905" w:history="1">
         <w:r>
           <w:rPr>
             <w:rStyle w:val="Hyperlink"/>
@@ -765,7 +765,7 @@
           <w:rPr>
             <w:webHidden/>
           </w:rPr>
-          <w:instrText xml:space="preserve"> PAGEREF _Toc224321746 \h </w:instrText>
+          <w:instrText xml:space="preserve"> PAGEREF _Toc224382905 \h </w:instrText>
         </w:r>
         <w:r>
           <w:rPr>
@@ -807,12 +807,24 @@
           <w14:ligatures w14:val="standardContextual"/>
         </w:rPr>
       </w:pPr>
-      <w:hyperlink w:anchor="_Toc224321747" w:history="1">
+      <w:hyperlink w:anchor="_Toc224382906" w:history="1">
         <w:r>
           <w:rPr>
             <w:rStyle w:val="Hyperlink"/>
           </w:rPr>
-          <w:t>3.3. Precipitación en la celda 01</w:t>
+          <w:t>3.3. Precipita</w:t>
+        </w:r>
+        <w:r>
+          <w:rPr>
+            <w:rStyle w:val="Hyperlink"/>
+          </w:rPr>
+          <w:t>c</w:t>
+        </w:r>
+        <w:r>
+          <w:rPr>
+            <w:rStyle w:val="Hyperlink"/>
+          </w:rPr>
+          <w:t>ión en la celda 01</w:t>
         </w:r>
         <w:r>
           <w:rPr>
@@ -830,7 +842,7 @@
           <w:rPr>
             <w:webHidden/>
           </w:rPr>
-          <w:instrText xml:space="preserve"> PAGEREF _Toc224321747 \h </w:instrText>
+          <w:instrText xml:space="preserve"> PAGEREF _Toc224382906 \h </w:instrText>
         </w:r>
         <w:r>
           <w:rPr>
@@ -872,12 +884,24 @@
           <w14:ligatures w14:val="standardContextual"/>
         </w:rPr>
       </w:pPr>
-      <w:hyperlink w:anchor="_Toc224321748" w:history="1">
+      <w:hyperlink w:anchor="_Toc224382907" w:history="1">
         <w:r>
           <w:rPr>
             <w:rStyle w:val="Hyperlink"/>
           </w:rPr>
-          <w:t>8.1. xxxxxxxxxxxxx</w:t>
+          <w:t>8.1. xx</w:t>
+        </w:r>
+        <w:r>
+          <w:rPr>
+            <w:rStyle w:val="Hyperlink"/>
+          </w:rPr>
+          <w:t>x</w:t>
+        </w:r>
+        <w:r>
+          <w:rPr>
+            <w:rStyle w:val="Hyperlink"/>
+          </w:rPr>
+          <w:t>xxxxxxxxxx</w:t>
         </w:r>
         <w:r>
           <w:rPr>
@@ -895,7 +919,7 @@
           <w:rPr>
             <w:webHidden/>
           </w:rPr>
-          <w:instrText xml:space="preserve"> PAGEREF _Toc224321748 \h </w:instrText>
+          <w:instrText xml:space="preserve"> PAGEREF _Toc224382907 \h </w:instrText>
         </w:r>
         <w:r>
           <w:rPr>
@@ -912,7 +936,7 @@
           <w:rPr>
             <w:webHidden/>
           </w:rPr>
-          <w:t>25</w:t>
+          <w:t>26</w:t>
         </w:r>
         <w:r>
           <w:rPr>
@@ -937,7 +961,7 @@
           <w14:ligatures w14:val="standardContextual"/>
         </w:rPr>
       </w:pPr>
-      <w:hyperlink w:anchor="_Toc224321749" w:history="1">
+      <w:hyperlink w:anchor="_Toc224382908" w:history="1">
         <w:r>
           <w:rPr>
             <w:rStyle w:val="Hyperlink"/>
@@ -960,7 +984,7 @@
           <w:rPr>
             <w:webHidden/>
           </w:rPr>
-          <w:instrText xml:space="preserve"> PAGEREF _Toc224321749 \h </w:instrText>
+          <w:instrText xml:space="preserve"> PAGEREF _Toc224382908 \h </w:instrText>
         </w:r>
         <w:r>
           <w:rPr>
@@ -977,7 +1001,7 @@
           <w:rPr>
             <w:webHidden/>
           </w:rPr>
-          <w:t>25</w:t>
+          <w:t>26</w:t>
         </w:r>
         <w:r>
           <w:rPr>
@@ -1001,7 +1025,7 @@
           <w14:ligatures w14:val="standardContextual"/>
         </w:rPr>
       </w:pPr>
-      <w:hyperlink w:anchor="_Toc224321750" w:history="1">
+      <w:hyperlink w:anchor="_Toc224382909" w:history="1">
         <w:r>
           <w:rPr>
             <w:rStyle w:val="Hyperlink"/>
@@ -1024,7 +1048,7 @@
           <w:rPr>
             <w:webHidden/>
           </w:rPr>
-          <w:instrText xml:space="preserve"> PAGEREF _Toc224321750 \h </w:instrText>
+          <w:instrText xml:space="preserve"> PAGEREF _Toc224382909 \h </w:instrText>
         </w:r>
         <w:r>
           <w:rPr>
@@ -1041,7 +1065,7 @@
           <w:rPr>
             <w:webHidden/>
           </w:rPr>
-          <w:t>25</w:t>
+          <w:t>26</w:t>
         </w:r>
         <w:r>
           <w:rPr>
@@ -1150,7 +1174,7 @@
       <w:pPr>
         <w:pStyle w:val="Heading2"/>
       </w:pPr>
-      <w:bookmarkStart w:id="0" w:name="_Toc224321740"/>
+      <w:bookmarkStart w:id="0" w:name="_Toc224382899"/>
       <w:r>
         <w:t>Distribución en las celdas 01 y 10</w:t>
       </w:r>
@@ -2084,7 +2108,7 @@
       <w:pPr>
         <w:pStyle w:val="Heading2"/>
       </w:pPr>
-      <w:bookmarkStart w:id="1" w:name="_Toc224321741"/>
+      <w:bookmarkStart w:id="1" w:name="_Toc224382900"/>
       <w:r>
         <w:lastRenderedPageBreak/>
         <w:t>Cambios según día de la semana, mes y año.</w:t>
@@ -2520,7 +2544,7 @@
       <w:pPr>
         <w:pStyle w:val="Heading2"/>
       </w:pPr>
-      <w:bookmarkStart w:id="2" w:name="_Toc224321742"/>
+      <w:bookmarkStart w:id="2" w:name="_Toc224382901"/>
       <w:r>
         <w:t>dsuihf</w:t>
       </w:r>
@@ -2535,7 +2559,7 @@
       <w:pPr>
         <w:pStyle w:val="Heading2"/>
       </w:pPr>
-      <w:bookmarkStart w:id="3" w:name="_Toc224321743"/>
+      <w:bookmarkStart w:id="3" w:name="_Toc224382902"/>
       <w:r>
         <w:t>Relaciones entre los datos de</w:t>
       </w:r>
@@ -2848,7 +2872,7 @@
       <w:pPr>
         <w:pStyle w:val="Heading2"/>
       </w:pPr>
-      <w:bookmarkStart w:id="4" w:name="_Toc224321744"/>
+      <w:bookmarkStart w:id="4" w:name="_Toc224382903"/>
       <w:r>
         <w:lastRenderedPageBreak/>
         <w:t>Relaciones para irradiación y precipitación.</w:t>
@@ -3402,7 +3426,7 @@
       <w:pPr>
         <w:pStyle w:val="Heading2"/>
       </w:pPr>
-      <w:bookmarkStart w:id="5" w:name="_Toc224321745"/>
+      <w:bookmarkStart w:id="5" w:name="_Toc224382904"/>
       <w:r>
         <w:t>Temperatura en la celda 01</w:t>
       </w:r>
@@ -3858,7 +3882,7 @@
       <w:pPr>
         <w:pStyle w:val="Heading2"/>
       </w:pPr>
-      <w:bookmarkStart w:id="10" w:name="_Toc224321746"/>
+      <w:bookmarkStart w:id="10" w:name="_Toc224382905"/>
       <w:r>
         <w:t>Irradiación en la celda 01</w:t>
       </w:r>
@@ -4329,7 +4353,7 @@
       <w:pPr>
         <w:pStyle w:val="Heading2"/>
       </w:pPr>
-      <w:bookmarkStart w:id="14" w:name="_Toc224321747"/>
+      <w:bookmarkStart w:id="14" w:name="_Toc224382906"/>
       <w:r>
         <w:t>Precipitación en la celda 01</w:t>
       </w:r>
@@ -5434,7 +5458,7 @@
       <w:pPr>
         <w:pStyle w:val="Heading2"/>
       </w:pPr>
-      <w:bookmarkStart w:id="18" w:name="_Toc224321748"/>
+      <w:bookmarkStart w:id="18" w:name="_Toc224382907"/>
       <w:r>
         <w:t>xxxxxxxxxxxxx</w:t>
       </w:r>
@@ -5449,7 +5473,7 @@
       <w:pPr>
         <w:pStyle w:val="Heading2"/>
       </w:pPr>
-      <w:bookmarkStart w:id="19" w:name="_Toc224321749"/>
+      <w:bookmarkStart w:id="19" w:name="_Toc224382908"/>
       <w:r>
         <w:t>xxxxxxxxxxxxxxxxxxx</w:t>
       </w:r>
@@ -5459,7 +5483,7 @@
       <w:pPr>
         <w:pStyle w:val="Heading3"/>
       </w:pPr>
-      <w:bookmarkStart w:id="20" w:name="_Toc224321750"/>
+      <w:bookmarkStart w:id="20" w:name="_Toc224382909"/>
       <w:r>
         <w:t>Xxxxxxx</w:t>
       </w:r>
